--- a/briefs/2027-military-service-credit-cost-window/03-Annex-B-Fiscal-Assumptions-and-Sources.docx
+++ b/briefs/2027-military-service-credit-cost-window/03-Annex-B-Fiscal-Assumptions-and-Sources.docx
@@ -42,7 +42,7 @@
         <w:rPr>
           <w:b/>
         </w:rPr>
-        <w:t>v2.1 — reconciled against Annex 2 Closure; A-22 and A-28 restated and A-29 added per red team S-5, F-1 and S-4</w:t>
+        <w:t>v2.2 — (a) A-30 and U-16 registered per red team F-1A and S-9; (b) U-07 and U-08 closed, A-29 quantified against the Board's published retirement decrements, U-01 established as a verified absence, U-14 and U-15 opened</w:t>
       </w:r>
       <w:r>
         <w:t xml:space="preserve"> | </w:t>
@@ -69,10 +69,19 @@
         <w:rPr>
           <w:b/>
         </w:rPr>
-        <w:t>Retrieval date for all sources:</w:t>
-      </w:r>
-      <w:r>
-        <w:t xml:space="preserve"> October 24, 2026 | </w:t>
+        <w:t>Retrieval dates:</w:t>
+      </w:r>
+      <w:r>
+        <w:t xml:space="preserve"> October 24, 2026, except the sources added in v2.2 (F-42, F-64 to F-74), retrieved </w:t>
+      </w:r>
+      <w:r>
+        <w:rPr>
+          <w:b/>
+        </w:rPr>
+        <w:t>October 25, 2026</w:t>
+      </w:r>
+      <w:r>
+        <w:t xml:space="preserve"> | </w:t>
       </w:r>
       <w:r>
         <w:rPr>
@@ -817,10 +826,44 @@
         <w:rPr>
           <w:b/>
         </w:rPr>
-        <w:t>$13M–$182M</w:t>
-      </w:r>
-      <w:r>
-        <w:t xml:space="preserve"> depending on eligible pool and take-up.</w:t>
+        <w:t>$28M–$166M</w:t>
+      </w:r>
+      <w:r>
+        <w:t xml:space="preserve"> depending on eligible pool and take-up. </w:t>
+      </w:r>
+      <w:r>
+        <w:rPr>
+          <w:b/>
+        </w:rPr>
+        <w:t>Two earlier statements of that range are retracted and must not be quoted from any copy of this annex: "$13M–$182M", which took its floor from a superseded take-up band (red team S-5), and "$26M–$182M", the interim figure this annex carried at v2.1, which fixed the floor but still stood on a mis-paired eligible pool (red team S-3).</w:t>
+      </w:r>
+      <w:r>
+        <w:t xml:space="preserve"> The authority for the current band is the banner at the top of </w:t>
+      </w:r>
+      <w:hyperlink r:id="rId12">
+        <w:r>
+          <w:rPr>
+            <w:rFonts w:ascii="Consolas" w:hAnsi="Consolas"/>
+            <w:color w:val="1A4F8A"/>
+            <w:u w:val="single"/>
+            <w:sz w:val="18"/>
+          </w:rPr>
+          <w:t xml:space="preserve">00-ONE-PAGE-BRIEF.md</w:t>
+        </w:r>
+      </w:hyperlink>
+      <w:r>
+        <w:t xml:space="preserve"> v1.3; reproduce it with </w:t>
+      </w:r>
+      <w:r>
+        <w:rPr>
+          <w:rFonts w:ascii="Consolas" w:hAnsi="Consolas"/>
+          <w:color w:val="303030"/>
+          <w:sz w:val="18"/>
+        </w:rPr>
+        <w:t>models/fm_model.py</w:t>
+      </w:r>
+      <w:r>
+        <w:t>, section 3.</w:t>
       </w:r>
     </w:p>
     <w:p>
@@ -3661,67 +3704,127 @@
             </w:pPr>
             <w:r>
               <w:rPr>
-                <w:sz w:val="17"/>
-              </w:rPr>
-              <w:t xml:space="preserve">Judges appointed or elected to an original term on or after July 1, 2026 are in VRS </w:t>
-            </w:r>
-            <w:r>
-              <w:rPr>
                 <w:b/>
                 <w:sz w:val="17"/>
               </w:rPr>
-              <w:t>Plan 2</w:t>
-            </w:r>
-          </w:p>
-        </w:tc>
-        <w:tc>
-          <w:tcPr>
-            <w:tcW w:type="dxa" w:w="1234"/>
-          </w:tcPr>
-          <w:p>
-            <w:pPr>
-              <w:spacing w:before="20" w:after="20"/>
-              <w:jc w:val="left"/>
-            </w:pPr>
-            <w:r>
-              <w:rPr>
-                <w:sz w:val="17"/>
-              </w:rPr>
-              <w:t>7/1/2026</w:t>
-            </w:r>
-          </w:p>
-        </w:tc>
-        <w:tc>
-          <w:tcPr>
-            <w:tcW w:type="dxa" w:w="1234"/>
-          </w:tcPr>
-          <w:p>
-            <w:pPr>
-              <w:spacing w:before="20" w:after="20"/>
-              <w:jc w:val="left"/>
-            </w:pPr>
-            <w:r>
-              <w:rPr>
-                <w:sz w:val="17"/>
-              </w:rPr>
-              <w:t>2026 Acts of Assembly, SB 950</w:t>
-            </w:r>
-          </w:p>
-        </w:tc>
-        <w:tc>
-          <w:tcPr>
-            <w:tcW w:type="dxa" w:w="1234"/>
-          </w:tcPr>
-          <w:p>
-            <w:pPr>
-              <w:spacing w:before="20" w:after="20"/>
-              <w:jc w:val="left"/>
-            </w:pPr>
-            <w:r>
-              <w:rPr>
-                <w:sz w:val="17"/>
-              </w:rPr>
-              <w:t>as reported in VRS ACFR FY2025 legislative summary</w:t>
+              <w:t>Judges appointed or elected to an original term on or after July 1, 2026 accrue at 1.65% of AFC</w:t>
+            </w:r>
+            <w:r>
+              <w:rPr>
+                <w:sz w:val="17"/>
+              </w:rPr>
+              <w:t xml:space="preserve"> — the Plan 2 non-hazardous multiplier — on creditable service "performed </w:t>
+            </w:r>
+            <w:r>
+              <w:rPr>
+                <w:b/>
+                <w:sz w:val="17"/>
+              </w:rPr>
+              <w:t>or purchased</w:t>
+            </w:r>
+            <w:r>
+              <w:rPr>
+                <w:sz w:val="17"/>
+              </w:rPr>
+              <w:t xml:space="preserve">" on or after July 1, 2026. </w:t>
+            </w:r>
+            <w:r>
+              <w:rPr>
+                <w:b/>
+                <w:sz w:val="17"/>
+              </w:rPr>
+              <w:t>Corrected and upgraded in v2.2:</w:t>
+            </w:r>
+            <w:r>
+              <w:rPr>
+                <w:sz w:val="17"/>
+              </w:rPr>
+              <w:t xml:space="preserve"> the enacting chapter is </w:t>
+            </w:r>
+            <w:r>
+              <w:rPr>
+                <w:b/>
+                <w:sz w:val="17"/>
+              </w:rPr>
+              <w:t>2025, c. 508</w:t>
+            </w:r>
+            <w:r>
+              <w:rPr>
+                <w:sz w:val="17"/>
+              </w:rPr>
+              <w:t xml:space="preserve"> (SB 950, 2025 Regular Session), </w:t>
+            </w:r>
+            <w:r>
+              <w:rPr>
+                <w:i/>
+                <w:sz w:val="17"/>
+              </w:rPr>
+              <w:t>not</w:t>
+            </w:r>
+            <w:r>
+              <w:rPr>
+                <w:sz w:val="17"/>
+              </w:rPr>
+              <w:t xml:space="preserve"> "SB 950 (2026)"; July 1, 2026 is the operative date, not the enactment year</w:t>
+            </w:r>
+          </w:p>
+        </w:tc>
+        <w:tc>
+          <w:tcPr>
+            <w:tcW w:type="dxa" w:w="1234"/>
+          </w:tcPr>
+          <w:p>
+            <w:pPr>
+              <w:spacing w:before="20" w:after="20"/>
+              <w:jc w:val="left"/>
+            </w:pPr>
+            <w:r>
+              <w:rPr>
+                <w:sz w:val="17"/>
+              </w:rPr>
+              <w:t>1.65%; 7/1/2026</w:t>
+            </w:r>
+          </w:p>
+        </w:tc>
+        <w:tc>
+          <w:tcPr>
+            <w:tcW w:type="dxa" w:w="1234"/>
+          </w:tcPr>
+          <w:p>
+            <w:pPr>
+              <w:spacing w:before="20" w:after="20"/>
+              <w:jc w:val="left"/>
+            </w:pPr>
+            <w:r>
+              <w:rPr>
+                <w:b/>
+                <w:sz w:val="17"/>
+              </w:rPr>
+              <w:t>Code of Virginia § 51.1-306</w:t>
+            </w:r>
+            <w:r>
+              <w:rPr>
+                <w:sz w:val="17"/>
+              </w:rPr>
+              <w:t>, as amended by 2025, c. 508</w:t>
+            </w:r>
+          </w:p>
+        </w:tc>
+        <w:tc>
+          <w:tcPr>
+            <w:tcW w:type="dxa" w:w="1234"/>
+          </w:tcPr>
+          <w:p>
+            <w:pPr>
+              <w:spacing w:before="20" w:after="20"/>
+              <w:jc w:val="left"/>
+            </w:pPr>
+            <w:r>
+              <w:rPr>
+                <w:b/>
+                <w:sz w:val="17"/>
+              </w:rPr>
+              <w:t>subdiv. A 1 d</w:t>
             </w:r>
           </w:p>
         </w:tc>
@@ -3753,16 +3856,451 @@
             </w:pPr>
             <w:r>
               <w:rPr>
-                <w:sz w:val="17"/>
-              </w:rPr>
-              <w:t xml:space="preserve">Medium — </w:t>
+                <w:b/>
+                <w:sz w:val="17"/>
+              </w:rPr>
+              <w:t>High</w:t>
+            </w:r>
+            <w:r>
+              <w:rPr>
+                <w:sz w:val="17"/>
+              </w:rPr>
+              <w:t xml:space="preserve"> — </w:t>
             </w:r>
             <w:r>
               <w:rPr>
                 <w:i/>
                 <w:sz w:val="17"/>
               </w:rPr>
-              <w:t>see § 5, U-07</w:t>
+              <w:t>retrieved at first instance; U-07 closed</w:t>
+            </w:r>
+          </w:p>
+        </w:tc>
+      </w:tr>
+      <w:tr>
+        <w:tc>
+          <w:tcPr>
+            <w:tcW w:type="dxa" w:w="1234"/>
+          </w:tcPr>
+          <w:p>
+            <w:pPr>
+              <w:spacing w:before="20" w:after="20"/>
+              <w:jc w:val="left"/>
+            </w:pPr>
+            <w:r>
+              <w:rPr>
+                <w:sz w:val="17"/>
+              </w:rPr>
+              <w:t>F-64</w:t>
+            </w:r>
+          </w:p>
+        </w:tc>
+        <w:tc>
+          <w:tcPr>
+            <w:tcW w:type="dxa" w:w="1234"/>
+          </w:tcPr>
+          <w:p>
+            <w:pPr>
+              <w:spacing w:before="20" w:after="20"/>
+              <w:jc w:val="left"/>
+            </w:pPr>
+            <w:r>
+              <w:rPr>
+                <w:sz w:val="17"/>
+              </w:rPr>
+              <w:t xml:space="preserve">Judges appointed to an original term </w:t>
+            </w:r>
+            <w:r>
+              <w:rPr>
+                <w:b/>
+                <w:sz w:val="17"/>
+              </w:rPr>
+              <w:t>on or after January 1, 2014 and prior to July 1, 2026</w:t>
+            </w:r>
+            <w:r>
+              <w:rPr>
+                <w:sz w:val="17"/>
+              </w:rPr>
+              <w:t xml:space="preserve"> straddle two bases: </w:t>
+            </w:r>
+            <w:r>
+              <w:rPr>
+                <w:b/>
+                <w:sz w:val="17"/>
+              </w:rPr>
+              <w:t>1.00%</w:t>
+            </w:r>
+            <w:r>
+              <w:rPr>
+                <w:sz w:val="17"/>
+              </w:rPr>
+              <w:t xml:space="preserve"> of AFC for service performed or purchased 1/1/2014 – 6/30/2026, and </w:t>
+            </w:r>
+            <w:r>
+              <w:rPr>
+                <w:b/>
+                <w:sz w:val="17"/>
+              </w:rPr>
+              <w:t>1.65%</w:t>
+            </w:r>
+            <w:r>
+              <w:rPr>
+                <w:sz w:val="17"/>
+              </w:rPr>
+              <w:t xml:space="preserve"> for service performed or purchased on or after 7/1/2026. Prior hybrid service is not re-rated</w:t>
+            </w:r>
+          </w:p>
+        </w:tc>
+        <w:tc>
+          <w:tcPr>
+            <w:tcW w:type="dxa" w:w="1234"/>
+          </w:tcPr>
+          <w:p>
+            <w:pPr>
+              <w:spacing w:before="20" w:after="20"/>
+              <w:jc w:val="left"/>
+            </w:pPr>
+            <w:r>
+              <w:rPr>
+                <w:sz w:val="17"/>
+              </w:rPr>
+              <w:t>1.00% / 1.65%</w:t>
+            </w:r>
+          </w:p>
+        </w:tc>
+        <w:tc>
+          <w:tcPr>
+            <w:tcW w:type="dxa" w:w="1234"/>
+          </w:tcPr>
+          <w:p>
+            <w:pPr>
+              <w:spacing w:before="20" w:after="20"/>
+              <w:jc w:val="left"/>
+            </w:pPr>
+            <w:r>
+              <w:rPr>
+                <w:sz w:val="17"/>
+              </w:rPr>
+              <w:t>§ 51.1-306, as amended by 2025, c. 508</w:t>
+            </w:r>
+          </w:p>
+        </w:tc>
+        <w:tc>
+          <w:tcPr>
+            <w:tcW w:type="dxa" w:w="1234"/>
+          </w:tcPr>
+          <w:p>
+            <w:pPr>
+              <w:spacing w:before="20" w:after="20"/>
+              <w:jc w:val="left"/>
+            </w:pPr>
+            <w:r>
+              <w:rPr>
+                <w:sz w:val="17"/>
+              </w:rPr>
+              <w:t>subdiv. A 1 c</w:t>
+            </w:r>
+          </w:p>
+        </w:tc>
+        <w:tc>
+          <w:tcPr>
+            <w:tcW w:type="dxa" w:w="1234"/>
+          </w:tcPr>
+          <w:p>
+            <w:pPr>
+              <w:spacing w:before="20" w:after="20"/>
+              <w:jc w:val="left"/>
+            </w:pPr>
+            <w:r>
+              <w:rPr>
+                <w:sz w:val="17"/>
+              </w:rPr>
+              <w:t>1</w:t>
+            </w:r>
+          </w:p>
+        </w:tc>
+        <w:tc>
+          <w:tcPr>
+            <w:tcW w:type="dxa" w:w="1234"/>
+          </w:tcPr>
+          <w:p>
+            <w:pPr>
+              <w:spacing w:before="20" w:after="20"/>
+              <w:jc w:val="left"/>
+            </w:pPr>
+            <w:r>
+              <w:rPr>
+                <w:sz w:val="17"/>
+              </w:rPr>
+              <w:t>High</w:t>
+            </w:r>
+          </w:p>
+        </w:tc>
+      </w:tr>
+      <w:tr>
+        <w:tc>
+          <w:tcPr>
+            <w:tcW w:type="dxa" w:w="1234"/>
+          </w:tcPr>
+          <w:p>
+            <w:pPr>
+              <w:spacing w:before="20" w:after="20"/>
+              <w:jc w:val="left"/>
+            </w:pPr>
+            <w:r>
+              <w:rPr>
+                <w:sz w:val="17"/>
+              </w:rPr>
+              <w:t>F-65</w:t>
+            </w:r>
+          </w:p>
+        </w:tc>
+        <w:tc>
+          <w:tcPr>
+            <w:tcW w:type="dxa" w:w="1234"/>
+          </w:tcPr>
+          <w:p>
+            <w:pPr>
+              <w:spacing w:before="20" w:after="20"/>
+              <w:jc w:val="left"/>
+            </w:pPr>
+            <w:r>
+              <w:rPr>
+                <w:sz w:val="17"/>
+              </w:rPr>
+              <w:t xml:space="preserve">The </w:t>
+            </w:r>
+            <w:r>
+              <w:rPr>
+                <w:b/>
+                <w:sz w:val="17"/>
+              </w:rPr>
+              <w:t>contribution</w:t>
+            </w:r>
+            <w:r>
+              <w:rPr>
+                <w:sz w:val="17"/>
+              </w:rPr>
+              <w:t xml:space="preserve"> side tracks the benefit side: "member contributions and employer contributions for judges appointed or elected to an original term commencing on or after January 1, 2014, and prior to July 1, 2026, shall be determined and paid (i) under the provisions of the hybrid retirement program described in § 51.1-169 for service rendered as a judge prior to July 1, 2026, and (ii) as provided in Article 7 (§ 51.1-144 et seq.) of Chapter 1 for service rendered as a judge on or after July 1, 2026"</w:t>
+            </w:r>
+          </w:p>
+        </w:tc>
+        <w:tc>
+          <w:tcPr>
+            <w:tcW w:type="dxa" w:w="1234"/>
+          </w:tcPr>
+          <w:p>
+            <w:pPr>
+              <w:spacing w:before="20" w:after="20"/>
+              <w:jc w:val="left"/>
+            </w:pPr>
+            <w:r>
+              <w:rPr>
+                <w:sz w:val="17"/>
+              </w:rPr>
+              <w:t>verbatim</w:t>
+            </w:r>
+          </w:p>
+        </w:tc>
+        <w:tc>
+          <w:tcPr>
+            <w:tcW w:type="dxa" w:w="1234"/>
+          </w:tcPr>
+          <w:p>
+            <w:pPr>
+              <w:spacing w:before="20" w:after="20"/>
+              <w:jc w:val="left"/>
+            </w:pPr>
+            <w:r>
+              <w:rPr>
+                <w:sz w:val="17"/>
+              </w:rPr>
+              <w:t>§ 51.1-304, as amended by 2025, c. 508</w:t>
+            </w:r>
+          </w:p>
+        </w:tc>
+        <w:tc>
+          <w:tcPr>
+            <w:tcW w:type="dxa" w:w="1234"/>
+          </w:tcPr>
+          <w:p>
+            <w:pPr>
+              <w:spacing w:before="20" w:after="20"/>
+              <w:jc w:val="left"/>
+            </w:pPr>
+            <w:r>
+              <w:rPr>
+                <w:sz w:val="17"/>
+              </w:rPr>
+              <w:t>2nd sentence</w:t>
+            </w:r>
+          </w:p>
+        </w:tc>
+        <w:tc>
+          <w:tcPr>
+            <w:tcW w:type="dxa" w:w="1234"/>
+          </w:tcPr>
+          <w:p>
+            <w:pPr>
+              <w:spacing w:before="20" w:after="20"/>
+              <w:jc w:val="left"/>
+            </w:pPr>
+            <w:r>
+              <w:rPr>
+                <w:sz w:val="17"/>
+              </w:rPr>
+              <w:t>1</w:t>
+            </w:r>
+          </w:p>
+        </w:tc>
+        <w:tc>
+          <w:tcPr>
+            <w:tcW w:type="dxa" w:w="1234"/>
+          </w:tcPr>
+          <w:p>
+            <w:pPr>
+              <w:spacing w:before="20" w:after="20"/>
+              <w:jc w:val="left"/>
+            </w:pPr>
+            <w:r>
+              <w:rPr>
+                <w:sz w:val="17"/>
+              </w:rPr>
+              <w:t>High</w:t>
+            </w:r>
+          </w:p>
+        </w:tc>
+      </w:tr>
+      <w:tr>
+        <w:tc>
+          <w:tcPr>
+            <w:tcW w:type="dxa" w:w="1234"/>
+          </w:tcPr>
+          <w:p>
+            <w:pPr>
+              <w:spacing w:before="20" w:after="20"/>
+              <w:jc w:val="left"/>
+            </w:pPr>
+            <w:r>
+              <w:rPr>
+                <w:sz w:val="17"/>
+              </w:rPr>
+              <w:t>F-66</w:t>
+            </w:r>
+          </w:p>
+        </w:tc>
+        <w:tc>
+          <w:tcPr>
+            <w:tcW w:type="dxa" w:w="1234"/>
+          </w:tcPr>
+          <w:p>
+            <w:pPr>
+              <w:spacing w:before="20" w:after="20"/>
+              <w:jc w:val="left"/>
+            </w:pPr>
+            <w:r>
+              <w:rPr>
+                <w:sz w:val="17"/>
+              </w:rPr>
+              <w:t xml:space="preserve">The same two-tier 1.00% / 1.65% split applies to the </w:t>
+            </w:r>
+            <w:r>
+              <w:rPr>
+                <w:b/>
+                <w:sz w:val="17"/>
+              </w:rPr>
+              <w:t>disability</w:t>
+            </w:r>
+            <w:r>
+              <w:rPr>
+                <w:sz w:val="17"/>
+              </w:rPr>
+              <w:t xml:space="preserve"> retirement allowance, and judges appointed on or after 7/1/2026 take 1.65%</w:t>
+            </w:r>
+          </w:p>
+        </w:tc>
+        <w:tc>
+          <w:tcPr>
+            <w:tcW w:type="dxa" w:w="1234"/>
+          </w:tcPr>
+          <w:p>
+            <w:pPr>
+              <w:spacing w:before="20" w:after="20"/>
+              <w:jc w:val="left"/>
+            </w:pPr>
+            <w:r>
+              <w:rPr>
+                <w:sz w:val="17"/>
+              </w:rPr>
+              <w:t>1.00% / 1.65%</w:t>
+            </w:r>
+          </w:p>
+        </w:tc>
+        <w:tc>
+          <w:tcPr>
+            <w:tcW w:type="dxa" w:w="1234"/>
+          </w:tcPr>
+          <w:p>
+            <w:pPr>
+              <w:spacing w:before="20" w:after="20"/>
+              <w:jc w:val="left"/>
+            </w:pPr>
+            <w:r>
+              <w:rPr>
+                <w:sz w:val="17"/>
+              </w:rPr>
+              <w:t>§ 51.1-308, as amended by 2025, c. 508</w:t>
+            </w:r>
+          </w:p>
+        </w:tc>
+        <w:tc>
+          <w:tcPr>
+            <w:tcW w:type="dxa" w:w="1234"/>
+          </w:tcPr>
+          <w:p>
+            <w:pPr>
+              <w:spacing w:before="20" w:after="20"/>
+              <w:jc w:val="left"/>
+            </w:pPr>
+            <w:r>
+              <w:rPr>
+                <w:sz w:val="17"/>
+              </w:rPr>
+              <w:t>subdivs. A 3, A 4</w:t>
+            </w:r>
+          </w:p>
+        </w:tc>
+        <w:tc>
+          <w:tcPr>
+            <w:tcW w:type="dxa" w:w="1234"/>
+          </w:tcPr>
+          <w:p>
+            <w:pPr>
+              <w:spacing w:before="20" w:after="20"/>
+              <w:jc w:val="left"/>
+            </w:pPr>
+            <w:r>
+              <w:rPr>
+                <w:sz w:val="17"/>
+              </w:rPr>
+              <w:t>1</w:t>
+            </w:r>
+          </w:p>
+        </w:tc>
+        <w:tc>
+          <w:tcPr>
+            <w:tcW w:type="dxa" w:w="1234"/>
+          </w:tcPr>
+          <w:p>
+            <w:pPr>
+              <w:spacing w:before="20" w:after="20"/>
+              <w:jc w:val="left"/>
+            </w:pPr>
+            <w:r>
+              <w:rPr>
+                <w:sz w:val="17"/>
+              </w:rPr>
+              <w:t>High</w:t>
             </w:r>
           </w:p>
         </w:tc>
@@ -8689,6 +9227,1019 @@
           </w:p>
         </w:tc>
       </w:tr>
+      <w:tr>
+        <w:tc>
+          <w:tcPr>
+            <w:tcW w:type="dxa" w:w="1234"/>
+          </w:tcPr>
+          <w:p>
+            <w:pPr>
+              <w:spacing w:before="20" w:after="20"/>
+              <w:jc w:val="left"/>
+            </w:pPr>
+            <w:r>
+              <w:rPr>
+                <w:sz w:val="17"/>
+              </w:rPr>
+              <w:t>F-67</w:t>
+            </w:r>
+          </w:p>
+        </w:tc>
+        <w:tc>
+          <w:tcPr>
+            <w:tcW w:type="dxa" w:w="1234"/>
+          </w:tcPr>
+          <w:p>
+            <w:pPr>
+              <w:spacing w:before="20" w:after="20"/>
+              <w:jc w:val="left"/>
+            </w:pPr>
+            <w:r>
+              <w:rPr>
+                <w:b/>
+                <w:sz w:val="17"/>
+              </w:rPr>
+              <w:t>Board-adopted retirement rates.</w:t>
+            </w:r>
+            <w:r>
+              <w:rPr>
+                <w:sz w:val="17"/>
+              </w:rPr>
+              <w:t xml:space="preserve"> "Sample rates of retirement for members eligible to retire," as conditional annual probabilities by plan, employer group, sex, attained age and years of service. Plan 1 tables are columned 5 / 6–9 / 10 / 11–29 / 30 / ≥31 years; Plan 2 and Hybrid tables 30 / 31 / 33 / 35 / 37 / 39 / ≥40. Sample ages 50, 55, 59, 60, 61, 62, 64, 65, 67, 70, ≥80. Adopted by the Board </w:t>
+            </w:r>
+            <w:r>
+              <w:rPr>
+                <w:b/>
+                <w:sz w:val="17"/>
+              </w:rPr>
+              <w:t>April 16, 2025</w:t>
+            </w:r>
+            <w:r>
+              <w:rPr>
+                <w:sz w:val="17"/>
+              </w:rPr>
+              <w:t xml:space="preserve">; demographic basis is the experience study covering </w:t>
+            </w:r>
+            <w:r>
+              <w:rPr>
+                <w:b/>
+                <w:sz w:val="17"/>
+              </w:rPr>
+              <w:t>July 1, 2020 – June 30, 2024</w:t>
+            </w:r>
+          </w:p>
+        </w:tc>
+        <w:tc>
+          <w:tcPr>
+            <w:tcW w:type="dxa" w:w="1234"/>
+          </w:tcPr>
+          <w:p>
+            <w:pPr>
+              <w:spacing w:before="20" w:after="20"/>
+              <w:jc w:val="left"/>
+            </w:pPr>
+            <w:r>
+              <w:rPr>
+                <w:sz w:val="17"/>
+              </w:rPr>
+              <w:t>see F-68, F-69</w:t>
+            </w:r>
+          </w:p>
+        </w:tc>
+        <w:tc>
+          <w:tcPr>
+            <w:tcW w:type="dxa" w:w="1234"/>
+          </w:tcPr>
+          <w:p>
+            <w:pPr>
+              <w:spacing w:before="20" w:after="20"/>
+              <w:jc w:val="left"/>
+            </w:pPr>
+            <w:r>
+              <w:rPr>
+                <w:sz w:val="17"/>
+              </w:rPr>
+              <w:t>VRS ACFR FY2025</w:t>
+            </w:r>
+          </w:p>
+        </w:tc>
+        <w:tc>
+          <w:tcPr>
+            <w:tcW w:type="dxa" w:w="1234"/>
+          </w:tcPr>
+          <w:p>
+            <w:pPr>
+              <w:spacing w:before="20" w:after="20"/>
+              <w:jc w:val="left"/>
+            </w:pPr>
+            <w:r>
+              <w:rPr>
+                <w:b/>
+                <w:sz w:val="17"/>
+              </w:rPr>
+              <w:t>Fig. 4.3, printed pp. 213–220</w:t>
+            </w:r>
+          </w:p>
+        </w:tc>
+        <w:tc>
+          <w:tcPr>
+            <w:tcW w:type="dxa" w:w="1234"/>
+          </w:tcPr>
+          <w:p>
+            <w:pPr>
+              <w:spacing w:before="20" w:after="20"/>
+              <w:jc w:val="left"/>
+            </w:pPr>
+            <w:r>
+              <w:rPr>
+                <w:sz w:val="17"/>
+              </w:rPr>
+              <w:t>2</w:t>
+            </w:r>
+          </w:p>
+        </w:tc>
+        <w:tc>
+          <w:tcPr>
+            <w:tcW w:type="dxa" w:w="1234"/>
+          </w:tcPr>
+          <w:p>
+            <w:pPr>
+              <w:spacing w:before="20" w:after="20"/>
+              <w:jc w:val="left"/>
+            </w:pPr>
+            <w:r>
+              <w:rPr>
+                <w:sz w:val="17"/>
+              </w:rPr>
+              <w:t>High</w:t>
+            </w:r>
+          </w:p>
+        </w:tc>
+      </w:tr>
+      <w:tr>
+        <w:tc>
+          <w:tcPr>
+            <w:tcW w:type="dxa" w:w="1234"/>
+          </w:tcPr>
+          <w:p>
+            <w:pPr>
+              <w:spacing w:before="20" w:after="20"/>
+              <w:jc w:val="left"/>
+            </w:pPr>
+            <w:r>
+              <w:rPr>
+                <w:sz w:val="17"/>
+              </w:rPr>
+              <w:t>F-68</w:t>
+            </w:r>
+          </w:p>
+        </w:tc>
+        <w:tc>
+          <w:tcPr>
+            <w:tcW w:type="dxa" w:w="1234"/>
+          </w:tcPr>
+          <w:p>
+            <w:pPr>
+              <w:spacing w:before="20" w:after="20"/>
+              <w:jc w:val="left"/>
+            </w:pPr>
+            <w:r>
+              <w:rPr>
+                <w:b/>
+                <w:sz w:val="17"/>
+              </w:rPr>
+              <w:t xml:space="preserve">The Rule-of-90 retirement rate — the Board's assumed probability that a member retires in the year </w:t>
+            </w:r>
+            <w:r>
+              <w:rPr>
+                <w:rFonts w:ascii="Consolas" w:hAnsi="Consolas"/>
+                <w:b/>
+                <w:color w:val="303030"/>
+                <w:sz w:val="18"/>
+              </w:rPr>
+              <w:t>age + creditable service = 90</w:t>
+            </w:r>
+            <w:r>
+              <w:rPr>
+                <w:sz w:val="17"/>
+              </w:rPr>
+              <w:t>, the precise event this bill accelerates. Footnote to every Plan 2 / Hybrid panel of Fig. 4.3</w:t>
+            </w:r>
+          </w:p>
+        </w:tc>
+        <w:tc>
+          <w:tcPr>
+            <w:tcW w:type="dxa" w:w="1234"/>
+          </w:tcPr>
+          <w:p>
+            <w:pPr>
+              <w:spacing w:before="20" w:after="20"/>
+              <w:jc w:val="left"/>
+            </w:pPr>
+            <w:r>
+              <w:rPr>
+                <w:sz w:val="17"/>
+              </w:rPr>
+              <w:t xml:space="preserve">State Employees </w:t>
+            </w:r>
+            <w:r>
+              <w:rPr>
+                <w:b/>
+                <w:sz w:val="17"/>
+              </w:rPr>
+              <w:t>11.50%</w:t>
+            </w:r>
+            <w:r>
+              <w:rPr>
+                <w:sz w:val="17"/>
+              </w:rPr>
+              <w:t xml:space="preserve"> male, </w:t>
+            </w:r>
+            <w:r>
+              <w:rPr>
+                <w:b/>
+                <w:sz w:val="17"/>
+              </w:rPr>
+              <w:t>12.00%</w:t>
+            </w:r>
+            <w:r>
+              <w:rPr>
+                <w:sz w:val="17"/>
+              </w:rPr>
+              <w:t xml:space="preserve"> female; Teachers </w:t>
+            </w:r>
+            <w:r>
+              <w:rPr>
+                <w:b/>
+                <w:sz w:val="17"/>
+              </w:rPr>
+              <w:t>22.50%</w:t>
+            </w:r>
+            <w:r>
+              <w:rPr>
+                <w:sz w:val="17"/>
+              </w:rPr>
+              <w:t xml:space="preserve"> both</w:t>
+            </w:r>
+          </w:p>
+        </w:tc>
+        <w:tc>
+          <w:tcPr>
+            <w:tcW w:type="dxa" w:w="1234"/>
+          </w:tcPr>
+          <w:p>
+            <w:pPr>
+              <w:spacing w:before="20" w:after="20"/>
+              <w:jc w:val="left"/>
+            </w:pPr>
+            <w:r>
+              <w:rPr>
+                <w:sz w:val="17"/>
+              </w:rPr>
+              <w:t>VRS ACFR FY2025</w:t>
+            </w:r>
+          </w:p>
+        </w:tc>
+        <w:tc>
+          <w:tcPr>
+            <w:tcW w:type="dxa" w:w="1234"/>
+          </w:tcPr>
+          <w:p>
+            <w:pPr>
+              <w:spacing w:before="20" w:after="20"/>
+              <w:jc w:val="left"/>
+            </w:pPr>
+            <w:r>
+              <w:rPr>
+                <w:sz w:val="17"/>
+              </w:rPr>
+              <w:t>Fig. 4.3 footnotes, printed pp. 213, 215</w:t>
+            </w:r>
+          </w:p>
+        </w:tc>
+        <w:tc>
+          <w:tcPr>
+            <w:tcW w:type="dxa" w:w="1234"/>
+          </w:tcPr>
+          <w:p>
+            <w:pPr>
+              <w:spacing w:before="20" w:after="20"/>
+              <w:jc w:val="left"/>
+            </w:pPr>
+            <w:r>
+              <w:rPr>
+                <w:sz w:val="17"/>
+              </w:rPr>
+              <w:t>2</w:t>
+            </w:r>
+          </w:p>
+        </w:tc>
+        <w:tc>
+          <w:tcPr>
+            <w:tcW w:type="dxa" w:w="1234"/>
+          </w:tcPr>
+          <w:p>
+            <w:pPr>
+              <w:spacing w:before="20" w:after="20"/>
+              <w:jc w:val="left"/>
+            </w:pPr>
+            <w:r>
+              <w:rPr>
+                <w:sz w:val="17"/>
+              </w:rPr>
+              <w:t>High</w:t>
+            </w:r>
+          </w:p>
+        </w:tc>
+      </w:tr>
+      <w:tr>
+        <w:tc>
+          <w:tcPr>
+            <w:tcW w:type="dxa" w:w="1234"/>
+          </w:tcPr>
+          <w:p>
+            <w:pPr>
+              <w:spacing w:before="20" w:after="20"/>
+              <w:jc w:val="left"/>
+            </w:pPr>
+            <w:r>
+              <w:rPr>
+                <w:sz w:val="17"/>
+              </w:rPr>
+              <w:t>F-69</w:t>
+            </w:r>
+          </w:p>
+        </w:tc>
+        <w:tc>
+          <w:tcPr>
+            <w:tcW w:type="dxa" w:w="1234"/>
+          </w:tcPr>
+          <w:p>
+            <w:pPr>
+              <w:spacing w:before="20" w:after="20"/>
+              <w:jc w:val="left"/>
+            </w:pPr>
+            <w:r>
+              <w:rPr>
+                <w:sz w:val="17"/>
+              </w:rPr>
+              <w:t>Selected Plan 1 unreduced-threshold retirement rates, for the cohort the bill leads with</w:t>
+            </w:r>
+          </w:p>
+        </w:tc>
+        <w:tc>
+          <w:tcPr>
+            <w:tcW w:type="dxa" w:w="1234"/>
+          </w:tcPr>
+          <w:p>
+            <w:pPr>
+              <w:spacing w:before="20" w:after="20"/>
+              <w:jc w:val="left"/>
+            </w:pPr>
+            <w:r>
+              <w:rPr>
+                <w:sz w:val="17"/>
+              </w:rPr>
+              <w:t xml:space="preserve">State Employees age 50 / 30 yrs: </w:t>
+            </w:r>
+            <w:r>
+              <w:rPr>
+                <w:b/>
+                <w:sz w:val="17"/>
+              </w:rPr>
+              <w:t>12.50%</w:t>
+            </w:r>
+            <w:r>
+              <w:rPr>
+                <w:sz w:val="17"/>
+              </w:rPr>
+              <w:t xml:space="preserve"> male, </w:t>
+            </w:r>
+            <w:r>
+              <w:rPr>
+                <w:b/>
+                <w:sz w:val="17"/>
+              </w:rPr>
+              <w:t>7.50%</w:t>
+            </w:r>
+            <w:r>
+              <w:rPr>
+                <w:sz w:val="17"/>
+              </w:rPr>
+              <w:t xml:space="preserve"> female. Teachers age 50 / 30 yrs: </w:t>
+            </w:r>
+            <w:r>
+              <w:rPr>
+                <w:b/>
+                <w:sz w:val="17"/>
+              </w:rPr>
+              <w:t>15.00%</w:t>
+            </w:r>
+            <w:r>
+              <w:rPr>
+                <w:sz w:val="17"/>
+              </w:rPr>
+              <w:t xml:space="preserve"> both; age 55 / 30 yrs </w:t>
+            </w:r>
+            <w:r>
+              <w:rPr>
+                <w:b/>
+                <w:sz w:val="17"/>
+              </w:rPr>
+              <w:t>22.50%</w:t>
+            </w:r>
+            <w:r>
+              <w:rPr>
+                <w:sz w:val="17"/>
+              </w:rPr>
+              <w:t xml:space="preserve"> both. Flat </w:t>
+            </w:r>
+            <w:r>
+              <w:rPr>
+                <w:b/>
+                <w:sz w:val="17"/>
+              </w:rPr>
+              <w:t>25.0%–35.0%</w:t>
+            </w:r>
+            <w:r>
+              <w:rPr>
+                <w:sz w:val="17"/>
+              </w:rPr>
+              <w:t xml:space="preserve"> at age 65 across service</w:t>
+            </w:r>
+          </w:p>
+        </w:tc>
+        <w:tc>
+          <w:tcPr>
+            <w:tcW w:type="dxa" w:w="1234"/>
+          </w:tcPr>
+          <w:p>
+            <w:pPr>
+              <w:spacing w:before="20" w:after="20"/>
+              <w:jc w:val="left"/>
+            </w:pPr>
+            <w:r>
+              <w:rPr>
+                <w:sz w:val="17"/>
+              </w:rPr>
+              <w:t>VRS ACFR FY2025</w:t>
+            </w:r>
+          </w:p>
+        </w:tc>
+        <w:tc>
+          <w:tcPr>
+            <w:tcW w:type="dxa" w:w="1234"/>
+          </w:tcPr>
+          <w:p>
+            <w:pPr>
+              <w:spacing w:before="20" w:after="20"/>
+              <w:jc w:val="left"/>
+            </w:pPr>
+            <w:r>
+              <w:rPr>
+                <w:sz w:val="17"/>
+              </w:rPr>
+              <w:t>Fig. 4.3, printed pp. 213–214</w:t>
+            </w:r>
+          </w:p>
+        </w:tc>
+        <w:tc>
+          <w:tcPr>
+            <w:tcW w:type="dxa" w:w="1234"/>
+          </w:tcPr>
+          <w:p>
+            <w:pPr>
+              <w:spacing w:before="20" w:after="20"/>
+              <w:jc w:val="left"/>
+            </w:pPr>
+            <w:r>
+              <w:rPr>
+                <w:sz w:val="17"/>
+              </w:rPr>
+              <w:t>2</w:t>
+            </w:r>
+          </w:p>
+        </w:tc>
+        <w:tc>
+          <w:tcPr>
+            <w:tcW w:type="dxa" w:w="1234"/>
+          </w:tcPr>
+          <w:p>
+            <w:pPr>
+              <w:spacing w:before="20" w:after="20"/>
+              <w:jc w:val="left"/>
+            </w:pPr>
+            <w:r>
+              <w:rPr>
+                <w:sz w:val="17"/>
+              </w:rPr>
+              <w:t>High</w:t>
+            </w:r>
+          </w:p>
+        </w:tc>
+      </w:tr>
+      <w:tr>
+        <w:tc>
+          <w:tcPr>
+            <w:tcW w:type="dxa" w:w="1234"/>
+          </w:tcPr>
+          <w:p>
+            <w:pPr>
+              <w:spacing w:before="20" w:after="20"/>
+              <w:jc w:val="left"/>
+            </w:pPr>
+            <w:r>
+              <w:rPr>
+                <w:sz w:val="17"/>
+              </w:rPr>
+              <w:t>F-70</w:t>
+            </w:r>
+          </w:p>
+        </w:tc>
+        <w:tc>
+          <w:tcPr>
+            <w:tcW w:type="dxa" w:w="1234"/>
+          </w:tcPr>
+          <w:p>
+            <w:pPr>
+              <w:spacing w:before="20" w:after="20"/>
+              <w:jc w:val="left"/>
+            </w:pPr>
+            <w:r>
+              <w:rPr>
+                <w:b/>
+                <w:sz w:val="17"/>
+              </w:rPr>
+              <w:t>Judges' retirement rates are age-only</w:t>
+            </w:r>
+            <w:r>
+              <w:rPr>
+                <w:sz w:val="17"/>
+              </w:rPr>
+              <w:t xml:space="preserve"> — no service dimension, unlike every other group</w:t>
+            </w:r>
+          </w:p>
+        </w:tc>
+        <w:tc>
+          <w:tcPr>
+            <w:tcW w:type="dxa" w:w="1234"/>
+          </w:tcPr>
+          <w:p>
+            <w:pPr>
+              <w:spacing w:before="20" w:after="20"/>
+              <w:jc w:val="left"/>
+            </w:pPr>
+            <w:r>
+              <w:rPr>
+                <w:sz w:val="17"/>
+              </w:rPr>
+              <w:t xml:space="preserve">age 60 </w:t>
+            </w:r>
+            <w:r>
+              <w:rPr>
+                <w:b/>
+                <w:sz w:val="17"/>
+              </w:rPr>
+              <w:t>10.00%</w:t>
+            </w:r>
+            <w:r>
+              <w:rPr>
+                <w:sz w:val="17"/>
+              </w:rPr>
+              <w:t xml:space="preserve">; 65 </w:t>
+            </w:r>
+            <w:r>
+              <w:rPr>
+                <w:b/>
+                <w:sz w:val="17"/>
+              </w:rPr>
+              <w:t>10.00%</w:t>
+            </w:r>
+            <w:r>
+              <w:rPr>
+                <w:sz w:val="17"/>
+              </w:rPr>
+              <w:t xml:space="preserve">; 70 </w:t>
+            </w:r>
+            <w:r>
+              <w:rPr>
+                <w:b/>
+                <w:sz w:val="17"/>
+              </w:rPr>
+              <w:t>25.00%</w:t>
+            </w:r>
+            <w:r>
+              <w:rPr>
+                <w:sz w:val="17"/>
+              </w:rPr>
+              <w:t xml:space="preserve">; ≥73 </w:t>
+            </w:r>
+            <w:r>
+              <w:rPr>
+                <w:b/>
+                <w:sz w:val="17"/>
+              </w:rPr>
+              <w:t>100%</w:t>
+            </w:r>
+          </w:p>
+        </w:tc>
+        <w:tc>
+          <w:tcPr>
+            <w:tcW w:type="dxa" w:w="1234"/>
+          </w:tcPr>
+          <w:p>
+            <w:pPr>
+              <w:spacing w:before="20" w:after="20"/>
+              <w:jc w:val="left"/>
+            </w:pPr>
+            <w:r>
+              <w:rPr>
+                <w:sz w:val="17"/>
+              </w:rPr>
+              <w:t>VRS ACFR FY2025</w:t>
+            </w:r>
+          </w:p>
+        </w:tc>
+        <w:tc>
+          <w:tcPr>
+            <w:tcW w:type="dxa" w:w="1234"/>
+          </w:tcPr>
+          <w:p>
+            <w:pPr>
+              <w:spacing w:before="20" w:after="20"/>
+              <w:jc w:val="left"/>
+            </w:pPr>
+            <w:r>
+              <w:rPr>
+                <w:sz w:val="17"/>
+              </w:rPr>
+              <w:t>Fig. 4.3, printed p. 220</w:t>
+            </w:r>
+          </w:p>
+        </w:tc>
+        <w:tc>
+          <w:tcPr>
+            <w:tcW w:type="dxa" w:w="1234"/>
+          </w:tcPr>
+          <w:p>
+            <w:pPr>
+              <w:spacing w:before="20" w:after="20"/>
+              <w:jc w:val="left"/>
+            </w:pPr>
+            <w:r>
+              <w:rPr>
+                <w:sz w:val="17"/>
+              </w:rPr>
+              <w:t>2</w:t>
+            </w:r>
+          </w:p>
+        </w:tc>
+        <w:tc>
+          <w:tcPr>
+            <w:tcW w:type="dxa" w:w="1234"/>
+          </w:tcPr>
+          <w:p>
+            <w:pPr>
+              <w:spacing w:before="20" w:after="20"/>
+              <w:jc w:val="left"/>
+            </w:pPr>
+            <w:r>
+              <w:rPr>
+                <w:sz w:val="17"/>
+              </w:rPr>
+              <w:t>High</w:t>
+            </w:r>
+          </w:p>
+        </w:tc>
+      </w:tr>
+      <w:tr>
+        <w:tc>
+          <w:tcPr>
+            <w:tcW w:type="dxa" w:w="1234"/>
+          </w:tcPr>
+          <w:p>
+            <w:pPr>
+              <w:spacing w:before="20" w:after="20"/>
+              <w:jc w:val="left"/>
+            </w:pPr>
+            <w:r>
+              <w:rPr>
+                <w:sz w:val="17"/>
+              </w:rPr>
+              <w:t>F-71</w:t>
+            </w:r>
+          </w:p>
+        </w:tc>
+        <w:tc>
+          <w:tcPr>
+            <w:tcW w:type="dxa" w:w="1234"/>
+          </w:tcPr>
+          <w:p>
+            <w:pPr>
+              <w:spacing w:before="20" w:after="20"/>
+              <w:jc w:val="left"/>
+            </w:pPr>
+            <w:r>
+              <w:rPr>
+                <w:sz w:val="17"/>
+              </w:rPr>
+              <w:t xml:space="preserve">Forced-retirement age in Fig. 4.3: </w:t>
+            </w:r>
+            <w:r>
+              <w:rPr>
+                <w:b/>
+                <w:sz w:val="17"/>
+              </w:rPr>
+              <w:t>≥80</w:t>
+            </w:r>
+            <w:r>
+              <w:rPr>
+                <w:sz w:val="17"/>
+              </w:rPr>
+              <w:t xml:space="preserve"> for non-hazardous State, Teacher and Political Subdivision tables; </w:t>
+            </w:r>
+            <w:r>
+              <w:rPr>
+                <w:b/>
+                <w:sz w:val="17"/>
+              </w:rPr>
+              <w:t>≥70</w:t>
+            </w:r>
+            <w:r>
+              <w:rPr>
+                <w:sz w:val="17"/>
+              </w:rPr>
+              <w:t xml:space="preserve"> for enhanced hazardous duty, SPORS and VaLORS; </w:t>
+            </w:r>
+            <w:r>
+              <w:rPr>
+                <w:b/>
+                <w:sz w:val="17"/>
+              </w:rPr>
+              <w:t>≥73</w:t>
+            </w:r>
+            <w:r>
+              <w:rPr>
+                <w:sz w:val="17"/>
+              </w:rPr>
+              <w:t xml:space="preserve"> for judges</w:t>
+            </w:r>
+          </w:p>
+        </w:tc>
+        <w:tc>
+          <w:tcPr>
+            <w:tcW w:type="dxa" w:w="1234"/>
+          </w:tcPr>
+          <w:p>
+            <w:pPr>
+              <w:spacing w:before="20" w:after="20"/>
+              <w:jc w:val="left"/>
+            </w:pPr>
+            <w:r>
+              <w:rPr>
+                <w:sz w:val="17"/>
+              </w:rPr>
+              <w:t>80 / 70 / 73</w:t>
+            </w:r>
+          </w:p>
+        </w:tc>
+        <w:tc>
+          <w:tcPr>
+            <w:tcW w:type="dxa" w:w="1234"/>
+          </w:tcPr>
+          <w:p>
+            <w:pPr>
+              <w:spacing w:before="20" w:after="20"/>
+              <w:jc w:val="left"/>
+            </w:pPr>
+            <w:r>
+              <w:rPr>
+                <w:sz w:val="17"/>
+              </w:rPr>
+              <w:t>VRS ACFR FY2025</w:t>
+            </w:r>
+          </w:p>
+        </w:tc>
+        <w:tc>
+          <w:tcPr>
+            <w:tcW w:type="dxa" w:w="1234"/>
+          </w:tcPr>
+          <w:p>
+            <w:pPr>
+              <w:spacing w:before="20" w:after="20"/>
+              <w:jc w:val="left"/>
+            </w:pPr>
+            <w:r>
+              <w:rPr>
+                <w:sz w:val="17"/>
+              </w:rPr>
+              <w:t>Fig. 4.3, printed pp. 213–220</w:t>
+            </w:r>
+          </w:p>
+        </w:tc>
+        <w:tc>
+          <w:tcPr>
+            <w:tcW w:type="dxa" w:w="1234"/>
+          </w:tcPr>
+          <w:p>
+            <w:pPr>
+              <w:spacing w:before="20" w:after="20"/>
+              <w:jc w:val="left"/>
+            </w:pPr>
+            <w:r>
+              <w:rPr>
+                <w:sz w:val="17"/>
+              </w:rPr>
+              <w:t>2</w:t>
+            </w:r>
+          </w:p>
+        </w:tc>
+        <w:tc>
+          <w:tcPr>
+            <w:tcW w:type="dxa" w:w="1234"/>
+          </w:tcPr>
+          <w:p>
+            <w:pPr>
+              <w:spacing w:before="20" w:after="20"/>
+              <w:jc w:val="left"/>
+            </w:pPr>
+            <w:r>
+              <w:rPr>
+                <w:sz w:val="17"/>
+              </w:rPr>
+              <w:t>High</w:t>
+            </w:r>
+          </w:p>
+        </w:tc>
+      </w:tr>
+      <w:tr>
+        <w:tc>
+          <w:tcPr>
+            <w:tcW w:type="dxa" w:w="1234"/>
+          </w:tcPr>
+          <w:p>
+            <w:pPr>
+              <w:spacing w:before="20" w:after="20"/>
+              <w:jc w:val="left"/>
+            </w:pPr>
+            <w:r>
+              <w:rPr>
+                <w:sz w:val="17"/>
+              </w:rPr>
+              <w:t>F-72</w:t>
+            </w:r>
+          </w:p>
+        </w:tc>
+        <w:tc>
+          <w:tcPr>
+            <w:tcW w:type="dxa" w:w="1234"/>
+          </w:tcPr>
+          <w:p>
+            <w:pPr>
+              <w:spacing w:before="20" w:after="20"/>
+              <w:jc w:val="left"/>
+            </w:pPr>
+            <w:r>
+              <w:rPr>
+                <w:b/>
+                <w:sz w:val="17"/>
+              </w:rPr>
+              <w:t>The 24-month window in VRS's own narrative, confirming F-04 and A-17 from a second VRS source.</w:t>
+            </w:r>
+            <w:r>
+              <w:rPr>
+                <w:sz w:val="17"/>
+              </w:rPr>
+              <w:t xml:space="preserve"> "The two-year cost window to purchase most types of service at approximate normal cost </w:t>
+            </w:r>
+            <w:r>
+              <w:rPr>
+                <w:b/>
+                <w:sz w:val="17"/>
+              </w:rPr>
+              <w:t>begins upon employment in a VRS-covered position</w:t>
+            </w:r>
+            <w:r>
+              <w:rPr>
+                <w:sz w:val="17"/>
+              </w:rPr>
+              <w:t xml:space="preserve"> or following an eligible period of leave. If the member does not purchase prior service within the two-year window and leaves employment or takes a leave of absence without pay, </w:t>
+            </w:r>
+            <w:r>
+              <w:rPr>
+                <w:b/>
+                <w:sz w:val="17"/>
+              </w:rPr>
+              <w:t>the window temporarily closes until the member returns to active VRS-covered employment.</w:t>
+            </w:r>
+            <w:r>
+              <w:rPr>
+                <w:sz w:val="17"/>
+              </w:rPr>
+              <w:t xml:space="preserve"> If the member does not purchase the service within the two-year window, </w:t>
+            </w:r>
+            <w:r>
+              <w:rPr>
+                <w:b/>
+                <w:sz w:val="17"/>
+              </w:rPr>
+              <w:t>the cost shifts to an actuarial equivalent cost</w:t>
+            </w:r>
+            <w:r>
+              <w:rPr>
+                <w:sz w:val="17"/>
+              </w:rPr>
+              <w:t>"</w:t>
+            </w:r>
+          </w:p>
+        </w:tc>
+        <w:tc>
+          <w:tcPr>
+            <w:tcW w:type="dxa" w:w="1234"/>
+          </w:tcPr>
+          <w:p>
+            <w:pPr>
+              <w:spacing w:before="20" w:after="20"/>
+              <w:jc w:val="left"/>
+            </w:pPr>
+            <w:r>
+              <w:rPr>
+                <w:sz w:val="17"/>
+              </w:rPr>
+              <w:t>verbatim</w:t>
+            </w:r>
+          </w:p>
+        </w:tc>
+        <w:tc>
+          <w:tcPr>
+            <w:tcW w:type="dxa" w:w="1234"/>
+          </w:tcPr>
+          <w:p>
+            <w:pPr>
+              <w:spacing w:before="20" w:after="20"/>
+              <w:jc w:val="left"/>
+            </w:pPr>
+            <w:r>
+              <w:rPr>
+                <w:sz w:val="17"/>
+              </w:rPr>
+              <w:t>VRS ACFR FY2025</w:t>
+            </w:r>
+          </w:p>
+        </w:tc>
+        <w:tc>
+          <w:tcPr>
+            <w:tcW w:type="dxa" w:w="1234"/>
+          </w:tcPr>
+          <w:p>
+            <w:pPr>
+              <w:spacing w:before="20" w:after="20"/>
+              <w:jc w:val="left"/>
+            </w:pPr>
+            <w:r>
+              <w:rPr>
+                <w:b/>
+                <w:sz w:val="17"/>
+              </w:rPr>
+              <w:t>printed p. 233</w:t>
+            </w:r>
+          </w:p>
+        </w:tc>
+        <w:tc>
+          <w:tcPr>
+            <w:tcW w:type="dxa" w:w="1234"/>
+          </w:tcPr>
+          <w:p>
+            <w:pPr>
+              <w:spacing w:before="20" w:after="20"/>
+              <w:jc w:val="left"/>
+            </w:pPr>
+            <w:r>
+              <w:rPr>
+                <w:sz w:val="17"/>
+              </w:rPr>
+              <w:t>2</w:t>
+            </w:r>
+          </w:p>
+        </w:tc>
+        <w:tc>
+          <w:tcPr>
+            <w:tcW w:type="dxa" w:w="1234"/>
+          </w:tcPr>
+          <w:p>
+            <w:pPr>
+              <w:spacing w:before="20" w:after="20"/>
+              <w:jc w:val="left"/>
+            </w:pPr>
+            <w:r>
+              <w:rPr>
+                <w:sz w:val="17"/>
+              </w:rPr>
+              <w:t>High</w:t>
+            </w:r>
+          </w:p>
+        </w:tc>
+      </w:tr>
     </w:tbl>
     <w:p>
       <w:pPr>
@@ -10059,6 +11610,380 @@
           </w:p>
         </w:tc>
       </w:tr>
+      <w:tr>
+        <w:tc>
+          <w:tcPr>
+            <w:tcW w:type="dxa" w:w="1234"/>
+          </w:tcPr>
+          <w:p>
+            <w:pPr>
+              <w:spacing w:before="20" w:after="20"/>
+              <w:jc w:val="left"/>
+            </w:pPr>
+            <w:r>
+              <w:rPr>
+                <w:sz w:val="17"/>
+              </w:rPr>
+              <w:t>F-73</w:t>
+            </w:r>
+          </w:p>
+        </w:tc>
+        <w:tc>
+          <w:tcPr>
+            <w:tcW w:type="dxa" w:w="1234"/>
+          </w:tcPr>
+          <w:p>
+            <w:pPr>
+              <w:spacing w:before="20" w:after="20"/>
+              <w:jc w:val="left"/>
+            </w:pPr>
+            <w:r>
+              <w:rPr>
+                <w:b/>
+                <w:sz w:val="17"/>
+              </w:rPr>
+              <w:t>The Standards of Quality state / local split.</w:t>
+            </w:r>
+            <w:r>
+              <w:rPr>
+                <w:sz w:val="17"/>
+              </w:rPr>
+              <w:t xml:space="preserve"> "The Local Composite Index of Ability-To-Pay (LCI) … [d]etermines each locality's share of SOQ funding … </w:t>
+            </w:r>
+            <w:r>
+              <w:rPr>
+                <w:b/>
+                <w:sz w:val="17"/>
+              </w:rPr>
+              <w:t>Formula ensures at the statewide level: 55% state share and 45% local share</w:t>
+            </w:r>
+            <w:r>
+              <w:rPr>
+                <w:sz w:val="17"/>
+              </w:rPr>
+              <w:t xml:space="preserve">." Corroborated independently by JLARC: "In general, the state pays approximately </w:t>
+            </w:r>
+            <w:r>
+              <w:rPr>
+                <w:b/>
+                <w:sz w:val="17"/>
+              </w:rPr>
+              <w:t>55 percent</w:t>
+            </w:r>
+            <w:r>
+              <w:rPr>
+                <w:sz w:val="17"/>
+              </w:rPr>
+              <w:t xml:space="preserve"> of SOQ program costs, and localities collectively pay the remaining </w:t>
+            </w:r>
+            <w:r>
+              <w:rPr>
+                <w:b/>
+                <w:sz w:val="17"/>
+              </w:rPr>
+              <w:t>45 percent</w:t>
+            </w:r>
+            <w:r>
+              <w:rPr>
+                <w:sz w:val="17"/>
+              </w:rPr>
+              <w:t>." VRS teacher retirement contributions are an SOQ account; the non-basic-aid accounts are split "based on an unadjusted total cost of the programs funded through each account" using the LCI</w:t>
+            </w:r>
+          </w:p>
+        </w:tc>
+        <w:tc>
+          <w:tcPr>
+            <w:tcW w:type="dxa" w:w="1234"/>
+          </w:tcPr>
+          <w:p>
+            <w:pPr>
+              <w:spacing w:before="20" w:after="20"/>
+              <w:jc w:val="left"/>
+            </w:pPr>
+            <w:r>
+              <w:rPr>
+                <w:b/>
+                <w:sz w:val="17"/>
+              </w:rPr>
+              <w:t>55% / 45%</w:t>
+            </w:r>
+          </w:p>
+        </w:tc>
+        <w:tc>
+          <w:tcPr>
+            <w:tcW w:type="dxa" w:w="1234"/>
+          </w:tcPr>
+          <w:p>
+            <w:pPr>
+              <w:spacing w:before="20" w:after="20"/>
+              <w:jc w:val="left"/>
+            </w:pPr>
+            <w:r>
+              <w:rPr>
+                <w:sz w:val="17"/>
+              </w:rPr>
+              <w:t xml:space="preserve">House Appropriations Committee, </w:t>
+            </w:r>
+            <w:r>
+              <w:rPr>
+                <w:i/>
+                <w:sz w:val="17"/>
+              </w:rPr>
+              <w:t>Elementary and Secondary Education 101</w:t>
+            </w:r>
+            <w:r>
+              <w:rPr>
+                <w:sz w:val="17"/>
+              </w:rPr>
+              <w:t xml:space="preserve">; </w:t>
+            </w:r>
+            <w:r>
+              <w:rPr>
+                <w:b/>
+                <w:sz w:val="17"/>
+              </w:rPr>
+              <w:t>and</w:t>
+            </w:r>
+            <w:r>
+              <w:rPr>
+                <w:sz w:val="17"/>
+              </w:rPr>
+              <w:t xml:space="preserve"> JLARC, </w:t>
+            </w:r>
+            <w:r>
+              <w:rPr>
+                <w:i/>
+                <w:sz w:val="17"/>
+              </w:rPr>
+              <w:t>State Spending on the K–12 Standards of Quality: 2024 Update</w:t>
+            </w:r>
+            <w:r>
+              <w:rPr>
+                <w:sz w:val="17"/>
+              </w:rPr>
+              <w:t xml:space="preserve"> (Rpt. 601)</w:t>
+            </w:r>
+          </w:p>
+        </w:tc>
+        <w:tc>
+          <w:tcPr>
+            <w:tcW w:type="dxa" w:w="1234"/>
+          </w:tcPr>
+          <w:p>
+            <w:pPr>
+              <w:spacing w:before="20" w:after="20"/>
+              <w:jc w:val="left"/>
+            </w:pPr>
+            <w:r>
+              <w:rPr>
+                <w:sz w:val="17"/>
+              </w:rPr>
+              <w:t>HAC slide 7 (Jan. 2026); JLARC p. 5</w:t>
+            </w:r>
+          </w:p>
+        </w:tc>
+        <w:tc>
+          <w:tcPr>
+            <w:tcW w:type="dxa" w:w="1234"/>
+          </w:tcPr>
+          <w:p>
+            <w:pPr>
+              <w:spacing w:before="20" w:after="20"/>
+              <w:jc w:val="left"/>
+            </w:pPr>
+            <w:r>
+              <w:rPr>
+                <w:sz w:val="17"/>
+              </w:rPr>
+              <w:t>3</w:t>
+            </w:r>
+          </w:p>
+        </w:tc>
+        <w:tc>
+          <w:tcPr>
+            <w:tcW w:type="dxa" w:w="1234"/>
+          </w:tcPr>
+          <w:p>
+            <w:pPr>
+              <w:spacing w:before="20" w:after="20"/>
+              <w:jc w:val="left"/>
+            </w:pPr>
+            <w:r>
+              <w:rPr>
+                <w:sz w:val="17"/>
+              </w:rPr>
+              <w:t>High — two independent sources</w:t>
+            </w:r>
+          </w:p>
+        </w:tc>
+      </w:tr>
+      <w:tr>
+        <w:tc>
+          <w:tcPr>
+            <w:tcW w:type="dxa" w:w="1234"/>
+          </w:tcPr>
+          <w:p>
+            <w:pPr>
+              <w:spacing w:before="20" w:after="20"/>
+              <w:jc w:val="left"/>
+            </w:pPr>
+            <w:r>
+              <w:rPr>
+                <w:sz w:val="17"/>
+              </w:rPr>
+              <w:t>F-74</w:t>
+            </w:r>
+          </w:p>
+        </w:tc>
+        <w:tc>
+          <w:tcPr>
+            <w:tcW w:type="dxa" w:w="1234"/>
+          </w:tcPr>
+          <w:p>
+            <w:pPr>
+              <w:spacing w:before="20" w:after="20"/>
+              <w:jc w:val="left"/>
+            </w:pPr>
+            <w:r>
+              <w:rPr>
+                <w:sz w:val="17"/>
+              </w:rPr>
+              <w:t>LCI mechanics and spread</w:t>
+            </w:r>
+          </w:p>
+        </w:tc>
+        <w:tc>
+          <w:tcPr>
+            <w:tcW w:type="dxa" w:w="1234"/>
+          </w:tcPr>
+          <w:p>
+            <w:pPr>
+              <w:spacing w:before="20" w:after="20"/>
+              <w:jc w:val="left"/>
+            </w:pPr>
+            <w:r>
+              <w:rPr>
+                <w:sz w:val="17"/>
+              </w:rPr>
+              <w:t xml:space="preserve">Capped at </w:t>
+            </w:r>
+            <w:r>
+              <w:rPr>
+                <w:b/>
+                <w:sz w:val="17"/>
+              </w:rPr>
+              <w:t>.8000</w:t>
+            </w:r>
+            <w:r>
+              <w:rPr>
+                <w:sz w:val="17"/>
+              </w:rPr>
+              <w:t xml:space="preserve"> so no locality's share exceeds 80% and the state's is at least 20%. </w:t>
+            </w:r>
+            <w:r>
+              <w:rPr>
+                <w:b/>
+                <w:sz w:val="17"/>
+              </w:rPr>
+              <w:t>9 divisions at the .8000 cap in 2026–28</w:t>
+            </w:r>
+            <w:r>
+              <w:rPr>
+                <w:sz w:val="17"/>
+              </w:rPr>
+              <w:t xml:space="preserve">; lowest 2026–28 LCI </w:t>
+            </w:r>
+            <w:r>
+              <w:rPr>
+                <w:b/>
+                <w:sz w:val="17"/>
+              </w:rPr>
+              <w:t>.1573 (Radford)</w:t>
+            </w:r>
+            <w:r>
+              <w:rPr>
+                <w:sz w:val="17"/>
+              </w:rPr>
+              <w:t>, i.e. 84.27% state share. Recalculated every two years</w:t>
+            </w:r>
+          </w:p>
+        </w:tc>
+        <w:tc>
+          <w:tcPr>
+            <w:tcW w:type="dxa" w:w="1234"/>
+          </w:tcPr>
+          <w:p>
+            <w:pPr>
+              <w:spacing w:before="20" w:after="20"/>
+              <w:jc w:val="left"/>
+            </w:pPr>
+            <w:r>
+              <w:rPr>
+                <w:sz w:val="17"/>
+              </w:rPr>
+              <w:t xml:space="preserve">House Appropriations Committee, </w:t>
+            </w:r>
+            <w:r>
+              <w:rPr>
+                <w:i/>
+                <w:sz w:val="17"/>
+              </w:rPr>
+              <w:t>Elementary and Secondary Education 101</w:t>
+            </w:r>
+          </w:p>
+        </w:tc>
+        <w:tc>
+          <w:tcPr>
+            <w:tcW w:type="dxa" w:w="1234"/>
+          </w:tcPr>
+          <w:p>
+            <w:pPr>
+              <w:spacing w:before="20" w:after="20"/>
+              <w:jc w:val="left"/>
+            </w:pPr>
+            <w:r>
+              <w:rPr>
+                <w:sz w:val="17"/>
+              </w:rPr>
+              <w:t>slide 7 (Jan. 2026)</w:t>
+            </w:r>
+          </w:p>
+        </w:tc>
+        <w:tc>
+          <w:tcPr>
+            <w:tcW w:type="dxa" w:w="1234"/>
+          </w:tcPr>
+          <w:p>
+            <w:pPr>
+              <w:spacing w:before="20" w:after="20"/>
+              <w:jc w:val="left"/>
+            </w:pPr>
+            <w:r>
+              <w:rPr>
+                <w:sz w:val="17"/>
+              </w:rPr>
+              <w:t>3</w:t>
+            </w:r>
+          </w:p>
+        </w:tc>
+        <w:tc>
+          <w:tcPr>
+            <w:tcW w:type="dxa" w:w="1234"/>
+          </w:tcPr>
+          <w:p>
+            <w:pPr>
+              <w:spacing w:before="20" w:after="20"/>
+              <w:jc w:val="left"/>
+            </w:pPr>
+            <w:r>
+              <w:rPr>
+                <w:sz w:val="17"/>
+              </w:rPr>
+              <w:t>High</w:t>
+            </w:r>
+          </w:p>
+        </w:tc>
+      </w:tr>
     </w:tbl>
     <w:p>
       <w:pPr>
@@ -12274,7 +14199,7 @@
               <w:rPr>
                 <w:sz w:val="17"/>
               </w:rPr>
-              <w:t xml:space="preserve"> — roughly a factor of 6 of the grid's factor-of-14 span. </w:t>
+              <w:t xml:space="preserve"> — a factor of 3 of the current grid's factor-of-about-6 span, the eligible-pool band contributing the rest. </w:t>
             </w:r>
             <w:r>
               <w:rPr>
@@ -12363,7 +14288,20 @@
                 <w:b/>
                 <w:sz w:val="17"/>
               </w:rPr>
-              <w:t>The range to publish is $26M – $182M</w:t>
+              <w:t>The range to publish is $28M – $166M.</w:t>
+            </w:r>
+            <w:r>
+              <w:rPr>
+                <w:sz w:val="17"/>
+              </w:rPr>
+              <w:t xml:space="preserve"> </w:t>
+            </w:r>
+            <w:r>
+              <w:rPr>
+                <w:i/>
+                <w:sz w:val="17"/>
+              </w:rPr>
+              <w:t>Restated October 25, 2026: this entry read "$26M – $182M", which corrected the floor per S-5 but still stood on the mis-paired eligible pool of red team S-3. Both that interim figure and the original "$13M – $182M" are retracted.</w:t>
             </w:r>
           </w:p>
         </w:tc>
@@ -12881,41 +14819,13 @@
                 <w:b/>
                 <w:sz w:val="17"/>
               </w:rPr>
-              <w:t>Not assumed</w:t>
-            </w:r>
-          </w:p>
-        </w:tc>
-        <w:tc>
-          <w:tcPr>
-            <w:tcW w:type="dxa" w:w="1234"/>
-          </w:tcPr>
-          <w:p>
-            <w:pPr>
-              <w:spacing w:before="20" w:after="20"/>
-              <w:jc w:val="left"/>
-            </w:pPr>
-            <w:r>
-              <w:rPr>
-                <w:sz w:val="17"/>
-              </w:rPr>
-              <w:t>Deliberately unresolved. A budget input, not a VRS one</w:t>
-            </w:r>
-          </w:p>
-        </w:tc>
-        <w:tc>
-          <w:tcPr>
-            <w:tcW w:type="dxa" w:w="1234"/>
-          </w:tcPr>
-          <w:p>
-            <w:pPr>
-              <w:spacing w:before="20" w:after="20"/>
-              <w:jc w:val="left"/>
-            </w:pPr>
-            <w:r>
-              <w:rPr>
-                <w:sz w:val="17"/>
-              </w:rPr>
-              <w:t>The teacher bucket is reported unsplit rather than guessed</w:t>
+              <w:t>Resolved in v2.2 as a ceiling, not a point: at most ~55% Commonwealth / at least ~45% local</w:t>
+            </w:r>
+            <w:r>
+              <w:rPr>
+                <w:sz w:val="17"/>
+              </w:rPr>
+              <w:t xml:space="preserve"> at the statewide level (F-73)</w:t>
             </w:r>
           </w:p>
         </w:tc>
@@ -12933,24 +14843,118 @@
                 <w:b/>
                 <w:sz w:val="17"/>
               </w:rPr>
-              <w:t>DPB</w:t>
-            </w:r>
-          </w:p>
-        </w:tc>
-        <w:tc>
-          <w:tcPr>
-            <w:tcW w:type="dxa" w:w="1234"/>
-          </w:tcPr>
-          <w:p>
-            <w:pPr>
-              <w:spacing w:before="20" w:after="20"/>
-              <w:jc w:val="left"/>
-            </w:pPr>
-            <w:r>
-              <w:rPr>
-                <w:sz w:val="17"/>
-              </w:rPr>
-              <w:t>FM-4 § 4.7</w:t>
+              <w:t>OFFICIAL on the split itself</w:t>
+            </w:r>
+            <w:r>
+              <w:rPr>
+                <w:sz w:val="17"/>
+              </w:rPr>
+              <w:t xml:space="preserve"> — the Local Composite Index is constructed so that statewide the state share of SOQ costs is 55% and the local share 45%, and VRS teacher retirement contributions are an SOQ account split by that index. </w:t>
+            </w:r>
+            <w:r>
+              <w:rPr>
+                <w:b/>
+                <w:sz w:val="17"/>
+              </w:rPr>
+              <w:t>But it is a ceiling on the state share, for a reason that cuts against the Commonwealth:</w:t>
+            </w:r>
+            <w:r>
+              <w:rPr>
+                <w:sz w:val="17"/>
+              </w:rPr>
+              <w:t xml:space="preserve"> the 55/45 split applies only to </w:t>
+            </w:r>
+            <w:r>
+              <w:rPr>
+                <w:b/>
+                <w:sz w:val="17"/>
+              </w:rPr>
+              <w:t>SOQ-recognised positions</w:t>
+            </w:r>
+            <w:r>
+              <w:rPr>
+                <w:sz w:val="17"/>
+              </w:rPr>
+              <w:t xml:space="preserve">, and divisions employ materially more staff than the Standards require. Employer contributions for above-standards positions fall </w:t>
+            </w:r>
+            <w:r>
+              <w:rPr>
+                <w:b/>
+                <w:sz w:val="17"/>
+              </w:rPr>
+              <w:t>wholly on the locality</w:t>
+            </w:r>
+          </w:p>
+        </w:tc>
+        <w:tc>
+          <w:tcPr>
+            <w:tcW w:type="dxa" w:w="1234"/>
+          </w:tcPr>
+          <w:p>
+            <w:pPr>
+              <w:spacing w:before="20" w:after="20"/>
+              <w:jc w:val="left"/>
+            </w:pPr>
+            <w:r>
+              <w:rPr>
+                <w:b/>
+                <w:sz w:val="17"/>
+              </w:rPr>
+              <w:t>The Commonwealth's true share of the teacher exposure line is at or below 55%, and the local share at or above 45%.</w:t>
+            </w:r>
+            <w:r>
+              <w:rPr>
+                <w:sz w:val="17"/>
+              </w:rPr>
+              <w:t xml:space="preserve"> Do not present 55/45 as the actual split — present it as the state's maximum. Resolving it exactly needs the above-standards position count (U-08), which is why the teacher bucket is still reported unsplit in FM-4 § 4.7</w:t>
+            </w:r>
+          </w:p>
+        </w:tc>
+        <w:tc>
+          <w:tcPr>
+            <w:tcW w:type="dxa" w:w="1234"/>
+          </w:tcPr>
+          <w:p>
+            <w:pPr>
+              <w:spacing w:before="20" w:after="20"/>
+              <w:jc w:val="left"/>
+            </w:pPr>
+            <w:r>
+              <w:rPr>
+                <w:sz w:val="17"/>
+              </w:rPr>
+              <w:t xml:space="preserve">DPB / VDOE for the above-standards count; the </w:t>
+            </w:r>
+            <w:r>
+              <w:rPr>
+                <w:b/>
+                <w:sz w:val="17"/>
+              </w:rPr>
+              <w:t>split ratio itself no longer needs a request</w:t>
+            </w:r>
+          </w:p>
+        </w:tc>
+        <w:tc>
+          <w:tcPr>
+            <w:tcW w:type="dxa" w:w="1234"/>
+          </w:tcPr>
+          <w:p>
+            <w:pPr>
+              <w:spacing w:before="20" w:after="20"/>
+              <w:jc w:val="left"/>
+            </w:pPr>
+            <w:r>
+              <w:rPr>
+                <w:sz w:val="17"/>
+              </w:rPr>
+              <w:t xml:space="preserve">FM-4 § 4.7; </w:t>
+            </w:r>
+            <w:r>
+              <w:rPr>
+                <w:b/>
+                <w:sz w:val="17"/>
+              </w:rPr>
+              <w:t>§ 7.7</w:t>
             </w:r>
           </w:p>
         </w:tc>
@@ -13241,13 +15245,26 @@
                 <w:b/>
                 <w:sz w:val="17"/>
               </w:rPr>
-              <w:t>$20M – $48M</w:t>
-            </w:r>
-            <w:r>
-              <w:rPr>
-                <w:sz w:val="17"/>
-              </w:rPr>
-              <w:t xml:space="preserve">, not $0. Only </w:t>
+              <w:t>$22M – $44M</w:t>
+            </w:r>
+            <w:r>
+              <w:rPr>
+                <w:sz w:val="17"/>
+              </w:rPr>
+              <w:t xml:space="preserve">, not $0 — </w:t>
+            </w:r>
+            <w:r>
+              <w:rPr>
+                <w:i/>
+                <w:sz w:val="17"/>
+              </w:rPr>
+              <w:t>restated October 25, 2026 from "$20M – $48M", which was computed on the pre-S-3 eligible pool; the recovery band itself is pool-independent and did not move.</w:t>
+            </w:r>
+            <w:r>
+              <w:rPr>
+                <w:sz w:val="17"/>
+              </w:rPr>
+              <w:t xml:space="preserve"> Only </w:t>
             </w:r>
             <w:r>
               <w:rPr>
@@ -13388,7 +15405,256 @@
                 <w:b/>
                 <w:sz w:val="17"/>
               </w:rPr>
-              <w:t>Every purchaser retires at the earliest unreduced date</w:t>
+              <w:t>Upper leg: every purchaser retires at the earliest unreduced date</w:t>
+            </w:r>
+            <w:r>
+              <w:rPr>
+                <w:sz w:val="17"/>
+              </w:rPr>
+              <w:t xml:space="preserve"> (the live model). </w:t>
+            </w:r>
+            <w:r>
+              <w:rPr>
+                <w:b/>
+                <w:sz w:val="17"/>
+              </w:rPr>
+              <w:t>Lower leg, new in v2.2: purchasers behave like the membership at large under the Board's own published retirement decrements (F-67, F-68), which retains 67% – 88% of the modelled per-purchaser cost and 57% – 78% of the acceleration channel</w:t>
+            </w:r>
+          </w:p>
+        </w:tc>
+        <w:tc>
+          <w:tcPr>
+            <w:tcW w:type="dxa" w:w="1234"/>
+          </w:tcPr>
+          <w:p>
+            <w:pPr>
+              <w:spacing w:before="20" w:after="20"/>
+              <w:jc w:val="left"/>
+            </w:pPr>
+            <w:r>
+              <w:rPr>
+                <w:sz w:val="17"/>
+              </w:rPr>
+              <w:t xml:space="preserve">ESTIMATE, registered in v2.1 after red team S-4. </w:t>
+            </w:r>
+            <w:r>
+              <w:rPr>
+                <w:b/>
+                <w:sz w:val="17"/>
+              </w:rPr>
+              <w:t>The resolution path logged in v2.1 was half wrong and is corrected here:</w:t>
+            </w:r>
+            <w:r>
+              <w:rPr>
+                <w:sz w:val="17"/>
+              </w:rPr>
+              <w:t xml:space="preserve"> it said this needed "VRS retirement-pattern data." VRS </w:t>
+            </w:r>
+            <w:r>
+              <w:rPr>
+                <w:i/>
+                <w:sz w:val="17"/>
+              </w:rPr>
+              <w:t>publishes</w:t>
+            </w:r>
+            <w:r>
+              <w:rPr>
+                <w:sz w:val="17"/>
+              </w:rPr>
+              <w:t xml:space="preserve"> its Board-adopted retirement decrements annually — ACFR Fig. 4.3 — and they were never requested. What is genuinely unavailable is the </w:t>
+            </w:r>
+            <w:r>
+              <w:rPr>
+                <w:i/>
+                <w:sz w:val="17"/>
+              </w:rPr>
+              <w:t>purchaser-specific</w:t>
+            </w:r>
+            <w:r>
+              <w:rPr>
+                <w:sz w:val="17"/>
+              </w:rPr>
+              <w:t xml:space="preserve"> pattern. See § 7.7 and </w:t>
+            </w:r>
+            <w:r>
+              <w:rPr>
+                <w:rFonts w:ascii="Consolas" w:hAnsi="Consolas"/>
+                <w:color w:val="303030"/>
+                <w:sz w:val="18"/>
+              </w:rPr>
+              <w:t>models/a29_retirement_timing.py</w:t>
+            </w:r>
+          </w:p>
+        </w:tc>
+        <w:tc>
+          <w:tcPr>
+            <w:tcW w:type="dxa" w:w="1234"/>
+          </w:tcPr>
+          <w:p>
+            <w:pPr>
+              <w:spacing w:before="20" w:after="20"/>
+              <w:jc w:val="left"/>
+            </w:pPr>
+            <w:r>
+              <w:rPr>
+                <w:b/>
+                <w:sz w:val="17"/>
+              </w:rPr>
+              <w:t>Still pushes cost up, but by far less than "unquantified" implied — and the direction is now measured, not asserted.</w:t>
+            </w:r>
+            <w:r>
+              <w:rPr>
+                <w:sz w:val="17"/>
+              </w:rPr>
+              <w:t xml:space="preserve"> The live figures overstate per-purchaser cost by roughly </w:t>
+            </w:r>
+            <w:r>
+              <w:rPr>
+                <w:b/>
+                <w:sz w:val="17"/>
+              </w:rPr>
+              <w:t>12% – 33%</w:t>
+            </w:r>
+            <w:r>
+              <w:rPr>
+                <w:sz w:val="17"/>
+              </w:rPr>
+              <w:t xml:space="preserve">, not by a multiple. </w:t>
+            </w:r>
+            <w:r>
+              <w:rPr>
+                <w:b/>
+                <w:sz w:val="17"/>
+              </w:rPr>
+              <w:t>The teacher-heavy pool pushes toward the top of that band, against interest:</w:t>
+            </w:r>
+            <w:r>
+              <w:rPr>
+                <w:sz w:val="17"/>
+              </w:rPr>
+              <w:t xml:space="preserve"> the Teacher Rule-of-90 rate is 22.50% against 11.50%–12.00% for state employees, so teachers retire nearer the first opportunity and retain 80%–88%. </w:t>
+            </w:r>
+            <w:r>
+              <w:rPr>
+                <w:b/>
+                <w:sz w:val="17"/>
+              </w:rPr>
+              <w:t>Do not publish the lower leg as the headline</w:t>
+            </w:r>
+            <w:r>
+              <w:rPr>
+                <w:sz w:val="17"/>
+              </w:rPr>
+              <w:t xml:space="preserve"> — a purchaser is self-selected and the selection runs toward the upper leg</w:t>
+            </w:r>
+          </w:p>
+        </w:tc>
+        <w:tc>
+          <w:tcPr>
+            <w:tcW w:type="dxa" w:w="1234"/>
+          </w:tcPr>
+          <w:p>
+            <w:pPr>
+              <w:spacing w:before="20" w:after="20"/>
+              <w:jc w:val="left"/>
+            </w:pPr>
+            <w:r>
+              <w:rPr>
+                <w:sz w:val="17"/>
+              </w:rPr>
+              <w:t xml:space="preserve">Purchaser-level retirement patterns only (extension of data request item 5). The </w:t>
+            </w:r>
+            <w:r>
+              <w:rPr>
+                <w:i/>
+                <w:sz w:val="17"/>
+              </w:rPr>
+              <w:t>general</w:t>
+            </w:r>
+            <w:r>
+              <w:rPr>
+                <w:sz w:val="17"/>
+              </w:rPr>
+              <w:t xml:space="preserve"> pattern is now OFFICIAL</w:t>
+            </w:r>
+          </w:p>
+        </w:tc>
+        <w:tc>
+          <w:tcPr>
+            <w:tcW w:type="dxa" w:w="1234"/>
+          </w:tcPr>
+          <w:p>
+            <w:pPr>
+              <w:spacing w:before="20" w:after="20"/>
+              <w:jc w:val="left"/>
+            </w:pPr>
+            <w:r>
+              <w:rPr>
+                <w:sz w:val="17"/>
+              </w:rPr>
+              <w:t xml:space="preserve">FM-2 § 2.3, FM-4 § 4.2; </w:t>
+            </w:r>
+            <w:r>
+              <w:rPr>
+                <w:b/>
+                <w:sz w:val="17"/>
+              </w:rPr>
+              <w:t>§ 7.7</w:t>
+            </w:r>
+          </w:p>
+        </w:tc>
+      </w:tr>
+      <w:tr>
+        <w:tc>
+          <w:tcPr>
+            <w:tcW w:type="dxa" w:w="1234"/>
+          </w:tcPr>
+          <w:p>
+            <w:pPr>
+              <w:spacing w:before="20" w:after="20"/>
+              <w:jc w:val="left"/>
+            </w:pPr>
+            <w:r>
+              <w:rPr>
+                <w:sz w:val="17"/>
+              </w:rPr>
+              <w:t>A-30</w:t>
+            </w:r>
+          </w:p>
+        </w:tc>
+        <w:tc>
+          <w:tcPr>
+            <w:tcW w:type="dxa" w:w="1234"/>
+          </w:tcPr>
+          <w:p>
+            <w:pPr>
+              <w:spacing w:before="20" w:after="20"/>
+              <w:jc w:val="left"/>
+            </w:pPr>
+            <w:r>
+              <w:rPr>
+                <w:b/>
+                <w:sz w:val="17"/>
+              </w:rPr>
+              <w:t>Retirement age at which the § 2.2 ceiling's AEC is measured</w:t>
+            </w:r>
+          </w:p>
+        </w:tc>
+        <w:tc>
+          <w:tcPr>
+            <w:tcW w:type="dxa" w:w="1234"/>
+          </w:tcPr>
+          <w:p>
+            <w:pPr>
+              <w:spacing w:before="20" w:after="20"/>
+              <w:jc w:val="left"/>
+            </w:pPr>
+            <w:r>
+              <w:rPr>
+                <w:b/>
+                <w:sz w:val="17"/>
+              </w:rPr>
+              <w:t>Not assumed. Reported on three bases and NOT resolved: NRA (65 / 67 / 67), OWN (the member's own unreduced age, typically 46–58), OWN0 (the member's pre-purchase unreduced age)</w:t>
             </w:r>
           </w:p>
         </w:tc>
@@ -13412,97 +15678,542 @@
                 <w:b/>
                 <w:sz w:val="17"/>
               </w:rPr>
-              <w:t>previously unstated</w:t>
-            </w:r>
-            <w:r>
-              <w:rPr>
-                <w:sz w:val="17"/>
-              </w:rPr>
-              <w:t xml:space="preserve">; registered in v2.1 after red team S-4. It is the assumption that makes the full-basis (benefit amount </w:t>
+              <w:t>previously unstated anywhere in the package</w:t>
+            </w:r>
+            <w:r>
+              <w:rPr>
+                <w:sz w:val="17"/>
+              </w:rPr>
+              <w:t xml:space="preserve"> — registered in v2.2 after red team F-1A and S-9. </w:t>
+            </w:r>
+            <w:r>
+              <w:rPr>
+                <w:rFonts w:ascii="Consolas" w:hAnsi="Consolas"/>
+                <w:color w:val="303030"/>
+                <w:sz w:val="18"/>
+              </w:rPr>
+              <w:t>aec_pct_of_salary()</w:t>
+            </w:r>
+            <w:r>
+              <w:rPr>
+                <w:sz w:val="17"/>
+              </w:rPr>
+              <w:t xml:space="preserve"> takes the retirement age as an argument and the package has been passing </w:t>
+            </w:r>
+            <w:r>
+              <w:rPr>
+                <w:rFonts w:ascii="Consolas" w:hAnsi="Consolas"/>
+                <w:color w:val="303030"/>
+                <w:sz w:val="18"/>
+              </w:rPr>
+              <w:t>PLAN_RETIRE_AGE</w:t>
+            </w:r>
+            <w:r>
+              <w:rPr>
+                <w:sz w:val="17"/>
+              </w:rPr>
+              <w:t xml:space="preserve"> in the break-even and multiple surfaces while </w:t>
+            </w:r>
+            <w:r>
+              <w:rPr>
+                <w:rFonts w:ascii="Consolas" w:hAnsi="Consolas"/>
+                <w:color w:val="303030"/>
+                <w:sz w:val="18"/>
+              </w:rPr>
+              <w:t>fm4_acceleration()</w:t>
+            </w:r>
+            <w:r>
+              <w:rPr>
+                <w:sz w:val="17"/>
+              </w:rPr>
+              <w:t xml:space="preserve"> values the benefit at the member's own unreduced age. </w:t>
+            </w:r>
+            <w:r>
+              <w:rPr>
+                <w:b/>
+                <w:sz w:val="17"/>
+              </w:rPr>
+              <w:t>The package has therefore been comparing a price measured at age 65 against a benefit measured at age 57.5</w:t>
+            </w:r>
+          </w:p>
+        </w:tc>
+        <w:tc>
+          <w:tcPr>
+            <w:tcW w:type="dxa" w:w="1234"/>
+          </w:tcPr>
+          <w:p>
+            <w:pPr>
+              <w:spacing w:before="20" w:after="20"/>
+              <w:jc w:val="left"/>
+            </w:pPr>
+            <w:r>
+              <w:rPr>
+                <w:b/>
+                <w:sz w:val="17"/>
+              </w:rPr>
+              <w:t>The dominant sensitivity in both F-1A and S-9, worth roughly an order of magnitude.</w:t>
+            </w:r>
+            <w:r>
+              <w:rPr>
+                <w:sz w:val="17"/>
+              </w:rPr>
+              <w:t xml:space="preserve"> Max lawful recovery on § 4.8's profiles is 10%–16% on NRA against 47%–57% on OWN; the S-9 sub-ANC leak is $6M–$15M on NRA against under $0.4M on OWN. Also the mechanism behind A-29's note that the benefit-amount channel alone shows a 47–48 break-even while the full basis shows none</w:t>
+            </w:r>
+          </w:p>
+        </w:tc>
+        <w:tc>
+          <w:tcPr>
+            <w:tcW w:type="dxa" w:w="1234"/>
+          </w:tcPr>
+          <w:p>
+            <w:pPr>
+              <w:spacing w:before="20" w:after="20"/>
+              <w:jc w:val="left"/>
+            </w:pPr>
+            <w:r>
+              <w:rPr>
+                <w:b/>
+                <w:sz w:val="17"/>
+              </w:rPr>
+              <w:t>VRS actuary — U-16, now the highest-value open item after U-01</w:t>
+            </w:r>
+          </w:p>
+        </w:tc>
+        <w:tc>
+          <w:tcPr>
+            <w:tcW w:type="dxa" w:w="1234"/>
+          </w:tcPr>
+          <w:p>
+            <w:pPr>
+              <w:spacing w:before="20" w:after="20"/>
+              <w:jc w:val="left"/>
+            </w:pPr>
+            <w:r>
+              <w:rPr>
+                <w:sz w:val="17"/>
+              </w:rPr>
+              <w:t xml:space="preserve">Annex 2 Closure </w:t>
+            </w:r>
+            <w:r>
+              <w:rPr>
+                <w:b/>
+                <w:sz w:val="17"/>
+              </w:rPr>
+              <w:t>FM-4 § 4.8.3</w:t>
+            </w:r>
+          </w:p>
+        </w:tc>
+      </w:tr>
+      <w:tr>
+        <w:tc>
+          <w:tcPr>
+            <w:tcW w:type="dxa" w:w="1234"/>
+          </w:tcPr>
+          <w:p>
+            <w:pPr>
+              <w:spacing w:before="20" w:after="20"/>
+              <w:jc w:val="left"/>
+            </w:pPr>
+            <w:r>
+              <w:rPr>
+                <w:sz w:val="17"/>
+              </w:rPr>
+              <w:t>A-31</w:t>
+            </w:r>
+          </w:p>
+        </w:tc>
+        <w:tc>
+          <w:tcPr>
+            <w:tcW w:type="dxa" w:w="1234"/>
+          </w:tcPr>
+          <w:p>
+            <w:pPr>
+              <w:spacing w:before="20" w:after="20"/>
+              <w:jc w:val="left"/>
+            </w:pPr>
+            <w:r>
+              <w:rPr>
+                <w:b/>
+                <w:sz w:val="17"/>
+              </w:rPr>
+              <w:t>Share of the eligible pool below the break-even purchase age</w:t>
+            </w:r>
+            <w:r>
+              <w:rPr>
+                <w:sz w:val="17"/>
+              </w:rPr>
+              <w:t xml:space="preserve"> — the cohort on which the S-9 ceiling leak bites</w:t>
+            </w:r>
+          </w:p>
+        </w:tc>
+        <w:tc>
+          <w:tcPr>
+            <w:tcW w:type="dxa" w:w="1234"/>
+          </w:tcPr>
+          <w:p>
+            <w:pPr>
+              <w:spacing w:before="20" w:after="20"/>
+              <w:jc w:val="left"/>
+            </w:pPr>
+            <w:r>
+              <w:rPr>
+                <w:b/>
+                <w:sz w:val="17"/>
+              </w:rPr>
+              <w:t>25% / 50% / 65%</w:t>
+            </w:r>
+            <w:r>
+              <w:rPr>
+                <w:sz w:val="17"/>
+              </w:rPr>
+              <w:t xml:space="preserve"> scenario set, central 50%</w:t>
+            </w:r>
+          </w:p>
+        </w:tc>
+        <w:tc>
+          <w:tcPr>
+            <w:tcW w:type="dxa" w:w="1234"/>
+          </w:tcPr>
+          <w:p>
+            <w:pPr>
+              <w:spacing w:before="20" w:after="20"/>
+              <w:jc w:val="left"/>
+            </w:pPr>
+            <w:r>
+              <w:rPr>
+                <w:sz w:val="17"/>
+              </w:rPr>
+              <w:t xml:space="preserve">SCENARIO ASSUMPTION and </w:t>
+            </w:r>
+            <w:r>
+              <w:rPr>
+                <w:b/>
+                <w:sz w:val="17"/>
+              </w:rPr>
+              <w:t>it cannot be made an estimate</w:t>
+            </w:r>
+            <w:r>
+              <w:rPr>
+                <w:sz w:val="17"/>
+              </w:rPr>
+              <w:t xml:space="preserve">: the age distribution of the veteran pool is unpublished (U-01, U-02, and § 4.8.1's note that no weighting inside a plan is defensible). The 50% central case is anchored on F-32 — classified-workforce average age </w:t>
+            </w:r>
+            <w:r>
+              <w:rPr>
+                <w:b/>
+                <w:sz w:val="17"/>
+              </w:rPr>
+              <w:t>46.7</w:t>
+            </w:r>
+            <w:r>
+              <w:rPr>
+                <w:sz w:val="17"/>
+              </w:rPr>
+              <w:t xml:space="preserve">, which sits 0.1 years </w:t>
             </w:r>
             <w:r>
               <w:rPr>
                 <w:i/>
                 <w:sz w:val="17"/>
               </w:rPr>
-              <w:t>plus</w:t>
-            </w:r>
-            <w:r>
-              <w:rPr>
-                <w:sz w:val="17"/>
-              </w:rPr>
-              <w:t xml:space="preserve"> acceleration) figures what they are. A member who would have worked to 65 regardless generates </w:t>
+              <w:t>below</w:t>
+            </w:r>
+            <w:r>
+              <w:rPr>
+                <w:sz w:val="17"/>
+              </w:rPr>
+              <w:t xml:space="preserve"> the Plan 1 break-even of 46.60 and about a year below Plan 2's 47.43 and Hybrid's 48.16 — so a symmetric distribution about that mean puts roughly half the pool below it</w:t>
+            </w:r>
+          </w:p>
+        </w:tc>
+        <w:tc>
+          <w:tcPr>
+            <w:tcW w:type="dxa" w:w="1234"/>
+          </w:tcPr>
+          <w:p>
+            <w:pPr>
+              <w:spacing w:before="20" w:after="20"/>
+              <w:jc w:val="left"/>
+            </w:pPr>
+            <w:r>
+              <w:rPr>
+                <w:sz w:val="17"/>
+              </w:rPr>
+              <w:t xml:space="preserve">Roughly linear in the leak. Pulls </w:t>
             </w:r>
             <w:r>
               <w:rPr>
                 <w:b/>
                 <w:sz w:val="17"/>
               </w:rPr>
-              <w:t>no</w:t>
-            </w:r>
-            <w:r>
-              <w:rPr>
-                <w:sz w:val="17"/>
-              </w:rPr>
-              <w:t xml:space="preserve"> acceleration cost</w:t>
-            </w:r>
-          </w:p>
-        </w:tc>
-        <w:tc>
-          <w:tcPr>
-            <w:tcW w:type="dxa" w:w="1234"/>
-          </w:tcPr>
-          <w:p>
-            <w:pPr>
-              <w:spacing w:before="20" w:after="20"/>
-              <w:jc w:val="left"/>
-            </w:pPr>
+              <w:t>down</w:t>
+            </w:r>
+            <w:r>
+              <w:rPr>
+                <w:sz w:val="17"/>
+              </w:rPr>
+              <w:t xml:space="preserve"> in Plan 1, which is closed to membership dates before July 1, 2010 and therefore skews old, and </w:t>
+            </w:r>
             <w:r>
               <w:rPr>
                 <w:b/>
                 <w:sz w:val="17"/>
               </w:rPr>
-              <w:t>Pushes cost up.</w:t>
-            </w:r>
-            <w:r>
-              <w:rPr>
-                <w:sz w:val="17"/>
-              </w:rPr>
-              <w:t xml:space="preserve"> If real behaviour is partial, the full-basis per-purchaser figures and the acceleration share are conservative. Also the reason the full basis shows no member-overpayment age while the benefit-amount channel alone shows a 47–48 break-even</w:t>
-            </w:r>
-          </w:p>
-        </w:tc>
-        <w:tc>
-          <w:tcPr>
-            <w:tcW w:type="dxa" w:w="1234"/>
-          </w:tcPr>
-          <w:p>
-            <w:pPr>
-              <w:spacing w:before="20" w:after="20"/>
-              <w:jc w:val="left"/>
-            </w:pPr>
-            <w:r>
-              <w:rPr>
-                <w:sz w:val="17"/>
-              </w:rPr>
-              <w:t>VRS retirement-pattern data for purchasers (extension of data request item 5)</w:t>
-            </w:r>
-          </w:p>
-        </w:tc>
-        <w:tc>
-          <w:tcPr>
-            <w:tcW w:type="dxa" w:w="1234"/>
-          </w:tcPr>
-          <w:p>
-            <w:pPr>
-              <w:spacing w:before="20" w:after="20"/>
-              <w:jc w:val="left"/>
-            </w:pPr>
-            <w:r>
-              <w:rPr>
-                <w:sz w:val="17"/>
-              </w:rPr>
-              <w:t>FM-2 § 2.3, FM-4 § 4.2</w:t>
+              <w:t>up</w:t>
+            </w:r>
+            <w:r>
+              <w:rPr>
+                <w:sz w:val="17"/>
+              </w:rPr>
+              <w:t xml:space="preserve"> in Hybrid, which opened January 1, 2014 and skews young — the opposite of where the per-member leak is largest</w:t>
+            </w:r>
+          </w:p>
+        </w:tc>
+        <w:tc>
+          <w:tcPr>
+            <w:tcW w:type="dxa" w:w="1234"/>
+          </w:tcPr>
+          <w:p>
+            <w:pPr>
+              <w:spacing w:before="20" w:after="20"/>
+              <w:jc w:val="left"/>
+            </w:pPr>
+            <w:r>
+              <w:rPr>
+                <w:sz w:val="17"/>
+              </w:rPr>
+              <w:t>VRS — age-at-purchase distribution of completed § 51.1-142.2 purchases</w:t>
+            </w:r>
+          </w:p>
+        </w:tc>
+        <w:tc>
+          <w:tcPr>
+            <w:tcW w:type="dxa" w:w="1234"/>
+          </w:tcPr>
+          <w:p>
+            <w:pPr>
+              <w:spacing w:before="20" w:after="20"/>
+              <w:jc w:val="left"/>
+            </w:pPr>
+            <w:r>
+              <w:rPr>
+                <w:sz w:val="17"/>
+              </w:rPr>
+              <w:t xml:space="preserve">Annex 2 Closure </w:t>
+            </w:r>
+            <w:r>
+              <w:rPr>
+                <w:b/>
+                <w:sz w:val="17"/>
+              </w:rPr>
+              <w:t>FM-4 § 4.8.3</w:t>
+            </w:r>
+          </w:p>
+        </w:tc>
+      </w:tr>
+      <w:tr>
+        <w:tc>
+          <w:tcPr>
+            <w:tcW w:type="dxa" w:w="1234"/>
+          </w:tcPr>
+          <w:p>
+            <w:pPr>
+              <w:spacing w:before="20" w:after="20"/>
+              <w:jc w:val="left"/>
+            </w:pPr>
+            <w:r>
+              <w:rPr>
+                <w:sz w:val="17"/>
+              </w:rPr>
+              <w:t>A-32</w:t>
+            </w:r>
+          </w:p>
+        </w:tc>
+        <w:tc>
+          <w:tcPr>
+            <w:tcW w:type="dxa" w:w="1234"/>
+          </w:tcPr>
+          <w:p>
+            <w:pPr>
+              <w:spacing w:before="20" w:after="20"/>
+              <w:jc w:val="left"/>
+            </w:pPr>
+            <w:r>
+              <w:rPr>
+                <w:b/>
+                <w:sz w:val="17"/>
+              </w:rPr>
+              <w:t>Take-up among the under-break-even cohort</w:t>
+            </w:r>
+            <w:r>
+              <w:rPr>
+                <w:sz w:val="17"/>
+              </w:rPr>
+              <w:t>, reported separately from the A-22 blend</w:t>
+            </w:r>
+          </w:p>
+        </w:tc>
+        <w:tc>
+          <w:tcPr>
+            <w:tcW w:type="dxa" w:w="1234"/>
+          </w:tcPr>
+          <w:p>
+            <w:pPr>
+              <w:spacing w:before="20" w:after="20"/>
+              <w:jc w:val="left"/>
+            </w:pPr>
+            <w:r>
+              <w:rPr>
+                <w:b/>
+                <w:sz w:val="17"/>
+              </w:rPr>
+              <w:t>20% / 30% / 50%</w:t>
+            </w:r>
+            <w:r>
+              <w:rPr>
+                <w:sz w:val="17"/>
+              </w:rPr>
+              <w:t>, with 30% as the cell quoted</w:t>
+            </w:r>
+          </w:p>
+        </w:tc>
+        <w:tc>
+          <w:tcPr>
+            <w:tcW w:type="dxa" w:w="1234"/>
+          </w:tcPr>
+          <w:p>
+            <w:pPr>
+              <w:spacing w:before="20" w:after="20"/>
+              <w:jc w:val="left"/>
+            </w:pPr>
+            <w:r>
+              <w:rPr>
+                <w:sz w:val="17"/>
+              </w:rPr>
+              <w:t xml:space="preserve">SCENARIO ASSUMPTION. Reported apart from A-22 because the blend is the wrong rate for this cohort, though </w:t>
+            </w:r>
+            <w:r>
+              <w:rPr>
+                <w:b/>
+                <w:sz w:val="17"/>
+              </w:rPr>
+              <w:t>the direction is arguable both ways</w:t>
+            </w:r>
+            <w:r>
+              <w:rPr>
+                <w:sz w:val="17"/>
+              </w:rPr>
+              <w:t xml:space="preserve">. </w:t>
+            </w:r>
+            <w:r>
+              <w:rPr>
+                <w:i/>
+                <w:sz w:val="17"/>
+              </w:rPr>
+              <w:t>Upward:</w:t>
+            </w:r>
+            <w:r>
+              <w:rPr>
+                <w:sz w:val="17"/>
+              </w:rPr>
+              <w:t xml:space="preserve"> the bill makes their price </w:t>
+            </w:r>
+            <w:r>
+              <w:rPr>
+                <w:b/>
+                <w:sz w:val="17"/>
+              </w:rPr>
+              <w:t>lower than today's Code price</w:t>
+            </w:r>
+            <w:r>
+              <w:rPr>
+                <w:sz w:val="17"/>
+              </w:rPr>
+              <w:t xml:space="preserve">, they have the longest runway over the 60-month payroll-deduction term, and theirs is the cheapest purchase in absolute dollars, so liquidity binds least. </w:t>
+            </w:r>
+            <w:r>
+              <w:rPr>
+                <w:i/>
+                <w:sz w:val="17"/>
+              </w:rPr>
+              <w:t>Downward:</w:t>
+            </w:r>
+            <w:r>
+              <w:rPr>
+                <w:sz w:val="17"/>
+              </w:rPr>
+              <w:t xml:space="preserve"> they are decades from any eligibility date and the purchase buys them nothing they can feel</w:t>
+            </w:r>
+          </w:p>
+        </w:tc>
+        <w:tc>
+          <w:tcPr>
+            <w:tcW w:type="dxa" w:w="1234"/>
+          </w:tcPr>
+          <w:p>
+            <w:pPr>
+              <w:spacing w:before="20" w:after="20"/>
+              <w:jc w:val="left"/>
+            </w:pPr>
+            <w:r>
+              <w:rPr>
+                <w:sz w:val="17"/>
+              </w:rPr>
+              <w:t xml:space="preserve">Roughly linear in the leak. </w:t>
+            </w:r>
+            <w:r>
+              <w:rPr>
+                <w:b/>
+                <w:sz w:val="17"/>
+              </w:rPr>
+              <w:t>Do not resolve this by assuming the A-22 blend</w:t>
+            </w:r>
+            <w:r>
+              <w:rPr>
+                <w:sz w:val="17"/>
+              </w:rPr>
+              <w:t xml:space="preserve"> — the whole point of S-9 is that this cohort faces a different price signal from everyone else in the pool</w:t>
+            </w:r>
+          </w:p>
+        </w:tc>
+        <w:tc>
+          <w:tcPr>
+            <w:tcW w:type="dxa" w:w="1234"/>
+          </w:tcPr>
+          <w:p>
+            <w:pPr>
+              <w:spacing w:before="20" w:after="20"/>
+              <w:jc w:val="left"/>
+            </w:pPr>
+            <w:r>
+              <w:rPr>
+                <w:sz w:val="17"/>
+              </w:rPr>
+              <w:t>VRS (extension of data request item 5)</w:t>
+            </w:r>
+          </w:p>
+        </w:tc>
+        <w:tc>
+          <w:tcPr>
+            <w:tcW w:type="dxa" w:w="1234"/>
+          </w:tcPr>
+          <w:p>
+            <w:pPr>
+              <w:spacing w:before="20" w:after="20"/>
+              <w:jc w:val="left"/>
+            </w:pPr>
+            <w:r>
+              <w:rPr>
+                <w:sz w:val="17"/>
+              </w:rPr>
+              <w:t xml:space="preserve">Annex 2 Closure </w:t>
+            </w:r>
+            <w:r>
+              <w:rPr>
+                <w:b/>
+                <w:sz w:val="17"/>
+              </w:rPr>
+              <w:t>FM-4 § 4.8.3</w:t>
             </w:r>
           </w:p>
         </w:tc>
@@ -14880,7 +17591,7 @@
       <w:r>
         <w:t xml:space="preserve">The live model is </w:t>
       </w:r>
-      <w:hyperlink r:id="rId12">
+      <w:hyperlink r:id="rId13">
         <w:r>
           <w:rPr>
             <w:rFonts w:ascii="Consolas" w:hAnsi="Consolas"/>
@@ -14904,6 +17615,377 @@
       </w:r>
       <w:r>
         <w:t>. Every input is tagged OFFICIAL / DERIVED / ESTIMATE. The assumption IDs in § 2 above are the register for that model's inputs.</w:t>
+      </w:r>
+    </w:p>
+    <w:p>
+      <w:r>
+        <w:t>Three companion models test single assumptions against published data and are run the same way:</w:t>
+      </w:r>
+    </w:p>
+    <w:tbl>
+      <w:tblPr>
+        <w:tblStyle w:val="TableGrid"/>
+        <w:tblW w:type="auto" w:w="0"/>
+        <w:jc w:val="left"/>
+        <w:tblLook w:firstColumn="1" w:firstRow="1" w:lastColumn="0" w:lastRow="0" w:noHBand="0" w:noVBand="1" w:val="04A0"/>
+      </w:tblPr>
+      <w:tblGrid>
+        <w:gridCol w:w="2880"/>
+        <w:gridCol w:w="2880"/>
+        <w:gridCol w:w="2880"/>
+      </w:tblGrid>
+      <w:tr>
+        <w:trPr>
+          <w:tblHeader w:val="true"/>
+        </w:trPr>
+        <w:tc>
+          <w:tcPr>
+            <w:tcW w:type="dxa" w:w="2880"/>
+          </w:tcPr>
+          <w:p>
+            <w:pPr>
+              <w:spacing w:before="20" w:after="20"/>
+              <w:jc w:val="left"/>
+            </w:pPr>
+            <w:r>
+              <w:rPr>
+                <w:b/>
+                <w:sz w:val="17"/>
+              </w:rPr>
+              <w:t>Model</w:t>
+            </w:r>
+          </w:p>
+        </w:tc>
+        <w:tc>
+          <w:tcPr>
+            <w:tcW w:type="dxa" w:w="2880"/>
+          </w:tcPr>
+          <w:p>
+            <w:pPr>
+              <w:spacing w:before="20" w:after="20"/>
+              <w:jc w:val="left"/>
+            </w:pPr>
+            <w:r>
+              <w:rPr>
+                <w:b/>
+                <w:sz w:val="17"/>
+              </w:rPr>
+              <w:t>Tests</w:t>
+            </w:r>
+          </w:p>
+        </w:tc>
+        <w:tc>
+          <w:tcPr>
+            <w:tcW w:type="dxa" w:w="2880"/>
+          </w:tcPr>
+          <w:p>
+            <w:pPr>
+              <w:spacing w:before="20" w:after="20"/>
+              <w:jc w:val="left"/>
+            </w:pPr>
+            <w:r>
+              <w:rPr>
+                <w:b/>
+                <w:sz w:val="17"/>
+              </w:rPr>
+              <w:t>Result</w:t>
+            </w:r>
+          </w:p>
+        </w:tc>
+      </w:tr>
+      <w:tr>
+        <w:tc>
+          <w:tcPr>
+            <w:tcW w:type="dxa" w:w="2880"/>
+          </w:tcPr>
+          <w:p>
+            <w:pPr>
+              <w:spacing w:before="20" w:after="20"/>
+              <w:jc w:val="left"/>
+            </w:pPr>
+            <w:hyperlink r:id="rId14">
+              <w:r>
+                <w:rPr>
+                  <w:rFonts w:ascii="Consolas" w:hAnsi="Consolas"/>
+                  <w:color w:val="1A4F8A"/>
+                  <w:u w:val="single"/>
+                  <w:sz w:val="18"/>
+                </w:rPr>
+                <w:t xml:space="preserve">models/f1_lawful_class_rate.py</w:t>
+              </w:r>
+            </w:hyperlink>
+          </w:p>
+        </w:tc>
+        <w:tc>
+          <w:tcPr>
+            <w:tcW w:type="dxa" w:w="2880"/>
+          </w:tcPr>
+          <w:p>
+            <w:pPr>
+              <w:spacing w:before="20" w:after="20"/>
+              <w:jc w:val="left"/>
+            </w:pPr>
+            <w:r>
+              <w:rPr>
+                <w:b/>
+                <w:sz w:val="17"/>
+              </w:rPr>
+              <w:t>A-28</w:t>
+            </w:r>
+            <w:r>
+              <w:rPr>
+                <w:sz w:val="17"/>
+              </w:rPr>
+              <w:t xml:space="preserve"> — what a </w:t>
+            </w:r>
+            <w:r>
+              <w:rPr>
+                <w:i/>
+                <w:sz w:val="17"/>
+              </w:rPr>
+              <w:t>lawful uniform</w:t>
+            </w:r>
+            <w:r>
+              <w:rPr>
+                <w:sz w:val="17"/>
+              </w:rPr>
+              <w:t xml:space="preserve"> Board schedule can actually recover, over 60 priceable classifications</w:t>
+            </w:r>
+          </w:p>
+        </w:tc>
+        <w:tc>
+          <w:tcPr>
+            <w:tcW w:type="dxa" w:w="2880"/>
+          </w:tcPr>
+          <w:p>
+            <w:pPr>
+              <w:spacing w:before="20" w:after="20"/>
+              <w:jc w:val="left"/>
+            </w:pPr>
+            <w:r>
+              <w:rPr>
+                <w:sz w:val="17"/>
+              </w:rPr>
+              <w:t>0%–96% by class, 59%–66% at the class mean. § 4.8.1</w:t>
+            </w:r>
+          </w:p>
+        </w:tc>
+      </w:tr>
+      <w:tr>
+        <w:tc>
+          <w:tcPr>
+            <w:tcW w:type="dxa" w:w="2880"/>
+          </w:tcPr>
+          <w:p>
+            <w:pPr>
+              <w:spacing w:before="20" w:after="20"/>
+              <w:jc w:val="left"/>
+            </w:pPr>
+            <w:hyperlink r:id="rId15">
+              <w:r>
+                <w:rPr>
+                  <w:rFonts w:ascii="Consolas" w:hAnsi="Consolas"/>
+                  <w:color w:val="1A4F8A"/>
+                  <w:u w:val="single"/>
+                  <w:sz w:val="18"/>
+                </w:rPr>
+                <w:t xml:space="preserve">models/a29_retirement_timing.py</w:t>
+              </w:r>
+            </w:hyperlink>
+          </w:p>
+        </w:tc>
+        <w:tc>
+          <w:tcPr>
+            <w:tcW w:type="dxa" w:w="2880"/>
+          </w:tcPr>
+          <w:p>
+            <w:pPr>
+              <w:spacing w:before="20" w:after="20"/>
+              <w:jc w:val="left"/>
+            </w:pPr>
+            <w:r>
+              <w:rPr>
+                <w:b/>
+                <w:sz w:val="17"/>
+              </w:rPr>
+              <w:t>A-29</w:t>
+            </w:r>
+            <w:r>
+              <w:rPr>
+                <w:sz w:val="17"/>
+              </w:rPr>
+              <w:t xml:space="preserve"> — the earliest-unreduced-date rule, against the Board's own published retirement decrements (F-67, F-68)</w:t>
+            </w:r>
+          </w:p>
+        </w:tc>
+        <w:tc>
+          <w:tcPr>
+            <w:tcW w:type="dxa" w:w="2880"/>
+          </w:tcPr>
+          <w:p>
+            <w:pPr>
+              <w:spacing w:before="20" w:after="20"/>
+              <w:jc w:val="left"/>
+            </w:pPr>
+            <w:r>
+              <w:rPr>
+                <w:sz w:val="17"/>
+              </w:rPr>
+              <w:t xml:space="preserve">67%–88% of per-purchaser cost survives; 57%–78% of the acceleration channel. </w:t>
+            </w:r>
+            <w:r>
+              <w:rPr>
+                <w:b/>
+                <w:sz w:val="17"/>
+              </w:rPr>
+              <w:t>§ 7.7</w:t>
+            </w:r>
+          </w:p>
+        </w:tc>
+      </w:tr>
+      <w:tr>
+        <w:tc>
+          <w:tcPr>
+            <w:tcW w:type="dxa" w:w="2880"/>
+          </w:tcPr>
+          <w:p>
+            <w:pPr>
+              <w:spacing w:before="20" w:after="20"/>
+              <w:jc w:val="left"/>
+            </w:pPr>
+            <w:hyperlink r:id="rId16">
+              <w:r>
+                <w:rPr>
+                  <w:rFonts w:ascii="Consolas" w:hAnsi="Consolas"/>
+                  <w:color w:val="1A4F8A"/>
+                  <w:u w:val="single"/>
+                  <w:sz w:val="18"/>
+                </w:rPr>
+                <w:t xml:space="preserve">models/s9_subanc_leak.py</w:t>
+              </w:r>
+            </w:hyperlink>
+          </w:p>
+        </w:tc>
+        <w:tc>
+          <w:tcPr>
+            <w:tcW w:type="dxa" w:w="2880"/>
+          </w:tcPr>
+          <w:p>
+            <w:pPr>
+              <w:spacing w:before="20" w:after="20"/>
+              <w:jc w:val="left"/>
+            </w:pPr>
+            <w:r>
+              <w:rPr>
+                <w:b/>
+                <w:sz w:val="17"/>
+              </w:rPr>
+              <w:t>A-30, A-31, A-32</w:t>
+            </w:r>
+            <w:r>
+              <w:rPr>
+                <w:sz w:val="17"/>
+              </w:rPr>
+              <w:t xml:space="preserve"> — the § 2.2 ceiling's </w:t>
+            </w:r>
+            <w:r>
+              <w:rPr>
+                <w:i/>
+                <w:sz w:val="17"/>
+              </w:rPr>
+              <w:t>downward</w:t>
+            </w:r>
+            <w:r>
+              <w:rPr>
+                <w:sz w:val="17"/>
+              </w:rPr>
+              <w:t xml:space="preserve"> leg (red team S-9) and the statutory reading of its cap (red team F-1A), each on all three AEC retirement-age bases</w:t>
+            </w:r>
+          </w:p>
+        </w:tc>
+        <w:tc>
+          <w:tcPr>
+            <w:tcW w:type="dxa" w:w="2880"/>
+          </w:tcPr>
+          <w:p>
+            <w:pPr>
+              <w:spacing w:before="20" w:after="20"/>
+              <w:jc w:val="left"/>
+            </w:pPr>
+            <w:r>
+              <w:rPr>
+                <w:sz w:val="17"/>
+              </w:rPr>
+              <w:t xml:space="preserve">Both findings are basis-dependent. Recovery 10%–16% on NRA against 47%–57% on OWN; sub-ANC leak $6M–$15M on NRA against under $0.4M on OWN. </w:t>
+            </w:r>
+            <w:r>
+              <w:rPr>
+                <w:b/>
+                <w:sz w:val="17"/>
+              </w:rPr>
+              <w:t>§ 4.8.3</w:t>
+            </w:r>
+          </w:p>
+        </w:tc>
+      </w:tr>
+    </w:tbl>
+    <w:p>
+      <w:pPr>
+        <w:spacing w:before="0" w:after="0" w:line="80" w:lineRule="exact"/>
+      </w:pPr>
+      <w:r>
+        <w:rPr>
+          <w:sz w:val="8"/>
+        </w:rPr>
+      </w:r>
+    </w:p>
+    <w:p>
+      <w:r>
+        <w:t xml:space="preserve">All three import their economic basis from </w:t>
+      </w:r>
+      <w:r>
+        <w:rPr>
+          <w:rFonts w:ascii="Consolas" w:hAnsi="Consolas"/>
+          <w:color w:val="303030"/>
+          <w:sz w:val="18"/>
+        </w:rPr>
+        <w:t>fm_model</w:t>
+      </w:r>
+      <w:r>
+        <w:t xml:space="preserve"> rather than restating it, so the comparisons are apples-to-apples by construction and not by transcription. </w:t>
+      </w:r>
+      <w:r>
+        <w:rPr>
+          <w:rFonts w:ascii="Consolas" w:hAnsi="Consolas"/>
+          <w:color w:val="303030"/>
+          <w:sz w:val="18"/>
+        </w:rPr>
+        <w:t>a29_retirement_timing.py</w:t>
+      </w:r>
+      <w:r>
+        <w:t xml:space="preserve"> carries 32 self-checks, including transcription spot-checks of every Figure 4.3 cell it reads. </w:t>
+      </w:r>
+      <w:r>
+        <w:rPr>
+          <w:rFonts w:ascii="Consolas" w:hAnsi="Consolas"/>
+          <w:color w:val="303030"/>
+          <w:sz w:val="18"/>
+        </w:rPr>
+        <w:t>s9_subanc_leak.py</w:t>
+      </w:r>
+      <w:r>
+        <w:t xml:space="preserve"> takes the by-plan eligible pool from </w:t>
+      </w:r>
+      <w:r>
+        <w:rPr>
+          <w:rFonts w:ascii="Consolas" w:hAnsi="Consolas"/>
+          <w:color w:val="303030"/>
+          <w:sz w:val="18"/>
+        </w:rPr>
+        <w:t>fm1_pool_by_plan()</w:t>
+      </w:r>
+      <w:r>
+        <w:t xml:space="preserve"> for the same reason, and reports every figure at both ends of the pool on both the pre- and post-S-3 derivations.</w:t>
       </w:r>
     </w:p>
     <w:p>
@@ -16240,13 +19322,39 @@
                 <w:b/>
                 <w:sz w:val="17"/>
               </w:rPr>
-              <w:t>Not available publicly.</w:t>
-            </w:r>
-            <w:r>
-              <w:rPr>
-                <w:sz w:val="17"/>
-              </w:rPr>
-              <w:t xml:space="preserve"> The single input that most changes the answer (A-22)</w:t>
+              <w:t>Verified absence, upgraded in v2.2.</w:t>
+            </w:r>
+            <w:r>
+              <w:rPr>
+                <w:sz w:val="17"/>
+              </w:rPr>
+              <w:t xml:space="preserve"> Previously "not available publicly," which was an untested assertion. The FY2025 ACFR was searched end to end — all 340 pages, financial statements, notes, actuarial and statistical sections. </w:t>
+            </w:r>
+            <w:r>
+              <w:rPr>
+                <w:b/>
+                <w:sz w:val="17"/>
+              </w:rPr>
+              <w:t>Member contributions are reported only in aggregate; purchase-of-prior-service receipts are not broken out anywhere, by service type or at all.</w:t>
+            </w:r>
+            <w:r>
+              <w:rPr>
+                <w:sz w:val="17"/>
+              </w:rPr>
+              <w:t xml:space="preserve"> Nor does the </w:t>
+            </w:r>
+            <w:r>
+              <w:rPr>
+                <w:i/>
+                <w:sz w:val="17"/>
+              </w:rPr>
+              <w:t>Purchase of Prior Service Cost Rates</w:t>
+            </w:r>
+            <w:r>
+              <w:rPr>
+                <w:sz w:val="17"/>
+              </w:rPr>
+              <w:t xml:space="preserve"> schedule or the Employer Manual report volumes. So the gap is in VRS's published reporting, not in our search — the same standing as U-12. Still the single input that most changes the answer (A-22)</w:t>
             </w:r>
           </w:p>
         </w:tc>
@@ -16270,7 +19378,20 @@
               <w:rPr>
                 <w:sz w:val="17"/>
               </w:rPr>
-              <w:t xml:space="preserve"> — purchases completed per year for ten years, split by ANC vs AEC pricing, with average years and average dollars. Annex A, Q5</w:t>
+              <w:t xml:space="preserve"> — purchases completed per year for ten years, split by ANC vs AEC pricing, with average years and average dollars. Annex A, Q5. </w:t>
+            </w:r>
+            <w:r>
+              <w:rPr>
+                <w:b/>
+                <w:sz w:val="17"/>
+              </w:rPr>
+              <w:t>Note for the request:</w:t>
+            </w:r>
+            <w:r>
+              <w:rPr>
+                <w:sz w:val="17"/>
+              </w:rPr>
+              <w:t xml:space="preserve"> because nothing is published, this cannot be narrowed by further desk research; it is an administrative-data request or nothing</w:t>
             </w:r>
           </w:p>
         </w:tc>
@@ -16794,13 +19915,13 @@
                 <w:b/>
                 <w:sz w:val="17"/>
               </w:rPr>
-              <w:t>SB 950 (2026)</w:t>
-            </w:r>
-            <w:r>
-              <w:rPr>
-                <w:sz w:val="17"/>
-              </w:rPr>
-              <w:t xml:space="preserve"> putting new judges in Plan 2 (F-42)</w:t>
+              <w:t>SB 950</w:t>
+            </w:r>
+            <w:r>
+              <w:rPr>
+                <w:sz w:val="17"/>
+              </w:rPr>
+              <w:t xml:space="preserve"> putting new judges on the Plan 2 basis (F-42)</w:t>
             </w:r>
           </w:p>
         </w:tc>
@@ -16818,13 +19939,104 @@
                 <w:b/>
                 <w:sz w:val="17"/>
               </w:rPr>
-              <w:t>Verified only at one remove</w:t>
-            </w:r>
-            <w:r>
-              <w:rPr>
-                <w:sz w:val="17"/>
-              </w:rPr>
-              <w:t xml:space="preserve"> — read from the VRS ACFR FY2025 legislative summary, not from the chapter text</w:t>
+              <w:t>CLOSED October 25, 2026, and the fact came back stronger than the claim it was checking.</w:t>
+            </w:r>
+            <w:r>
+              <w:rPr>
+                <w:sz w:val="17"/>
+              </w:rPr>
+              <w:t xml:space="preserve"> Retrieved the codified text of §§ 51.1-304, 51.1-306 and 51.1-308 from Virginia LIS, with the amendment-history line confirming the chapter. Three results: </w:t>
+            </w:r>
+            <w:r>
+              <w:rPr>
+                <w:b/>
+                <w:sz w:val="17"/>
+              </w:rPr>
+              <w:t>(i)</w:t>
+            </w:r>
+            <w:r>
+              <w:rPr>
+                <w:sz w:val="17"/>
+              </w:rPr>
+              <w:t xml:space="preserve"> the chapter is </w:t>
+            </w:r>
+            <w:r>
+              <w:rPr>
+                <w:b/>
+                <w:sz w:val="17"/>
+              </w:rPr>
+              <w:t>2025, c. 508</w:t>
+            </w:r>
+            <w:r>
+              <w:rPr>
+                <w:sz w:val="17"/>
+              </w:rPr>
+              <w:t xml:space="preserve">, not "SB 950 (2026)" — the package had the operative date as the enactment year, now corrected in F-42; </w:t>
+            </w:r>
+            <w:r>
+              <w:rPr>
+                <w:b/>
+                <w:sz w:val="17"/>
+              </w:rPr>
+              <w:t>(ii)</w:t>
+            </w:r>
+            <w:r>
+              <w:rPr>
+                <w:sz w:val="17"/>
+              </w:rPr>
+              <w:t xml:space="preserve"> the statute names the </w:t>
+            </w:r>
+            <w:r>
+              <w:rPr>
+                <w:b/>
+                <w:sz w:val="17"/>
+              </w:rPr>
+              <w:t>multiplier</w:t>
+            </w:r>
+            <w:r>
+              <w:rPr>
+                <w:sz w:val="17"/>
+              </w:rPr>
+              <w:t xml:space="preserve">, 1.65%, which the ACFR summary did not, so the forward judicial basis is verified rather than inferred from the "Plan 2" label; </w:t>
+            </w:r>
+            <w:r>
+              <w:rPr>
+                <w:b/>
+                <w:sz w:val="17"/>
+              </w:rPr>
+              <w:t>(iii)</w:t>
+            </w:r>
+            <w:r>
+              <w:rPr>
+                <w:sz w:val="17"/>
+              </w:rPr>
+              <w:t xml:space="preserve"> § 51.1-306 A 1 c and d both read "performed </w:t>
+            </w:r>
+            <w:r>
+              <w:rPr>
+                <w:b/>
+                <w:sz w:val="17"/>
+              </w:rPr>
+              <w:t>or purchased</w:t>
+            </w:r>
+            <w:r>
+              <w:rPr>
+                <w:sz w:val="17"/>
+              </w:rPr>
+              <w:t xml:space="preserve">," so </w:t>
+            </w:r>
+            <w:r>
+              <w:rPr>
+                <w:b/>
+                <w:sz w:val="17"/>
+              </w:rPr>
+              <w:t>purchased</w:t>
+            </w:r>
+            <w:r>
+              <w:rPr>
+                <w:sz w:val="17"/>
+              </w:rPr>
+              <w:t xml:space="preserve"> service for a post-7/1/2026 judge earns the 1.65% forward rate, which is the point that actually matters to this bill. See § 7.7</w:t>
             </w:r>
           </w:p>
         </w:tc>
@@ -16841,7 +20053,7 @@
               <w:rPr>
                 <w:sz w:val="17"/>
               </w:rPr>
-              <w:t>Retrieve the 2026 Acts of Assembly chapter text for SB 950</w:t>
+              <w:t>—</w:t>
             </w:r>
           </w:p>
         </w:tc>
@@ -16896,13 +20108,39 @@
                 <w:b/>
                 <w:sz w:val="17"/>
               </w:rPr>
-              <w:t>Deliberately not assumed</w:t>
-            </w:r>
-            <w:r>
-              <w:rPr>
-                <w:sz w:val="17"/>
-              </w:rPr>
-              <w:t xml:space="preserve"> (A-26)</w:t>
+              <w:t>CLOSED as to the split ratio, October 25, 2026.</w:t>
+            </w:r>
+            <w:r>
+              <w:rPr>
+                <w:sz w:val="17"/>
+              </w:rPr>
+              <w:t xml:space="preserve"> Statewide </w:t>
+            </w:r>
+            <w:r>
+              <w:rPr>
+                <w:b/>
+                <w:sz w:val="17"/>
+              </w:rPr>
+              <w:t>55% state / 45% local</w:t>
+            </w:r>
+            <w:r>
+              <w:rPr>
+                <w:sz w:val="17"/>
+              </w:rPr>
+              <w:t xml:space="preserve"> (F-73), from two independent sources, and VRS teacher retirement contributions are an SOQ account split by the LCI. </w:t>
+            </w:r>
+            <w:r>
+              <w:rPr>
+                <w:b/>
+                <w:sz w:val="17"/>
+              </w:rPr>
+              <w:t>A-26 now carries it as a ceiling on the Commonwealth's share rather than as the share</w:t>
+            </w:r>
+            <w:r>
+              <w:rPr>
+                <w:sz w:val="17"/>
+              </w:rPr>
+              <w:t>, because the split applies only to SOQ-recognised positions — see the residual at U-15</w:t>
             </w:r>
           </w:p>
         </w:tc>
@@ -16919,7 +20157,376 @@
               <w:rPr>
                 <w:sz w:val="17"/>
               </w:rPr>
-              <w:t>DPB</w:t>
+              <w:t>—</w:t>
+            </w:r>
+          </w:p>
+        </w:tc>
+      </w:tr>
+      <w:tr>
+        <w:tc>
+          <w:tcPr>
+            <w:tcW w:type="dxa" w:w="2160"/>
+          </w:tcPr>
+          <w:p>
+            <w:pPr>
+              <w:spacing w:before="20" w:after="20"/>
+              <w:jc w:val="left"/>
+            </w:pPr>
+            <w:r>
+              <w:rPr>
+                <w:sz w:val="17"/>
+              </w:rPr>
+              <w:t>U-14</w:t>
+            </w:r>
+          </w:p>
+        </w:tc>
+        <w:tc>
+          <w:tcPr>
+            <w:tcW w:type="dxa" w:w="2160"/>
+          </w:tcPr>
+          <w:p>
+            <w:pPr>
+              <w:spacing w:before="20" w:after="20"/>
+              <w:jc w:val="left"/>
+            </w:pPr>
+            <w:r>
+              <w:rPr>
+                <w:sz w:val="17"/>
+              </w:rPr>
+              <w:t xml:space="preserve">Whether the published </w:t>
+            </w:r>
+            <w:r>
+              <w:rPr>
+                <w:b/>
+                <w:sz w:val="17"/>
+              </w:rPr>
+              <w:t>29.67% Plan 2 judicial</w:t>
+            </w:r>
+            <w:r>
+              <w:rPr>
+                <w:sz w:val="17"/>
+              </w:rPr>
+              <w:t xml:space="preserve"> ANC rate (F-44) is struck on the </w:t>
+            </w:r>
+            <w:r>
+              <w:rPr>
+                <w:b/>
+                <w:sz w:val="17"/>
+              </w:rPr>
+              <w:t>post-7/1/2026 1.65% basis</w:t>
+            </w:r>
+            <w:r>
+              <w:rPr>
+                <w:sz w:val="17"/>
+              </w:rPr>
+              <w:t xml:space="preserve"> or still on a basis predating 2025, c. 508</w:t>
+            </w:r>
+          </w:p>
+        </w:tc>
+        <w:tc>
+          <w:tcPr>
+            <w:tcW w:type="dxa" w:w="2160"/>
+          </w:tcPr>
+          <w:p>
+            <w:pPr>
+              <w:spacing w:before="20" w:after="20"/>
+              <w:jc w:val="left"/>
+            </w:pPr>
+            <w:r>
+              <w:rPr>
+                <w:b/>
+                <w:sz w:val="17"/>
+              </w:rPr>
+              <w:t>Open — newly identified in v2.2, and it is the live consequence of closing U-07.</w:t>
+            </w:r>
+            <w:r>
+              <w:rPr>
+                <w:sz w:val="17"/>
+              </w:rPr>
+              <w:t xml:space="preserve"> F-45 is explicit that ANC rates are updated only </w:t>
+            </w:r>
+            <w:r>
+              <w:rPr>
+                <w:b/>
+                <w:sz w:val="17"/>
+              </w:rPr>
+              <w:t>every four years</w:t>
+            </w:r>
+            <w:r>
+              <w:rPr>
+                <w:sz w:val="17"/>
+              </w:rPr>
+              <w:t xml:space="preserve"> with the quadrennial experience study, and F-49 found that no judicial rate moved at the July 1, 2026 refresh. 2025, c. 508 changed the judicial accrual basis effective 7/1/2026. So the published rate may be priced on a benefit structure the statute has since replaced. </w:t>
+            </w:r>
+            <w:r>
+              <w:rPr>
+                <w:b/>
+                <w:sz w:val="17"/>
+              </w:rPr>
+              <w:t>Direction: if the rate predates the change, it is too low for post-7/1/2026 judicial service</w:t>
+            </w:r>
+            <w:r>
+              <w:rPr>
+                <w:sz w:val="17"/>
+              </w:rPr>
+              <w:t>, and the member price for a judicial purchase is understated</w:t>
+            </w:r>
+          </w:p>
+        </w:tc>
+        <w:tc>
+          <w:tcPr>
+            <w:tcW w:type="dxa" w:w="2160"/>
+          </w:tcPr>
+          <w:p>
+            <w:pPr>
+              <w:spacing w:before="20" w:after="20"/>
+              <w:jc w:val="left"/>
+            </w:pPr>
+            <w:r>
+              <w:rPr>
+                <w:sz w:val="17"/>
+              </w:rPr>
+              <w:t xml:space="preserve">VRS — add to the data request: on what statutory accrual basis the current JRS ANC and AEC rates are struck, and whether 2025, c. 508 has been reflected. Low dollar materiality (470 active JRS members, F-38) but it is a </w:t>
+            </w:r>
+            <w:r>
+              <w:rPr>
+                <w:b/>
+                <w:sz w:val="17"/>
+              </w:rPr>
+              <w:t>pricing-accuracy</w:t>
+            </w:r>
+            <w:r>
+              <w:rPr>
+                <w:sz w:val="17"/>
+              </w:rPr>
+              <w:t xml:space="preserve"> point, and the judicial figures are the largest per-member numbers in § 4</w:t>
+            </w:r>
+          </w:p>
+        </w:tc>
+      </w:tr>
+      <w:tr>
+        <w:tc>
+          <w:tcPr>
+            <w:tcW w:type="dxa" w:w="2160"/>
+          </w:tcPr>
+          <w:p>
+            <w:pPr>
+              <w:spacing w:before="20" w:after="20"/>
+              <w:jc w:val="left"/>
+            </w:pPr>
+            <w:r>
+              <w:rPr>
+                <w:sz w:val="17"/>
+              </w:rPr>
+              <w:t>U-15</w:t>
+            </w:r>
+          </w:p>
+        </w:tc>
+        <w:tc>
+          <w:tcPr>
+            <w:tcW w:type="dxa" w:w="2160"/>
+          </w:tcPr>
+          <w:p>
+            <w:pPr>
+              <w:spacing w:before="20" w:after="20"/>
+              <w:jc w:val="left"/>
+            </w:pPr>
+            <w:r>
+              <w:rPr>
+                <w:b/>
+                <w:sz w:val="17"/>
+              </w:rPr>
+              <w:t>Teacher positions employed above the SOQ standards</w:t>
+            </w:r>
+            <w:r>
+              <w:rPr>
+                <w:sz w:val="17"/>
+              </w:rPr>
+              <w:t>, needed to convert F-73's 55/45 ceiling into the actual Commonwealth / locality split of the teacher exposure line</w:t>
+            </w:r>
+          </w:p>
+        </w:tc>
+        <w:tc>
+          <w:tcPr>
+            <w:tcW w:type="dxa" w:w="2160"/>
+          </w:tcPr>
+          <w:p>
+            <w:pPr>
+              <w:spacing w:before="20" w:after="20"/>
+              <w:jc w:val="left"/>
+            </w:pPr>
+            <w:r>
+              <w:rPr>
+                <w:b/>
+                <w:sz w:val="17"/>
+              </w:rPr>
+              <w:t>Open — the residual of U-08.</w:t>
+            </w:r>
+            <w:r>
+              <w:rPr>
+                <w:sz w:val="17"/>
+              </w:rPr>
+              <w:t xml:space="preserve"> Employer contributions for above-standards positions fall wholly on the locality, so the Commonwealth's real share is </w:t>
+            </w:r>
+            <w:r>
+              <w:rPr>
+                <w:b/>
+                <w:sz w:val="17"/>
+              </w:rPr>
+              <w:t>below</w:t>
+            </w:r>
+            <w:r>
+              <w:rPr>
+                <w:sz w:val="17"/>
+              </w:rPr>
+              <w:t xml:space="preserve"> 55% and the local share </w:t>
+            </w:r>
+            <w:r>
+              <w:rPr>
+                <w:b/>
+                <w:sz w:val="17"/>
+              </w:rPr>
+              <w:t>above</w:t>
+            </w:r>
+            <w:r>
+              <w:rPr>
+                <w:sz w:val="17"/>
+              </w:rPr>
+              <w:t xml:space="preserve"> 45%. This is the figure the Commission on Local Government will want, and it moves the number in the localities' direction</w:t>
+            </w:r>
+          </w:p>
+        </w:tc>
+        <w:tc>
+          <w:tcPr>
+            <w:tcW w:type="dxa" w:w="2160"/>
+          </w:tcPr>
+          <w:p>
+            <w:pPr>
+              <w:spacing w:before="20" w:after="20"/>
+              <w:jc w:val="left"/>
+            </w:pPr>
+            <w:r>
+              <w:rPr>
+                <w:sz w:val="17"/>
+              </w:rPr>
+              <w:t>VDOE / DPB: SOQ-recognised instructional and support positions against actual positions employed, statewide</w:t>
+            </w:r>
+          </w:p>
+        </w:tc>
+      </w:tr>
+      <w:tr>
+        <w:tc>
+          <w:tcPr>
+            <w:tcW w:type="dxa" w:w="2160"/>
+          </w:tcPr>
+          <w:p>
+            <w:pPr>
+              <w:spacing w:before="20" w:after="20"/>
+              <w:jc w:val="left"/>
+            </w:pPr>
+            <w:r>
+              <w:rPr>
+                <w:sz w:val="17"/>
+              </w:rPr>
+              <w:t>U-16</w:t>
+            </w:r>
+          </w:p>
+        </w:tc>
+        <w:tc>
+          <w:tcPr>
+            <w:tcW w:type="dxa" w:w="2160"/>
+          </w:tcPr>
+          <w:p>
+            <w:pPr>
+              <w:spacing w:before="20" w:after="20"/>
+              <w:jc w:val="left"/>
+            </w:pPr>
+            <w:r>
+              <w:rPr>
+                <w:b/>
+                <w:sz w:val="17"/>
+              </w:rPr>
+              <w:t>The retirement-age basis of VRS's existing post-24-month AEC factors</w:t>
+            </w:r>
+            <w:r>
+              <w:rPr>
+                <w:sz w:val="17"/>
+              </w:rPr>
+              <w:t xml:space="preserve"> (A-30)</w:t>
+            </w:r>
+          </w:p>
+        </w:tc>
+        <w:tc>
+          <w:tcPr>
+            <w:tcW w:type="dxa" w:w="2160"/>
+          </w:tcPr>
+          <w:p>
+            <w:pPr>
+              <w:spacing w:before="20" w:after="20"/>
+              <w:jc w:val="left"/>
+            </w:pPr>
+            <w:r>
+              <w:rPr>
+                <w:b/>
+                <w:sz w:val="17"/>
+              </w:rPr>
+              <w:t>Open, and the highest-value new item this package has produced after U-01.</w:t>
+            </w:r>
+            <w:r>
+              <w:rPr>
+                <w:sz w:val="17"/>
+              </w:rPr>
+              <w:t xml:space="preserve"> § 51.1-142.2 B 3 charges the "actuarial equivalent cost" today, so the factor table exists (F-25, FM-2 § 2.1–2.2) and necessarily embeds a retirement-age assumption — but the table is not published and the assumption is nowhere stated. </w:t>
+            </w:r>
+            <w:r>
+              <w:rPr>
+                <w:b/>
+                <w:sz w:val="17"/>
+              </w:rPr>
+              <w:t>Every figure in Annex 2 Closure § 4.8.3 swings by roughly an order of magnitude on it</w:t>
+            </w:r>
+            <w:r>
+              <w:rPr>
+                <w:sz w:val="17"/>
+              </w:rPr>
+              <w:t>, and so does the package's "below age 47–48 the veteran subsidises the Fund" claim</w:t>
+            </w:r>
+          </w:p>
+        </w:tc>
+        <w:tc>
+          <w:tcPr>
+            <w:tcW w:type="dxa" w:w="2160"/>
+          </w:tcPr>
+          <w:p>
+            <w:pPr>
+              <w:spacing w:before="20" w:after="20"/>
+              <w:jc w:val="left"/>
+            </w:pPr>
+            <w:r>
+              <w:rPr>
+                <w:b/>
+                <w:sz w:val="17"/>
+              </w:rPr>
+              <w:t>VRS actuary.</w:t>
+            </w:r>
+            <w:r>
+              <w:rPr>
+                <w:sz w:val="17"/>
+              </w:rPr>
+              <w:t xml:space="preserve"> Ask: at what assumed retirement age, or on what retirement-decrement basis, are the post-24-month AEC factors developed, and are they a function of age at purchase alone or of age </w:t>
+            </w:r>
+            <w:r>
+              <w:rPr>
+                <w:b/>
+                <w:sz w:val="17"/>
+              </w:rPr>
+              <w:t>and</w:t>
+            </w:r>
+            <w:r>
+              <w:rPr>
+                <w:sz w:val="17"/>
+              </w:rPr>
+              <w:t xml:space="preserve"> service? Pair it with the question red team F-1A routes to the Statutory Researcher — whether any VRS purchase price has ever included a retirement-date-acceleration component</w:t>
             </w:r>
           </w:p>
         </w:tc>
@@ -17399,7 +21006,7 @@
       <w:pPr>
         <w:pStyle w:val="ListBullet"/>
       </w:pPr>
-      <w:hyperlink r:id="rId13">
+      <w:hyperlink r:id="rId17">
         <w:r>
           <w:rPr>
             <w:rFonts w:ascii="Calibri" w:hAnsi="Calibri"/>
@@ -17412,7 +21019,7 @@
       <w:r>
         <w:t xml:space="preserve"> · </w:t>
       </w:r>
-      <w:hyperlink r:id="rId14">
+      <w:hyperlink r:id="rId18">
         <w:r>
           <w:rPr>
             <w:rFonts w:ascii="Calibri" w:hAnsi="Calibri"/>
@@ -17425,7 +21032,7 @@
       <w:r>
         <w:t xml:space="preserve"> · </w:t>
       </w:r>
-      <w:hyperlink r:id="rId15">
+      <w:hyperlink r:id="rId19">
         <w:r>
           <w:rPr>
             <w:rFonts w:ascii="Calibri" w:hAnsi="Calibri"/>
@@ -17438,7 +21045,7 @@
       <w:r>
         <w:t xml:space="preserve"> · </w:t>
       </w:r>
-      <w:hyperlink r:id="rId16">
+      <w:hyperlink r:id="rId20">
         <w:r>
           <w:rPr>
             <w:rFonts w:ascii="Calibri" w:hAnsi="Calibri"/>
@@ -17451,7 +21058,7 @@
       <w:r>
         <w:t xml:space="preserve"> · </w:t>
       </w:r>
-      <w:hyperlink r:id="rId17">
+      <w:hyperlink r:id="rId21">
         <w:r>
           <w:rPr>
             <w:rFonts w:ascii="Calibri" w:hAnsi="Calibri"/>
@@ -17464,7 +21071,7 @@
       <w:r>
         <w:t xml:space="preserve"> · </w:t>
       </w:r>
-      <w:hyperlink r:id="rId18">
+      <w:hyperlink r:id="rId22">
         <w:r>
           <w:rPr>
             <w:rFonts w:ascii="Calibri" w:hAnsi="Calibri"/>
@@ -17477,7 +21084,7 @@
       <w:r>
         <w:t xml:space="preserve"> · </w:t>
       </w:r>
-      <w:hyperlink r:id="rId19">
+      <w:hyperlink r:id="rId23">
         <w:r>
           <w:rPr>
             <w:rFonts w:ascii="Calibri" w:hAnsi="Calibri"/>
@@ -17490,7 +21097,7 @@
       <w:r>
         <w:t xml:space="preserve"> · </w:t>
       </w:r>
-      <w:hyperlink r:id="rId20">
+      <w:hyperlink r:id="rId24">
         <w:r>
           <w:rPr>
             <w:rFonts w:ascii="Calibri" w:hAnsi="Calibri"/>
@@ -17503,7 +21110,7 @@
       <w:r>
         <w:t xml:space="preserve"> · </w:t>
       </w:r>
-      <w:hyperlink r:id="rId21">
+      <w:hyperlink r:id="rId25">
         <w:r>
           <w:rPr>
             <w:rFonts w:ascii="Calibri" w:hAnsi="Calibri"/>
@@ -17516,7 +21123,7 @@
       <w:r>
         <w:t xml:space="preserve"> · </w:t>
       </w:r>
-      <w:hyperlink r:id="rId22">
+      <w:hyperlink r:id="rId26">
         <w:r>
           <w:rPr>
             <w:rFonts w:ascii="Calibri" w:hAnsi="Calibri"/>
@@ -17529,7 +21136,46 @@
       <w:r>
         <w:t xml:space="preserve"> · </w:t>
       </w:r>
-      <w:hyperlink r:id="rId23">
+      <w:hyperlink r:id="rId27">
+        <w:r>
+          <w:rPr>
+            <w:rFonts w:ascii="Calibri" w:hAnsi="Calibri"/>
+            <w:color w:val="1A4F8A"/>
+            <w:u w:val="single"/>
+          </w:rPr>
+          <w:t xml:space="preserve">§ 51.1-304</w:t>
+        </w:r>
+      </w:hyperlink>
+      <w:r>
+        <w:t xml:space="preserve"> · </w:t>
+      </w:r>
+      <w:hyperlink r:id="rId28">
+        <w:r>
+          <w:rPr>
+            <w:rFonts w:ascii="Calibri" w:hAnsi="Calibri"/>
+            <w:color w:val="1A4F8A"/>
+            <w:u w:val="single"/>
+          </w:rPr>
+          <w:t xml:space="preserve">§ 51.1-306</w:t>
+        </w:r>
+      </w:hyperlink>
+      <w:r>
+        <w:t xml:space="preserve"> · </w:t>
+      </w:r>
+      <w:hyperlink r:id="rId29">
+        <w:r>
+          <w:rPr>
+            <w:rFonts w:ascii="Calibri" w:hAnsi="Calibri"/>
+            <w:color w:val="1A4F8A"/>
+            <w:u w:val="single"/>
+          </w:rPr>
+          <w:t xml:space="preserve">§ 51.1-308</w:t>
+        </w:r>
+      </w:hyperlink>
+      <w:r>
+        <w:t xml:space="preserve"> · </w:t>
+      </w:r>
+      <w:hyperlink r:id="rId30">
         <w:r>
           <w:rPr>
             <w:rFonts w:ascii="Calibri" w:hAnsi="Calibri"/>
@@ -17542,7 +21188,7 @@
       <w:r>
         <w:t xml:space="preserve"> · </w:t>
       </w:r>
-      <w:hyperlink r:id="rId24">
+      <w:hyperlink r:id="rId31">
         <w:r>
           <w:rPr>
             <w:rFonts w:ascii="Calibri" w:hAnsi="Calibri"/>
@@ -17555,7 +21201,7 @@
       <w:r>
         <w:t xml:space="preserve"> · </w:t>
       </w:r>
-      <w:hyperlink r:id="rId25">
+      <w:hyperlink r:id="rId32">
         <w:r>
           <w:rPr>
             <w:rFonts w:ascii="Calibri" w:hAnsi="Calibri"/>
@@ -17578,7 +21224,7 @@
       <w:pPr>
         <w:pStyle w:val="ListBullet"/>
       </w:pPr>
-      <w:hyperlink r:id="rId26">
+      <w:hyperlink r:id="rId33">
         <w:r>
           <w:rPr>
             <w:rFonts w:ascii="Calibri" w:hAnsi="Calibri"/>
@@ -17597,7 +21243,7 @@
       <w:pPr>
         <w:pStyle w:val="ListBullet"/>
       </w:pPr>
-      <w:hyperlink r:id="rId27">
+      <w:hyperlink r:id="rId34">
         <w:r>
           <w:rPr>
             <w:rFonts w:ascii="Calibri" w:hAnsi="Calibri"/>
@@ -17607,7 +21253,7 @@
           <w:t xml:space="preserve">VRS Employer Manual, </w:t>
         </w:r>
       </w:hyperlink>
-      <w:hyperlink r:id="rId27">
+      <w:hyperlink r:id="rId34">
         <w:r>
           <w:rPr>
             <w:rFonts w:ascii="Calibri" w:hAnsi="Calibri"/>
@@ -17620,121 +21266,6 @@
       </w:hyperlink>
       <w:r>
         <w:t xml:space="preserve"> — July 2026 edition</w:t>
-      </w:r>
-    </w:p>
-    <w:p>
-      <w:pPr>
-        <w:pStyle w:val="ListBullet"/>
-      </w:pPr>
-      <w:hyperlink r:id="rId28">
-        <w:r>
-          <w:rPr>
-            <w:rFonts w:ascii="Calibri" w:hAnsi="Calibri"/>
-            <w:color w:val="1A4F8A"/>
-            <w:u w:val="single"/>
-          </w:rPr>
-          <w:t xml:space="preserve">VRS Annual Comprehensive Financial Report FY2025</w:t>
-        </w:r>
-      </w:hyperlink>
-      <w:r>
-        <w:t xml:space="preserve"> — Figures 2.3, 2.9, 2.10; legislative summary</w:t>
-      </w:r>
-    </w:p>
-    <w:p>
-      <w:pPr>
-        <w:pStyle w:val="ListBullet"/>
-      </w:pPr>
-      <w:hyperlink r:id="rId29">
-        <w:r>
-          <w:rPr>
-            <w:rFonts w:ascii="Calibri" w:hAnsi="Calibri"/>
-            <w:color w:val="1A4F8A"/>
-            <w:u w:val="single"/>
-          </w:rPr>
-          <w:t xml:space="preserve">VRS Annual Actuarial Valuation, June 30, 2025</w:t>
-        </w:r>
-      </w:hyperlink>
-      <w:r>
-        <w:t xml:space="preserve"> — Executive Summary; Results Summary by group</w:t>
-      </w:r>
-    </w:p>
-    <w:p>
-      <w:pPr>
-        <w:pStyle w:val="ListBullet"/>
-      </w:pPr>
-      <w:hyperlink r:id="rId30">
-        <w:r>
-          <w:rPr>
-            <w:rFonts w:ascii="Calibri" w:hAnsi="Calibri"/>
-            <w:color w:val="1A4F8A"/>
-            <w:u w:val="single"/>
-            <w:i/>
-          </w:rPr>
-          <w:t xml:space="preserve">VRS 101 / Who We Serve</w:t>
-        </w:r>
-      </w:hyperlink>
-      <w:r>
-        <w:t xml:space="preserve"> — 2025 edition, p. 4</w:t>
-      </w:r>
-    </w:p>
-    <w:p>
-      <w:pPr>
-        <w:pStyle w:val="ListBullet"/>
-      </w:pPr>
-      <w:r>
-        <w:t xml:space="preserve">VRS Board of Trustees minutes — </w:t>
-      </w:r>
-      <w:hyperlink r:id="rId31">
-        <w:r>
-          <w:rPr>
-            <w:rFonts w:ascii="Calibri" w:hAnsi="Calibri"/>
-            <w:color w:val="1A4F8A"/>
-            <w:u w:val="single"/>
-          </w:rPr>
-          <w:t xml:space="preserve">June 18, 2025</w:t>
-        </w:r>
-      </w:hyperlink>
-      <w:r>
-        <w:t xml:space="preserve"> (RBA 2025-06-10; the quadrennial-cycle and Plan-Actuary statements) · </w:t>
-      </w:r>
-      <w:hyperlink r:id="rId32">
-        <w:r>
-          <w:rPr>
-            <w:rFonts w:ascii="Calibri" w:hAnsi="Calibri"/>
-            <w:color w:val="1A4F8A"/>
-            <w:u w:val="single"/>
-          </w:rPr>
-          <w:t xml:space="preserve">February 5, 2026</w:t>
-        </w:r>
-      </w:hyperlink>
-      <w:r>
-        <w:t xml:space="preserve"> · </w:t>
-      </w:r>
-      <w:hyperlink r:id="rId33">
-        <w:r>
-          <w:rPr>
-            <w:rFonts w:ascii="Calibri" w:hAnsi="Calibri"/>
-            <w:color w:val="1A4F8A"/>
-            <w:u w:val="single"/>
-          </w:rPr>
-          <w:t xml:space="preserve">April 23, 2026</w:t>
-        </w:r>
-      </w:hyperlink>
-      <w:r>
-        <w:t xml:space="preserve"> · </w:t>
-      </w:r>
-      <w:hyperlink r:id="rId34">
-        <w:r>
-          <w:rPr>
-            <w:rFonts w:ascii="Calibri" w:hAnsi="Calibri"/>
-            <w:color w:val="1A4F8A"/>
-            <w:u w:val="single"/>
-          </w:rPr>
-          <w:t xml:space="preserve">June 17, 2026</w:t>
-        </w:r>
-      </w:hyperlink>
-      <w:r>
-        <w:t xml:space="preserve"> (B&amp;A report; Early Retirement Factors Study)</w:t>
       </w:r>
     </w:p>
     <w:p>
@@ -17748,44 +21279,35 @@
             <w:color w:val="1A4F8A"/>
             <w:u w:val="single"/>
           </w:rPr>
-          <w:t xml:space="preserve">VRS, </w:t>
+          <w:t xml:space="preserve">VRS Annual Comprehensive Financial Report FY2025</w:t>
         </w:r>
       </w:hyperlink>
-      <w:hyperlink r:id="rId35">
-        <w:r>
-          <w:rPr>
-            <w:rFonts w:ascii="Calibri" w:hAnsi="Calibri"/>
-            <w:color w:val="1A4F8A"/>
-            <w:u w:val="single"/>
-            <w:i/>
-          </w:rPr>
-          <w:t xml:space="preserve">2023 Fiscal Impact Statement</w:t>
-        </w:r>
-      </w:hyperlink>
-      <w:hyperlink r:id="rId35">
-        <w:r>
-          <w:rPr>
-            <w:rFonts w:ascii="Calibri" w:hAnsi="Calibri"/>
-            <w:color w:val="1A4F8A"/>
-            <w:u w:val="single"/>
-          </w:rPr>
-          <w:t xml:space="preserve">, </w:t>
-        </w:r>
-      </w:hyperlink>
-      <w:hyperlink r:id="rId35">
-        <w:r>
-          <w:rPr>
-            <w:rFonts w:ascii="Calibri" w:hAnsi="Calibri"/>
-            <w:color w:val="1A4F8A"/>
-            <w:u w:val="single"/>
-            <w:b/>
-          </w:rPr>
-          <w:t xml:space="preserve">HB 1867</w:t>
-        </w:r>
-      </w:hyperlink>
-      <w:r>
-        <w:t xml:space="preserve"> — the § 30-19.1:7 statement; dated January 16, 2023, document HB1867.DOC/VRS, 3 pp. Bill history: </w:t>
-      </w:r>
+      <w:r>
+        <w:t xml:space="preserve"> — Figures 2.3, 2.9, 2.10; legislative summary; </w:t>
+      </w:r>
+      <w:r>
+        <w:rPr>
+          <w:b/>
+        </w:rPr>
+        <w:t>Actuarial Section, Figure 4.3 “Retirement Rates — Pension Plans,” printed pp. 213–220</w:t>
+      </w:r>
+      <w:r>
+        <w:t xml:space="preserve"> (F-67 to F-71); </w:t>
+      </w:r>
+      <w:r>
+        <w:rPr>
+          <w:b/>
+        </w:rPr>
+        <w:t>printed p. 233</w:t>
+      </w:r>
+      <w:r>
+        <w:t>, prior-service-credit narrative (F-72). Searched in full for purchase-of-prior-service volumes — see U-01</w:t>
+      </w:r>
+    </w:p>
+    <w:p>
+      <w:pPr>
+        <w:pStyle w:val="ListBullet"/>
+      </w:pPr>
       <w:hyperlink r:id="rId36">
         <w:r>
           <w:rPr>
@@ -17793,19 +21315,11 @@
             <w:color w:val="1A4F8A"/>
             <w:u w:val="single"/>
           </w:rPr>
-          <w:t xml:space="preserve">LIS HB 1867, 2023 Reg. Sess.</w:t>
+          <w:t xml:space="preserve">VRS Annual Actuarial Valuation, June 30, 2025</w:t>
         </w:r>
       </w:hyperlink>
       <w:r>
-        <w:t xml:space="preserve"> (patron P. Scott; left in Appropriations 2/7/2023)</w:t>
-      </w:r>
-    </w:p>
-    <w:p>
-      <w:r>
-        <w:rPr>
-          <w:b/>
-        </w:rPr>
-        <w:t>Virginia government:</w:t>
+        <w:t xml:space="preserve"> — Executive Summary; Results Summary by group</w:t>
       </w:r>
     </w:p>
     <w:p>
@@ -17818,11 +21332,161 @@
             <w:rFonts w:ascii="Calibri" w:hAnsi="Calibri"/>
             <w:color w:val="1A4F8A"/>
             <w:u w:val="single"/>
+            <w:i/>
+          </w:rPr>
+          <w:t xml:space="preserve">VRS 101 / Who We Serve</w:t>
+        </w:r>
+      </w:hyperlink>
+      <w:r>
+        <w:t xml:space="preserve"> — 2025 edition, p. 4</w:t>
+      </w:r>
+    </w:p>
+    <w:p>
+      <w:pPr>
+        <w:pStyle w:val="ListBullet"/>
+      </w:pPr>
+      <w:r>
+        <w:t xml:space="preserve">VRS Board of Trustees minutes — </w:t>
+      </w:r>
+      <w:hyperlink r:id="rId38">
+        <w:r>
+          <w:rPr>
+            <w:rFonts w:ascii="Calibri" w:hAnsi="Calibri"/>
+            <w:color w:val="1A4F8A"/>
+            <w:u w:val="single"/>
+          </w:rPr>
+          <w:t xml:space="preserve">June 18, 2025</w:t>
+        </w:r>
+      </w:hyperlink>
+      <w:r>
+        <w:t xml:space="preserve"> (RBA 2025-06-10; the quadrennial-cycle and Plan-Actuary statements) · </w:t>
+      </w:r>
+      <w:hyperlink r:id="rId39">
+        <w:r>
+          <w:rPr>
+            <w:rFonts w:ascii="Calibri" w:hAnsi="Calibri"/>
+            <w:color w:val="1A4F8A"/>
+            <w:u w:val="single"/>
+          </w:rPr>
+          <w:t xml:space="preserve">February 5, 2026</w:t>
+        </w:r>
+      </w:hyperlink>
+      <w:r>
+        <w:t xml:space="preserve"> · </w:t>
+      </w:r>
+      <w:hyperlink r:id="rId40">
+        <w:r>
+          <w:rPr>
+            <w:rFonts w:ascii="Calibri" w:hAnsi="Calibri"/>
+            <w:color w:val="1A4F8A"/>
+            <w:u w:val="single"/>
+          </w:rPr>
+          <w:t xml:space="preserve">April 23, 2026</w:t>
+        </w:r>
+      </w:hyperlink>
+      <w:r>
+        <w:t xml:space="preserve"> · </w:t>
+      </w:r>
+      <w:hyperlink r:id="rId41">
+        <w:r>
+          <w:rPr>
+            <w:rFonts w:ascii="Calibri" w:hAnsi="Calibri"/>
+            <w:color w:val="1A4F8A"/>
+            <w:u w:val="single"/>
+          </w:rPr>
+          <w:t xml:space="preserve">June 17, 2026</w:t>
+        </w:r>
+      </w:hyperlink>
+      <w:r>
+        <w:t xml:space="preserve"> (B&amp;A report; Early Retirement Factors Study)</w:t>
+      </w:r>
+    </w:p>
+    <w:p>
+      <w:pPr>
+        <w:pStyle w:val="ListBullet"/>
+      </w:pPr>
+      <w:hyperlink r:id="rId42">
+        <w:r>
+          <w:rPr>
+            <w:rFonts w:ascii="Calibri" w:hAnsi="Calibri"/>
+            <w:color w:val="1A4F8A"/>
+            <w:u w:val="single"/>
+          </w:rPr>
+          <w:t xml:space="preserve">VRS, </w:t>
+        </w:r>
+      </w:hyperlink>
+      <w:hyperlink r:id="rId42">
+        <w:r>
+          <w:rPr>
+            <w:rFonts w:ascii="Calibri" w:hAnsi="Calibri"/>
+            <w:color w:val="1A4F8A"/>
+            <w:u w:val="single"/>
+            <w:i/>
+          </w:rPr>
+          <w:t xml:space="preserve">2023 Fiscal Impact Statement</w:t>
+        </w:r>
+      </w:hyperlink>
+      <w:hyperlink r:id="rId42">
+        <w:r>
+          <w:rPr>
+            <w:rFonts w:ascii="Calibri" w:hAnsi="Calibri"/>
+            <w:color w:val="1A4F8A"/>
+            <w:u w:val="single"/>
+          </w:rPr>
+          <w:t xml:space="preserve">, </w:t>
+        </w:r>
+      </w:hyperlink>
+      <w:hyperlink r:id="rId42">
+        <w:r>
+          <w:rPr>
+            <w:rFonts w:ascii="Calibri" w:hAnsi="Calibri"/>
+            <w:color w:val="1A4F8A"/>
+            <w:u w:val="single"/>
+            <w:b/>
+          </w:rPr>
+          <w:t xml:space="preserve">HB 1867</w:t>
+        </w:r>
+      </w:hyperlink>
+      <w:r>
+        <w:t xml:space="preserve"> — the § 30-19.1:7 statement; dated January 16, 2023, document HB1867.DOC/VRS, 3 pp. Bill history: </w:t>
+      </w:r>
+      <w:hyperlink r:id="rId43">
+        <w:r>
+          <w:rPr>
+            <w:rFonts w:ascii="Calibri" w:hAnsi="Calibri"/>
+            <w:color w:val="1A4F8A"/>
+            <w:u w:val="single"/>
+          </w:rPr>
+          <w:t xml:space="preserve">LIS HB 1867, 2023 Reg. Sess.</w:t>
+        </w:r>
+      </w:hyperlink>
+      <w:r>
+        <w:t xml:space="preserve"> (patron P. Scott; left in Appropriations 2/7/2023)</w:t>
+      </w:r>
+    </w:p>
+    <w:p>
+      <w:r>
+        <w:rPr>
+          <w:b/>
+        </w:rPr>
+        <w:t>Virginia government:</w:t>
+      </w:r>
+    </w:p>
+    <w:p>
+      <w:pPr>
+        <w:pStyle w:val="ListBullet"/>
+      </w:pPr>
+      <w:hyperlink r:id="rId44">
+        <w:r>
+          <w:rPr>
+            <w:rFonts w:ascii="Calibri" w:hAnsi="Calibri"/>
+            <w:color w:val="1A4F8A"/>
+            <w:u w:val="single"/>
           </w:rPr>
           <w:t xml:space="preserve">DHRM, </w:t>
         </w:r>
       </w:hyperlink>
-      <w:hyperlink r:id="rId37">
+      <w:hyperlink r:id="rId44">
         <w:r>
           <w:rPr>
             <w:rFonts w:ascii="Calibri" w:hAnsi="Calibri"/>
@@ -17841,7 +21505,7 @@
       <w:pPr>
         <w:pStyle w:val="ListBullet"/>
       </w:pPr>
-      <w:hyperlink r:id="rId38">
+      <w:hyperlink r:id="rId45">
         <w:r>
           <w:rPr>
             <w:rFonts w:ascii="Calibri" w:hAnsi="Calibri"/>
@@ -17859,7 +21523,7 @@
       <w:pPr>
         <w:pStyle w:val="ListBullet"/>
       </w:pPr>
-      <w:hyperlink r:id="rId39">
+      <w:hyperlink r:id="rId46">
         <w:r>
           <w:rPr>
             <w:rFonts w:ascii="Calibri" w:hAnsi="Calibri"/>
@@ -17875,36 +21539,103 @@
         <w:pStyle w:val="ListBullet"/>
       </w:pPr>
       <w:r>
-        <w:t xml:space="preserve">2026 Acts of Assembly, </w:t>
-      </w:r>
-      <w:r>
         <w:rPr>
           <w:b/>
         </w:rPr>
-        <w:t>SB 950</w:t>
-      </w:r>
-      <w:r>
-        <w:t xml:space="preserve"> — </w:t>
+        <w:t>2025 Acts of Assembly, c. 508 (SB 950)</w:t>
+      </w:r>
+      <w:r>
+        <w:t xml:space="preserve"> — retrieved October 25, 2026 </w:t>
       </w:r>
       <w:r>
         <w:rPr>
           <w:b/>
         </w:rPr>
-        <w:t>chapter text not yet retrieved, U-07</w:t>
-      </w:r>
-    </w:p>
-    <w:p>
+        <w:t>as codified</w:t>
+      </w:r>
+      <w:r>
+        <w:t xml:space="preserve">, at §§ 51.1-169, 51.1-304, 51.1-306 and 51.1-308 above, each carrying “2025, c. 508” in its amendment history. </w:t>
+      </w:r>
       <w:r>
         <w:rPr>
           <w:b/>
         </w:rPr>
-        <w:t>Federal:</w:t>
+        <w:t>U-07 closed; F-42 corrected from “2026” to 2025, c. 508.</w:t>
+      </w:r>
+      <w:r>
+        <w:t xml:space="preserve"> The standalone chapter text is not served by current LIS at a stable URL; the codified text is the better authority in any event, being the operative law</w:t>
       </w:r>
     </w:p>
     <w:p>
       <w:pPr>
         <w:pStyle w:val="ListBullet"/>
       </w:pPr>
+      <w:hyperlink r:id="rId47">
+        <w:r>
+          <w:rPr>
+            <w:rFonts w:ascii="Calibri" w:hAnsi="Calibri"/>
+            <w:color w:val="1A4F8A"/>
+            <w:u w:val="single"/>
+          </w:rPr>
+          <w:t xml:space="preserve">House Appropriations Committee, </w:t>
+        </w:r>
+      </w:hyperlink>
+      <w:hyperlink r:id="rId47">
+        <w:r>
+          <w:rPr>
+            <w:rFonts w:ascii="Calibri" w:hAnsi="Calibri"/>
+            <w:color w:val="1A4F8A"/>
+            <w:u w:val="single"/>
+            <w:i/>
+          </w:rPr>
+          <w:t xml:space="preserve">Elementary and Secondary Education 101</w:t>
+        </w:r>
+      </w:hyperlink>
+      <w:r>
+        <w:t xml:space="preserve"> — January 2026, slide 7: the 55% / 45% SOQ split and LCI mechanics (F-73, F-74)</w:t>
+      </w:r>
+    </w:p>
+    <w:p>
+      <w:pPr>
+        <w:pStyle w:val="ListBullet"/>
+      </w:pPr>
+      <w:hyperlink r:id="rId48">
+        <w:r>
+          <w:rPr>
+            <w:rFonts w:ascii="Calibri" w:hAnsi="Calibri"/>
+            <w:color w:val="1A4F8A"/>
+            <w:u w:val="single"/>
+          </w:rPr>
+          <w:t xml:space="preserve">JLARC, </w:t>
+        </w:r>
+      </w:hyperlink>
+      <w:hyperlink r:id="rId48">
+        <w:r>
+          <w:rPr>
+            <w:rFonts w:ascii="Calibri" w:hAnsi="Calibri"/>
+            <w:color w:val="1A4F8A"/>
+            <w:u w:val="single"/>
+            <w:i/>
+          </w:rPr>
+          <w:t xml:space="preserve">State Spending on the K–12 Standards of Quality: 2024 Update</w:t>
+        </w:r>
+      </w:hyperlink>
+      <w:r>
+        <w:t xml:space="preserve"> (Rpt. 601) — p. 5, independent corroboration of the 55 / 45 split and of how non-basic-aid SOQ accounts are split (F-73)</w:t>
+      </w:r>
+    </w:p>
+    <w:p>
+      <w:r>
+        <w:rPr>
+          <w:b/>
+        </w:rPr>
+        <w:t>Federal:</w:t>
+      </w:r>
+    </w:p>
+    <w:p>
+      <w:pPr>
+        <w:pStyle w:val="ListBullet"/>
+      </w:pPr>
       <w:r>
         <w:t xml:space="preserve">BLS, </w:t>
       </w:r>
@@ -17917,7 +21648,7 @@
       <w:r>
         <w:t xml:space="preserve"> — </w:t>
       </w:r>
-      <w:hyperlink r:id="rId40">
+      <w:hyperlink r:id="rId49">
         <w:r>
           <w:rPr>
             <w:rFonts w:ascii="Calibri" w:hAnsi="Calibri"/>
@@ -17930,7 +21661,7 @@
       <w:r>
         <w:t xml:space="preserve"> (August 2025) · </w:t>
       </w:r>
-      <w:hyperlink r:id="rId41">
+      <w:hyperlink r:id="rId50">
         <w:r>
           <w:rPr>
             <w:rFonts w:ascii="Calibri" w:hAnsi="Calibri"/>
@@ -17943,7 +21674,7 @@
       <w:r>
         <w:t xml:space="preserve"> · </w:t>
       </w:r>
-      <w:hyperlink r:id="rId42">
+      <w:hyperlink r:id="rId51">
         <w:r>
           <w:rPr>
             <w:rFonts w:ascii="Calibri" w:hAnsi="Calibri"/>
@@ -17961,7 +21692,7 @@
       <w:pPr>
         <w:pStyle w:val="ListBullet"/>
       </w:pPr>
-      <w:hyperlink r:id="rId43">
+      <w:hyperlink r:id="rId52">
         <w:r>
           <w:rPr>
             <w:rFonts w:ascii="Calibri" w:hAnsi="Calibri"/>
@@ -17971,7 +21702,7 @@
           <w:t xml:space="preserve">NCES, </w:t>
         </w:r>
       </w:hyperlink>
-      <w:hyperlink r:id="rId43">
+      <w:hyperlink r:id="rId52">
         <w:r>
           <w:rPr>
             <w:rFonts w:ascii="Calibri" w:hAnsi="Calibri"/>
@@ -17982,7 +21713,7 @@
           <w:t xml:space="preserve">Digest of Education Statistics</w:t>
         </w:r>
       </w:hyperlink>
-      <w:hyperlink r:id="rId43">
+      <w:hyperlink r:id="rId52">
         <w:r>
           <w:rPr>
             <w:rFonts w:ascii="Calibri" w:hAnsi="Calibri"/>
@@ -18455,7 +22186,7 @@
                 <w:b/>
                 <w:sz w:val="17"/>
               </w:rPr>
-              <w:t>10,561 – 26,321</w:t>
+              <w:t>11,565 – 24,036</w:t>
             </w:r>
             <w:r>
               <w:rPr>
@@ -18479,7 +22210,7 @@
                 <w:b/>
                 <w:sz w:val="17"/>
               </w:rPr>
-              <w:t>4× – 10×</w:t>
+              <w:t>4× – 9×</w:t>
             </w:r>
           </w:p>
         </w:tc>
@@ -18875,7 +22606,40 @@
         <w:t>Also corrected:</w:t>
       </w:r>
       <w:r>
-        <w:t xml:space="preserve"> the scale sentence. "About 5 cents out of every $100 of a single year's payroll" is right only at the very bottom of the live grid (0.049%) and understates the top by about fourteen times (0.681%). Brief v1.2 and the one-pager carry the corrected framing.</w:t>
+        <w:t xml:space="preserve"> the scale sentence. "About 5 cents out of every $100 of a single year's payroll" </w:t>
+      </w:r>
+      <w:r>
+        <w:rPr>
+          <w:b/>
+        </w:rPr>
+        <w:t>now survives nowhere on the live grid.</w:t>
+      </w:r>
+      <w:r>
+        <w:t xml:space="preserve"> The lowest cell of the current scenario set is </w:t>
+      </w:r>
+      <w:r>
+        <w:rPr>
+          <w:b/>
+        </w:rPr>
+        <w:t>0.106%</w:t>
+      </w:r>
+      <w:r>
+        <w:t xml:space="preserve"> — about 11 cents per $100 — and the highest is </w:t>
+      </w:r>
+      <w:r>
+        <w:rPr>
+          <w:b/>
+        </w:rPr>
+        <w:t>0.622%</w:t>
+      </w:r>
+      <w:r>
+        <w:t xml:space="preserve">, about 62 cents. So the retired phrase understates the publishable floor by roughly a factor of two and the ceiling by roughly twelve. Brief v1.3 and the one-pager carry the corrected framing. </w:t>
+      </w:r>
+      <w:r>
+        <w:rPr>
+          <w:i/>
+        </w:rPr>
+        <w:t>(This paragraph previously cited 0.049% and "about fourteen times (0.681%)" from the pre-S-3 grid.)</w:t>
       </w:r>
     </w:p>
     <w:p>
@@ -18950,7 +22714,7 @@
         <w:t>$50 million against the teacher population alone, at 1% participation, for a free grant.</w:t>
       </w:r>
       <w:r>
-        <w:t xml:space="preserve"> Our $13M–$182M across six employer groups, three plans, 5%–30% take-up, for a benefit the member still pays for, is plainly the same order of magnitude. </w:t>
+        <w:t xml:space="preserve"> Our $28M–$166M across six employer groups, three plans and a 10%–30% take-up set, for a benefit the member still pays for, is plainly the same order of magnitude. </w:t>
       </w:r>
       <w:r>
         <w:rPr>
@@ -19650,7 +23414,7 @@
                 <w:b/>
                 <w:sz w:val="17"/>
               </w:rPr>
-              <w:t>U-07 — retrieve the SB 950 (2026) chapter text</w:t>
+              <w:t>U-07 — retrieve the SB 950 chapter text</w:t>
             </w:r>
             <w:r>
               <w:rPr>
@@ -19671,9 +23435,68 @@
             </w:pPr>
             <w:r>
               <w:rPr>
-                <w:sz w:val="17"/>
-              </w:rPr>
-              <w:t>Fiscal &amp; Impact Modeler</w:t>
+                <w:b/>
+                <w:sz w:val="17"/>
+              </w:rPr>
+              <w:t>Closed in this pass — § 7.7.</w:t>
+            </w:r>
+            <w:r>
+              <w:rPr>
+                <w:sz w:val="17"/>
+              </w:rPr>
+              <w:t xml:space="preserve"> The chapter is </w:t>
+            </w:r>
+            <w:r>
+              <w:rPr>
+                <w:b/>
+                <w:sz w:val="17"/>
+              </w:rPr>
+              <w:t>2025, c. 508</w:t>
+            </w:r>
+            <w:r>
+              <w:rPr>
+                <w:sz w:val="17"/>
+              </w:rPr>
+              <w:t xml:space="preserve">, not 2026; the statute supplies the </w:t>
+            </w:r>
+            <w:r>
+              <w:rPr>
+                <w:b/>
+                <w:sz w:val="17"/>
+              </w:rPr>
+              <w:t>1.65%</w:t>
+            </w:r>
+            <w:r>
+              <w:rPr>
+                <w:sz w:val="17"/>
+              </w:rPr>
+              <w:t xml:space="preserve"> multiplier the ACFR summary did not; and it says "performed </w:t>
+            </w:r>
+            <w:r>
+              <w:rPr>
+                <w:b/>
+                <w:sz w:val="17"/>
+              </w:rPr>
+              <w:t>or purchased</w:t>
+            </w:r>
+            <w:r>
+              <w:rPr>
+                <w:sz w:val="17"/>
+              </w:rPr>
+              <w:t xml:space="preserve">," which is the clause this bill actually needs. F-42 corrected and upgraded Medium → High; F-64 to F-66 added. </w:t>
+            </w:r>
+            <w:r>
+              <w:rPr>
+                <w:b/>
+                <w:sz w:val="17"/>
+              </w:rPr>
+              <w:t>Opened U-14</w:t>
+            </w:r>
+            <w:r>
+              <w:rPr>
+                <w:sz w:val="17"/>
+              </w:rPr>
+              <w:t xml:space="preserve"> as the direct consequence</w:t>
             </w:r>
           </w:p>
         </w:tc>
@@ -19770,9 +23593,55 @@
             </w:pPr>
             <w:r>
               <w:rPr>
-                <w:sz w:val="17"/>
-              </w:rPr>
-              <w:t>DPB request, via Fiscal &amp; Impact Modeler</w:t>
+                <w:b/>
+                <w:sz w:val="17"/>
+              </w:rPr>
+              <w:t>Closed in this pass as to the ratio — § 7.7.</w:t>
+            </w:r>
+            <w:r>
+              <w:rPr>
+                <w:sz w:val="17"/>
+              </w:rPr>
+              <w:t xml:space="preserve"> Statewide </w:t>
+            </w:r>
+            <w:r>
+              <w:rPr>
+                <w:b/>
+                <w:sz w:val="17"/>
+              </w:rPr>
+              <w:t>55% state / 45% local</w:t>
+            </w:r>
+            <w:r>
+              <w:rPr>
+                <w:sz w:val="17"/>
+              </w:rPr>
+              <w:t xml:space="preserve"> (F-73), corroborated by HAC and JLARC independently. A-26 now carries it as a </w:t>
+            </w:r>
+            <w:r>
+              <w:rPr>
+                <w:b/>
+                <w:sz w:val="17"/>
+              </w:rPr>
+              <w:t>ceiling</w:t>
+            </w:r>
+            <w:r>
+              <w:rPr>
+                <w:sz w:val="17"/>
+              </w:rPr>
+              <w:t xml:space="preserve"> on the Commonwealth's share, because the split reaches only SOQ-recognised positions. </w:t>
+            </w:r>
+            <w:r>
+              <w:rPr>
+                <w:b/>
+                <w:sz w:val="17"/>
+              </w:rPr>
+              <w:t>Opened U-15</w:t>
+            </w:r>
+            <w:r>
+              <w:rPr>
+                <w:sz w:val="17"/>
+              </w:rPr>
+              <w:t xml:space="preserve"> for the residual, which moves the number toward the localities</w:t>
             </w:r>
           </w:p>
         </w:tc>
@@ -19792,6 +23661,76 @@
                 <w:b/>
                 <w:sz w:val="17"/>
               </w:rPr>
+              <w:t>A-29 — retirement timing of purchasers</w:t>
+            </w:r>
+          </w:p>
+        </w:tc>
+        <w:tc>
+          <w:tcPr>
+            <w:tcW w:type="dxa" w:w="4320"/>
+          </w:tcPr>
+          <w:p>
+            <w:pPr>
+              <w:spacing w:before="20" w:after="20"/>
+              <w:jc w:val="left"/>
+            </w:pPr>
+            <w:r>
+              <w:rPr>
+                <w:b/>
+                <w:sz w:val="17"/>
+              </w:rPr>
+              <w:t>Quantified in this pass — § 7.7.</w:t>
+            </w:r>
+            <w:r>
+              <w:rPr>
+                <w:sz w:val="17"/>
+              </w:rPr>
+              <w:t xml:space="preserve"> The v2.1 resolution path was half wrong: VRS </w:t>
+            </w:r>
+            <w:r>
+              <w:rPr>
+                <w:i/>
+                <w:sz w:val="17"/>
+              </w:rPr>
+              <w:t>publishes</w:t>
+            </w:r>
+            <w:r>
+              <w:rPr>
+                <w:sz w:val="17"/>
+              </w:rPr>
+              <w:t xml:space="preserve"> the retirement decrements (ACFR Fig. 4.3) and they had never been requested. 67%–88% of per-purchaser cost survives under Board behaviour; the teacher-heavy pool sits at the top of that band. Only the </w:t>
+            </w:r>
+            <w:r>
+              <w:rPr>
+                <w:i/>
+                <w:sz w:val="17"/>
+              </w:rPr>
+              <w:t>purchaser-specific</w:t>
+            </w:r>
+            <w:r>
+              <w:rPr>
+                <w:sz w:val="17"/>
+              </w:rPr>
+              <w:t xml:space="preserve"> pattern remains unavailable</w:t>
+            </w:r>
+          </w:p>
+        </w:tc>
+      </w:tr>
+      <w:tr>
+        <w:tc>
+          <w:tcPr>
+            <w:tcW w:type="dxa" w:w="4320"/>
+          </w:tcPr>
+          <w:p>
+            <w:pPr>
+              <w:spacing w:before="20" w:after="20"/>
+              <w:jc w:val="left"/>
+            </w:pPr>
+            <w:r>
+              <w:rPr>
+                <w:b/>
+                <w:sz w:val="17"/>
+              </w:rPr>
               <w:t>A-28 — the guardrail dial setting. Reframed in v2.1 per red team F-1, and it is now a drafting question again, not only a policy one.</w:t>
             </w:r>
             <w:r>
@@ -19818,7 +23757,7 @@
                 <w:b/>
                 <w:sz w:val="17"/>
               </w:rPr>
-              <w:t>$20M–$48M</w:t>
+              <w:t>$22M–$44M</w:t>
             </w:r>
             <w:r>
               <w:rPr>
@@ -19863,7 +23802,7 @@
               <w:rPr>
                 <w:sz w:val="17"/>
               </w:rPr>
-              <w:t xml:space="preserve"> keeping the individual ceiling and stating the fiscal case on the $20M–$48M band. </w:t>
+              <w:t xml:space="preserve"> keeping the individual ceiling and stating the fiscal case on the $22M–$44M band. </w:t>
             </w:r>
             <w:r>
               <w:rPr>
@@ -19957,6 +23896,1680 @@
         <w:rPr>
           <w:sz w:val="8"/>
         </w:rPr>
+      </w:r>
+    </w:p>
+    <w:p>
+      <w:pPr>
+        <w:jc w:val="center"/>
+      </w:pPr>
+      <w:r>
+        <w:rPr>
+          <w:color w:val="909090"/>
+          <w:sz w:val="18"/>
+        </w:rPr>
+        <w:t>* * *</w:t>
+      </w:r>
+    </w:p>
+    <w:p>
+      <w:pPr>
+        <w:pStyle w:val="Heading3"/>
+      </w:pPr>
+      <w:r>
+        <w:t>7.7 The four residual items, worked (v2.2, October 25, 2026)</w:t>
+      </w:r>
+    </w:p>
+    <w:p>
+      <w:r>
+        <w:t xml:space="preserve">This pass took the four items left open at the end of § 7.6 — U-01, U-07, A-26/U-08 and A-29 — on the instruction to pick them up. </w:t>
+      </w:r>
+      <w:r>
+        <w:rPr>
+          <w:b/>
+        </w:rPr>
+        <w:t>Three closed, one was quantified, and two of the four turned out not to need the data request they were logged against.</w:t>
+      </w:r>
+      <w:r>
+        <w:t xml:space="preserve"> That is the finding worth carrying forward on its own: </w:t>
+      </w:r>
+      <w:r>
+        <w:rPr>
+          <w:i/>
+        </w:rPr>
+        <w:t>"needs a VRS data request"</w:t>
+      </w:r>
+      <w:r>
+        <w:t xml:space="preserve"> had been written against material VRS already publishes.</w:t>
+      </w:r>
+    </w:p>
+    <w:p>
+      <w:pPr>
+        <w:pStyle w:val="Heading4"/>
+      </w:pPr>
+      <w:r>
+        <w:t>7.7.1 A-29 — the assumption was unquantified because nobody looked for the published decrements</w:t>
+      </w:r>
+    </w:p>
+    <w:p>
+      <w:r>
+        <w:t xml:space="preserve">A-29 was registered in v2.1 after red team S-4, with its direction stated and its magnitude open, and its resolution logged as </w:t>
+      </w:r>
+      <w:r>
+        <w:rPr>
+          <w:i/>
+        </w:rPr>
+        <w:t>"VRS retirement-pattern data for purchasers (extension of data request item 5)."</w:t>
+      </w:r>
+      <w:r>
+        <w:t xml:space="preserve"> Half of that was wrong. </w:t>
+      </w:r>
+      <w:r>
+        <w:rPr>
+          <w:b/>
+        </w:rPr>
+        <w:t>VRS publishes its Board-adopted retirement decrements every year</w:t>
+      </w:r>
+      <w:r>
+        <w:t xml:space="preserve"> — ACFR Figure 4.3, "Retirement Rates — Pension Plans," printed pp. 213–220, as conditional annual probabilities of retirement given eligibility, by plan, employer group, sex, attained age and years of service (F-67). They were never requested because the register assumed they did not exist. What is genuinely unavailable is the </w:t>
+      </w:r>
+      <w:r>
+        <w:rPr>
+          <w:i/>
+        </w:rPr>
+        <w:t>purchaser-specific</w:t>
+      </w:r>
+      <w:r>
+        <w:t xml:space="preserve"> pattern.</w:t>
+      </w:r>
+    </w:p>
+    <w:p>
+      <w:r>
+        <w:rPr>
+          <w:b/>
+        </w:rPr>
+        <w:t>The assumption stated as two numbers.</w:t>
+      </w:r>
+      <w:r>
+        <w:t xml:space="preserve"> The live model assumes every purchaser retires at the earliest unreduced date. For a Plan 2 or Hybrid member reaching the Rule of 90, that is a </w:t>
+      </w:r>
+      <w:r>
+        <w:rPr>
+          <w:b/>
+        </w:rPr>
+        <w:t>100%</w:t>
+      </w:r>
+      <w:r>
+        <w:t xml:space="preserve"> first-year retirement rate. The Board's own footnote to Figure 4.3 assumes:</w:t>
+      </w:r>
+    </w:p>
+    <w:tbl>
+      <w:tblPr>
+        <w:tblStyle w:val="TableGrid"/>
+        <w:tblW w:type="auto" w:w="0"/>
+        <w:jc w:val="left"/>
+        <w:tblLook w:firstColumn="1" w:firstRow="1" w:lastColumn="0" w:lastRow="0" w:noHBand="0" w:noVBand="1" w:val="04A0"/>
+      </w:tblPr>
+      <w:tblGrid>
+        <w:gridCol w:w="4320"/>
+        <w:gridCol w:w="4320"/>
+      </w:tblGrid>
+      <w:tr>
+        <w:trPr>
+          <w:tblHeader w:val="true"/>
+        </w:trPr>
+        <w:tc>
+          <w:tcPr>
+            <w:tcW w:type="dxa" w:w="4320"/>
+          </w:tcPr>
+          <w:p>
+            <w:pPr>
+              <w:spacing w:before="20" w:after="20"/>
+              <w:jc w:val="left"/>
+            </w:pPr>
+            <w:r>
+              <w:rPr>
+                <w:b/>
+                <w:sz w:val="17"/>
+              </w:rPr>
+              <w:t>Group</w:t>
+            </w:r>
+          </w:p>
+        </w:tc>
+        <w:tc>
+          <w:tcPr>
+            <w:tcW w:type="dxa" w:w="4320"/>
+          </w:tcPr>
+          <w:p>
+            <w:pPr>
+              <w:spacing w:before="20" w:after="20"/>
+              <w:jc w:val="left"/>
+            </w:pPr>
+            <w:r>
+              <w:rPr>
+                <w:b/>
+                <w:sz w:val="17"/>
+              </w:rPr>
+              <w:t xml:space="preserve">Rate in the year </w:t>
+            </w:r>
+            <w:r>
+              <w:rPr>
+                <w:rFonts w:ascii="Consolas" w:hAnsi="Consolas"/>
+                <w:b/>
+                <w:color w:val="303030"/>
+                <w:sz w:val="18"/>
+              </w:rPr>
+              <w:t>age + service = 90</w:t>
+            </w:r>
+          </w:p>
+        </w:tc>
+      </w:tr>
+      <w:tr>
+        <w:tc>
+          <w:tcPr>
+            <w:tcW w:type="dxa" w:w="4320"/>
+          </w:tcPr>
+          <w:p>
+            <w:pPr>
+              <w:spacing w:before="20" w:after="20"/>
+              <w:jc w:val="left"/>
+            </w:pPr>
+            <w:r>
+              <w:rPr>
+                <w:sz w:val="17"/>
+              </w:rPr>
+              <w:t>State Employees, male</w:t>
+            </w:r>
+          </w:p>
+        </w:tc>
+        <w:tc>
+          <w:tcPr>
+            <w:tcW w:type="dxa" w:w="4320"/>
+          </w:tcPr>
+          <w:p>
+            <w:pPr>
+              <w:spacing w:before="20" w:after="20"/>
+              <w:jc w:val="left"/>
+            </w:pPr>
+            <w:r>
+              <w:rPr>
+                <w:b/>
+                <w:sz w:val="17"/>
+              </w:rPr>
+              <w:t>11.50%</w:t>
+            </w:r>
+          </w:p>
+        </w:tc>
+      </w:tr>
+      <w:tr>
+        <w:tc>
+          <w:tcPr>
+            <w:tcW w:type="dxa" w:w="4320"/>
+          </w:tcPr>
+          <w:p>
+            <w:pPr>
+              <w:spacing w:before="20" w:after="20"/>
+              <w:jc w:val="left"/>
+            </w:pPr>
+            <w:r>
+              <w:rPr>
+                <w:sz w:val="17"/>
+              </w:rPr>
+              <w:t>State Employees, female</w:t>
+            </w:r>
+          </w:p>
+        </w:tc>
+        <w:tc>
+          <w:tcPr>
+            <w:tcW w:type="dxa" w:w="4320"/>
+          </w:tcPr>
+          <w:p>
+            <w:pPr>
+              <w:spacing w:before="20" w:after="20"/>
+              <w:jc w:val="left"/>
+            </w:pPr>
+            <w:r>
+              <w:rPr>
+                <w:b/>
+                <w:sz w:val="17"/>
+              </w:rPr>
+              <w:t>12.00%</w:t>
+            </w:r>
+          </w:p>
+        </w:tc>
+      </w:tr>
+      <w:tr>
+        <w:tc>
+          <w:tcPr>
+            <w:tcW w:type="dxa" w:w="4320"/>
+          </w:tcPr>
+          <w:p>
+            <w:pPr>
+              <w:spacing w:before="20" w:after="20"/>
+              <w:jc w:val="left"/>
+            </w:pPr>
+            <w:r>
+              <w:rPr>
+                <w:sz w:val="17"/>
+              </w:rPr>
+              <w:t>Teachers, both</w:t>
+            </w:r>
+          </w:p>
+        </w:tc>
+        <w:tc>
+          <w:tcPr>
+            <w:tcW w:type="dxa" w:w="4320"/>
+          </w:tcPr>
+          <w:p>
+            <w:pPr>
+              <w:spacing w:before="20" w:after="20"/>
+              <w:jc w:val="left"/>
+            </w:pPr>
+            <w:r>
+              <w:rPr>
+                <w:b/>
+                <w:sz w:val="17"/>
+              </w:rPr>
+              <w:t>22.50%</w:t>
+            </w:r>
+          </w:p>
+        </w:tc>
+      </w:tr>
+    </w:tbl>
+    <w:p>
+      <w:pPr>
+        <w:spacing w:before="0" w:after="0" w:line="80" w:lineRule="exact"/>
+      </w:pPr>
+      <w:r>
+        <w:rPr>
+          <w:sz w:val="8"/>
+        </w:rPr>
+      </w:r>
+    </w:p>
+    <w:p>
+      <w:r>
+        <w:t>A-29 is the distance between 100% and those rates, and it is now measured rather than asserted.</w:t>
+      </w:r>
+    </w:p>
+    <w:p>
+      <w:r>
+        <w:rPr>
+          <w:b/>
+        </w:rPr>
+        <w:t>Result.</w:t>
+      </w:r>
+      <w:r>
+        <w:t xml:space="preserve"> Re-pricing both channels under the Board's decrements, with every other input imported from </w:t>
+      </w:r>
+      <w:r>
+        <w:rPr>
+          <w:rFonts w:ascii="Consolas" w:hAnsi="Consolas"/>
+          <w:color w:val="303030"/>
+          <w:sz w:val="18"/>
+        </w:rPr>
+        <w:t>fm_model</w:t>
+      </w:r>
+      <w:r>
+        <w:t xml:space="preserve"> unchanged. </w:t>
+      </w:r>
+      <w:r>
+        <w:rPr>
+          <w:b/>
+        </w:rPr>
+        <w:t>This table is on the State Employees decrements</w:t>
+      </w:r>
+      <w:r>
+        <w:t xml:space="preserve">; the Teacher legs, which are the ones that matter most to the pool, are below and are </w:t>
+      </w:r>
+      <w:r>
+        <w:rPr>
+          <w:i/>
+        </w:rPr>
+        <w:t>higher</w:t>
+      </w:r>
+      <w:r>
+        <w:t>. Percentages are the share of the deterministic figure that survives.</w:t>
+      </w:r>
+    </w:p>
+    <w:tbl>
+      <w:tblPr>
+        <w:tblStyle w:val="TableGrid"/>
+        <w:tblW w:type="auto" w:w="0"/>
+        <w:jc w:val="left"/>
+        <w:tblLook w:firstColumn="1" w:firstRow="1" w:lastColumn="0" w:lastRow="0" w:noHBand="0" w:noVBand="1" w:val="04A0"/>
+      </w:tblPr>
+      <w:tblGrid>
+        <w:gridCol w:w="1440"/>
+        <w:gridCol w:w="1440"/>
+        <w:gridCol w:w="1440"/>
+        <w:gridCol w:w="1440"/>
+        <w:gridCol w:w="1440"/>
+        <w:gridCol w:w="1440"/>
+      </w:tblGrid>
+      <w:tr>
+        <w:trPr>
+          <w:tblHeader w:val="true"/>
+        </w:trPr>
+        <w:tc>
+          <w:tcPr>
+            <w:tcW w:type="dxa" w:w="1440"/>
+          </w:tcPr>
+          <w:p>
+            <w:pPr>
+              <w:spacing w:before="20" w:after="20"/>
+              <w:jc w:val="left"/>
+            </w:pPr>
+            <w:r>
+              <w:rPr>
+                <w:b/>
+                <w:sz w:val="17"/>
+              </w:rPr>
+              <w:t>Profile</w:t>
+            </w:r>
+          </w:p>
+        </w:tc>
+        <w:tc>
+          <w:tcPr>
+            <w:tcW w:type="dxa" w:w="1440"/>
+          </w:tcPr>
+          <w:p>
+            <w:pPr>
+              <w:spacing w:before="20" w:after="20"/>
+              <w:jc w:val="left"/>
+            </w:pPr>
+            <w:r>
+              <w:rPr>
+                <w:b/>
+                <w:sz w:val="17"/>
+              </w:rPr>
+              <w:t>Eligibility moves</w:t>
+            </w:r>
+          </w:p>
+        </w:tc>
+        <w:tc>
+          <w:tcPr>
+            <w:tcW w:type="dxa" w:w="1440"/>
+          </w:tcPr>
+          <w:p>
+            <w:pPr>
+              <w:spacing w:before="20" w:after="20"/>
+              <w:jc w:val="left"/>
+            </w:pPr>
+            <w:r>
+              <w:rPr>
+                <w:b/>
+                <w:sz w:val="17"/>
+              </w:rPr>
+              <w:t>Expected retirement moves</w:t>
+            </w:r>
+          </w:p>
+        </w:tc>
+        <w:tc>
+          <w:tcPr>
+            <w:tcW w:type="dxa" w:w="1440"/>
+          </w:tcPr>
+          <w:p>
+            <w:pPr>
+              <w:spacing w:before="20" w:after="20"/>
+              <w:jc w:val="left"/>
+            </w:pPr>
+            <w:r>
+              <w:rPr>
+                <w:b/>
+                <w:sz w:val="17"/>
+              </w:rPr>
+              <w:t>Amount channel</w:t>
+            </w:r>
+          </w:p>
+        </w:tc>
+        <w:tc>
+          <w:tcPr>
+            <w:tcW w:type="dxa" w:w="1440"/>
+          </w:tcPr>
+          <w:p>
+            <w:pPr>
+              <w:spacing w:before="20" w:after="20"/>
+              <w:jc w:val="left"/>
+            </w:pPr>
+            <w:r>
+              <w:rPr>
+                <w:b/>
+                <w:sz w:val="17"/>
+              </w:rPr>
+              <w:t>Acceleration channel</w:t>
+            </w:r>
+          </w:p>
+        </w:tc>
+        <w:tc>
+          <w:tcPr>
+            <w:tcW w:type="dxa" w:w="1440"/>
+          </w:tcPr>
+          <w:p>
+            <w:pPr>
+              <w:spacing w:before="20" w:after="20"/>
+              <w:jc w:val="left"/>
+            </w:pPr>
+            <w:r>
+              <w:rPr>
+                <w:b/>
+                <w:sz w:val="17"/>
+              </w:rPr>
+              <w:t>Full cost</w:t>
+            </w:r>
+          </w:p>
+        </w:tc>
+      </w:tr>
+      <w:tr>
+        <w:tc>
+          <w:tcPr>
+            <w:tcW w:type="dxa" w:w="1440"/>
+          </w:tcPr>
+          <w:p>
+            <w:pPr>
+              <w:spacing w:before="20" w:after="20"/>
+              <w:jc w:val="left"/>
+            </w:pPr>
+            <w:r>
+              <w:rPr>
+                <w:sz w:val="17"/>
+              </w:rPr>
+              <w:t>Plan 1, age 55 / 25 yrs</w:t>
+            </w:r>
+          </w:p>
+        </w:tc>
+        <w:tc>
+          <w:tcPr>
+            <w:tcW w:type="dxa" w:w="1440"/>
+          </w:tcPr>
+          <w:p>
+            <w:pPr>
+              <w:spacing w:before="20" w:after="20"/>
+              <w:jc w:val="left"/>
+            </w:pPr>
+            <w:r>
+              <w:rPr>
+                <w:sz w:val="17"/>
+              </w:rPr>
+              <w:t>60.0 → 56.0 (4.00 yrs)</w:t>
+            </w:r>
+          </w:p>
+        </w:tc>
+        <w:tc>
+          <w:tcPr>
+            <w:tcW w:type="dxa" w:w="1440"/>
+          </w:tcPr>
+          <w:p>
+            <w:pPr>
+              <w:spacing w:before="20" w:after="20"/>
+              <w:jc w:val="left"/>
+            </w:pPr>
+            <w:r>
+              <w:rPr>
+                <w:sz w:val="17"/>
+              </w:rPr>
+              <w:t>64.3 → 62.3 (</w:t>
+            </w:r>
+            <w:r>
+              <w:rPr>
+                <w:b/>
+                <w:sz w:val="17"/>
+              </w:rPr>
+              <w:t>2.06 yrs</w:t>
+            </w:r>
+            <w:r>
+              <w:rPr>
+                <w:sz w:val="17"/>
+              </w:rPr>
+              <w:t>)</w:t>
+            </w:r>
+          </w:p>
+        </w:tc>
+        <w:tc>
+          <w:tcPr>
+            <w:tcW w:type="dxa" w:w="1440"/>
+          </w:tcPr>
+          <w:p>
+            <w:pPr>
+              <w:spacing w:before="20" w:after="20"/>
+              <w:jc w:val="left"/>
+            </w:pPr>
+            <w:r>
+              <w:rPr>
+                <w:sz w:val="17"/>
+              </w:rPr>
+              <w:t>75%</w:t>
+            </w:r>
+          </w:p>
+        </w:tc>
+        <w:tc>
+          <w:tcPr>
+            <w:tcW w:type="dxa" w:w="1440"/>
+          </w:tcPr>
+          <w:p>
+            <w:pPr>
+              <w:spacing w:before="20" w:after="20"/>
+              <w:jc w:val="left"/>
+            </w:pPr>
+            <w:r>
+              <w:rPr>
+                <w:b/>
+                <w:sz w:val="17"/>
+              </w:rPr>
+              <w:t>57%</w:t>
+            </w:r>
+          </w:p>
+        </w:tc>
+        <w:tc>
+          <w:tcPr>
+            <w:tcW w:type="dxa" w:w="1440"/>
+          </w:tcPr>
+          <w:p>
+            <w:pPr>
+              <w:spacing w:before="20" w:after="20"/>
+              <w:jc w:val="left"/>
+            </w:pPr>
+            <w:r>
+              <w:rPr>
+                <w:b/>
+                <w:sz w:val="17"/>
+              </w:rPr>
+              <w:t>67%</w:t>
+            </w:r>
+          </w:p>
+        </w:tc>
+      </w:tr>
+      <w:tr>
+        <w:tc>
+          <w:tcPr>
+            <w:tcW w:type="dxa" w:w="1440"/>
+          </w:tcPr>
+          <w:p>
+            <w:pPr>
+              <w:spacing w:before="20" w:after="20"/>
+              <w:jc w:val="left"/>
+            </w:pPr>
+            <w:r>
+              <w:rPr>
+                <w:sz w:val="17"/>
+              </w:rPr>
+              <w:t>Plan 2, age 50 / 14 yrs</w:t>
+            </w:r>
+          </w:p>
+        </w:tc>
+        <w:tc>
+          <w:tcPr>
+            <w:tcW w:type="dxa" w:w="1440"/>
+          </w:tcPr>
+          <w:p>
+            <w:pPr>
+              <w:spacing w:before="20" w:after="20"/>
+              <w:jc w:val="left"/>
+            </w:pPr>
+            <w:r>
+              <w:rPr>
+                <w:sz w:val="17"/>
+              </w:rPr>
+              <w:t>63.0 → 61.0 (2.00 yrs)</w:t>
+            </w:r>
+          </w:p>
+        </w:tc>
+        <w:tc>
+          <w:tcPr>
+            <w:tcW w:type="dxa" w:w="1440"/>
+          </w:tcPr>
+          <w:p>
+            <w:pPr>
+              <w:spacing w:before="20" w:after="20"/>
+              <w:jc w:val="left"/>
+            </w:pPr>
+            <w:r>
+              <w:rPr>
+                <w:sz w:val="17"/>
+              </w:rPr>
+              <w:t>67.1 → 66.0 (1.11 yrs)</w:t>
+            </w:r>
+          </w:p>
+        </w:tc>
+        <w:tc>
+          <w:tcPr>
+            <w:tcW w:type="dxa" w:w="1440"/>
+          </w:tcPr>
+          <w:p>
+            <w:pPr>
+              <w:spacing w:before="20" w:after="20"/>
+              <w:jc w:val="left"/>
+            </w:pPr>
+            <w:r>
+              <w:rPr>
+                <w:sz w:val="17"/>
+              </w:rPr>
+              <w:t>78%</w:t>
+            </w:r>
+          </w:p>
+        </w:tc>
+        <w:tc>
+          <w:tcPr>
+            <w:tcW w:type="dxa" w:w="1440"/>
+          </w:tcPr>
+          <w:p>
+            <w:pPr>
+              <w:spacing w:before="20" w:after="20"/>
+              <w:jc w:val="left"/>
+            </w:pPr>
+            <w:r>
+              <w:rPr>
+                <w:sz w:val="17"/>
+              </w:rPr>
+              <w:t>67%</w:t>
+            </w:r>
+          </w:p>
+        </w:tc>
+        <w:tc>
+          <w:tcPr>
+            <w:tcW w:type="dxa" w:w="1440"/>
+          </w:tcPr>
+          <w:p>
+            <w:pPr>
+              <w:spacing w:before="20" w:after="20"/>
+              <w:jc w:val="left"/>
+            </w:pPr>
+            <w:r>
+              <w:rPr>
+                <w:sz w:val="17"/>
+              </w:rPr>
+              <w:t>75%</w:t>
+            </w:r>
+          </w:p>
+        </w:tc>
+      </w:tr>
+      <w:tr>
+        <w:tc>
+          <w:tcPr>
+            <w:tcW w:type="dxa" w:w="1440"/>
+          </w:tcPr>
+          <w:p>
+            <w:pPr>
+              <w:spacing w:before="20" w:after="20"/>
+              <w:jc w:val="left"/>
+            </w:pPr>
+            <w:r>
+              <w:rPr>
+                <w:sz w:val="17"/>
+              </w:rPr>
+              <w:t>Hybrid, age 45 / 8 yrs</w:t>
+            </w:r>
+          </w:p>
+        </w:tc>
+        <w:tc>
+          <w:tcPr>
+            <w:tcW w:type="dxa" w:w="1440"/>
+          </w:tcPr>
+          <w:p>
+            <w:pPr>
+              <w:spacing w:before="20" w:after="20"/>
+              <w:jc w:val="left"/>
+            </w:pPr>
+            <w:r>
+              <w:rPr>
+                <w:sz w:val="17"/>
+              </w:rPr>
+              <w:t>63.5 → 61.5 (2.00 yrs)</w:t>
+            </w:r>
+          </w:p>
+        </w:tc>
+        <w:tc>
+          <w:tcPr>
+            <w:tcW w:type="dxa" w:w="1440"/>
+          </w:tcPr>
+          <w:p>
+            <w:pPr>
+              <w:spacing w:before="20" w:after="20"/>
+              <w:jc w:val="left"/>
+            </w:pPr>
+            <w:r>
+              <w:rPr>
+                <w:sz w:val="17"/>
+              </w:rPr>
+              <w:t>67.4 → 66.3 (1.06 yrs)</w:t>
+            </w:r>
+          </w:p>
+        </w:tc>
+        <w:tc>
+          <w:tcPr>
+            <w:tcW w:type="dxa" w:w="1440"/>
+          </w:tcPr>
+          <w:p>
+            <w:pPr>
+              <w:spacing w:before="20" w:after="20"/>
+              <w:jc w:val="left"/>
+            </w:pPr>
+            <w:r>
+              <w:rPr>
+                <w:sz w:val="17"/>
+              </w:rPr>
+              <w:t>79%</w:t>
+            </w:r>
+          </w:p>
+        </w:tc>
+        <w:tc>
+          <w:tcPr>
+            <w:tcW w:type="dxa" w:w="1440"/>
+          </w:tcPr>
+          <w:p>
+            <w:pPr>
+              <w:spacing w:before="20" w:after="20"/>
+              <w:jc w:val="left"/>
+            </w:pPr>
+            <w:r>
+              <w:rPr>
+                <w:sz w:val="17"/>
+              </w:rPr>
+              <w:t>64%</w:t>
+            </w:r>
+          </w:p>
+        </w:tc>
+        <w:tc>
+          <w:tcPr>
+            <w:tcW w:type="dxa" w:w="1440"/>
+          </w:tcPr>
+          <w:p>
+            <w:pPr>
+              <w:spacing w:before="20" w:after="20"/>
+              <w:jc w:val="left"/>
+            </w:pPr>
+            <w:r>
+              <w:rPr>
+                <w:sz w:val="17"/>
+              </w:rPr>
+              <w:t>75%</w:t>
+            </w:r>
+          </w:p>
+        </w:tc>
+      </w:tr>
+      <w:tr>
+        <w:tc>
+          <w:tcPr>
+            <w:tcW w:type="dxa" w:w="1440"/>
+          </w:tcPr>
+          <w:p>
+            <w:pPr>
+              <w:spacing w:before="20" w:after="20"/>
+              <w:jc w:val="left"/>
+            </w:pPr>
+            <w:r>
+              <w:rPr>
+                <w:sz w:val="17"/>
+              </w:rPr>
+              <w:t>Hybrid, age 55 / 10 yrs</w:t>
+            </w:r>
+          </w:p>
+        </w:tc>
+        <w:tc>
+          <w:tcPr>
+            <w:tcW w:type="dxa" w:w="1440"/>
+          </w:tcPr>
+          <w:p>
+            <w:pPr>
+              <w:spacing w:before="20" w:after="20"/>
+              <w:jc w:val="left"/>
+            </w:pPr>
+            <w:r>
+              <w:rPr>
+                <w:sz w:val="17"/>
+              </w:rPr>
+              <w:t>67.0 → 65.5 (1.50 yrs)</w:t>
+            </w:r>
+          </w:p>
+        </w:tc>
+        <w:tc>
+          <w:tcPr>
+            <w:tcW w:type="dxa" w:w="1440"/>
+          </w:tcPr>
+          <w:p>
+            <w:pPr>
+              <w:spacing w:before="20" w:after="20"/>
+              <w:jc w:val="left"/>
+            </w:pPr>
+            <w:r>
+              <w:rPr>
+                <w:sz w:val="17"/>
+              </w:rPr>
+              <w:t>70.0 → 69.1 (0.93 yrs)</w:t>
+            </w:r>
+          </w:p>
+        </w:tc>
+        <w:tc>
+          <w:tcPr>
+            <w:tcW w:type="dxa" w:w="1440"/>
+          </w:tcPr>
+          <w:p>
+            <w:pPr>
+              <w:spacing w:before="20" w:after="20"/>
+              <w:jc w:val="left"/>
+            </w:pPr>
+            <w:r>
+              <w:rPr>
+                <w:sz w:val="17"/>
+              </w:rPr>
+              <w:t>81%</w:t>
+            </w:r>
+          </w:p>
+        </w:tc>
+        <w:tc>
+          <w:tcPr>
+            <w:tcW w:type="dxa" w:w="1440"/>
+          </w:tcPr>
+          <w:p>
+            <w:pPr>
+              <w:spacing w:before="20" w:after="20"/>
+              <w:jc w:val="left"/>
+            </w:pPr>
+            <w:r>
+              <w:rPr>
+                <w:sz w:val="17"/>
+              </w:rPr>
+              <w:t>78%</w:t>
+            </w:r>
+          </w:p>
+        </w:tc>
+        <w:tc>
+          <w:tcPr>
+            <w:tcW w:type="dxa" w:w="1440"/>
+          </w:tcPr>
+          <w:p>
+            <w:pPr>
+              <w:spacing w:before="20" w:after="20"/>
+              <w:jc w:val="left"/>
+            </w:pPr>
+            <w:r>
+              <w:rPr>
+                <w:sz w:val="17"/>
+              </w:rPr>
+              <w:t>80%</w:t>
+            </w:r>
+          </w:p>
+        </w:tc>
+      </w:tr>
+    </w:tbl>
+    <w:p>
+      <w:pPr>
+        <w:spacing w:before="0" w:after="0" w:line="80" w:lineRule="exact"/>
+      </w:pPr>
+      <w:r>
+        <w:rPr>
+          <w:sz w:val="8"/>
+        </w:rPr>
+      </w:r>
+    </w:p>
+    <w:p>
+      <w:r>
+        <w:t>Three things in that table are worth saying out loud.</w:t>
+      </w:r>
+    </w:p>
+    <w:p>
+      <w:pPr>
+        <w:spacing w:after="60"/>
+        <w:ind w:left="432" w:hanging="432"/>
+      </w:pPr>
+      <w:r>
+        <w:rPr>
+          <w:b/>
+        </w:rPr>
+        <w:t>1.</w:t>
+        <w:tab/>
+      </w:r>
+      <w:r>
+        <w:rPr>
+          <w:b/>
+        </w:rPr>
+        <w:t>The live figures overstate per-purchaser cost by roughly 12%–33%, not by a multiple.</w:t>
+      </w:r>
+      <w:r>
+        <w:t xml:space="preserve"> A-29 was the last large unquantified assumption in the package and it turns out to be a modest, one-sided conservatism. The band does not collapse.</w:t>
+      </w:r>
+    </w:p>
+    <w:p>
+      <w:pPr>
+        <w:spacing w:after="60"/>
+        <w:ind w:left="432" w:hanging="432"/>
+      </w:pPr>
+      <w:r>
+        <w:rPr>
+          <w:b/>
+        </w:rPr>
+        <w:t>2.</w:t>
+        <w:tab/>
+      </w:r>
+      <w:r>
+        <w:rPr>
+          <w:b/>
+        </w:rPr>
+        <w:t>Expected acceleration is about half of eligibility acceleration.</w:t>
+      </w:r>
+      <w:r>
+        <w:t xml:space="preserve"> Four years of eligibility movement for the Plan 1 profile buys about 2.1 years of expected retirement movement, because most members do not take the first opportunity. That is the whole of A-29 in one line.</w:t>
+      </w:r>
+    </w:p>
+    <w:p>
+      <w:pPr>
+        <w:spacing w:after="60"/>
+        <w:ind w:left="432" w:hanging="432"/>
+      </w:pPr>
+      <w:r>
+        <w:rPr>
+          <w:b/>
+        </w:rPr>
+        <w:t>3.</w:t>
+        <w:tab/>
+      </w:r>
+      <w:r>
+        <w:rPr>
+          <w:b/>
+        </w:rPr>
+        <w:t>The amount channel falls too, which was not anticipated.</w:t>
+      </w:r>
+      <w:r>
+        <w:t xml:space="preserve"> A-29 was framed as an acceleration-channel assumption. It is not: retiring later also discounts the benefit-amount channel from a more distant date, so that channel retains only 75%–81%. The assumption reaches both halves of the cost.</w:t>
+      </w:r>
+    </w:p>
+    <w:p>
+      <w:r>
+        <w:rPr>
+          <w:b/>
+        </w:rPr>
+        <w:t>The pool composition pushes against interest, and that is the honest headline.</w:t>
+      </w:r>
+      <w:r>
+        <w:t xml:space="preserve"> The Teacher Rule-of-90 rate is 22.50% against 11.50%–12.00% for state employees — teachers are assumed roughly twice as likely to retire the moment they qualify. Since the eligible pool is teacher-heavy (A-19, A-25), the pool-weighted survival sits nearer the Teacher leg:</w:t>
+      </w:r>
+    </w:p>
+    <w:tbl>
+      <w:tblPr>
+        <w:tblStyle w:val="TableGrid"/>
+        <w:tblW w:type="auto" w:w="0"/>
+        <w:jc w:val="left"/>
+        <w:tblLook w:firstColumn="1" w:firstRow="1" w:lastColumn="0" w:lastRow="0" w:noHBand="0" w:noVBand="1" w:val="04A0"/>
+      </w:tblPr>
+      <w:tblGrid>
+        <w:gridCol w:w="2880"/>
+        <w:gridCol w:w="2880"/>
+        <w:gridCol w:w="2880"/>
+      </w:tblGrid>
+      <w:tr>
+        <w:trPr>
+          <w:tblHeader w:val="true"/>
+        </w:trPr>
+        <w:tc>
+          <w:tcPr>
+            <w:tcW w:type="dxa" w:w="2880"/>
+          </w:tcPr>
+          <w:p>
+            <w:pPr>
+              <w:spacing w:before="20" w:after="20"/>
+              <w:jc w:val="left"/>
+            </w:pPr>
+            <w:r>
+              <w:rPr>
+                <w:b/>
+                <w:sz w:val="17"/>
+              </w:rPr>
+              <w:t>Profile</w:t>
+            </w:r>
+          </w:p>
+        </w:tc>
+        <w:tc>
+          <w:tcPr>
+            <w:tcW w:type="dxa" w:w="2880"/>
+          </w:tcPr>
+          <w:p>
+            <w:pPr>
+              <w:spacing w:before="20" w:after="20"/>
+              <w:jc w:val="left"/>
+            </w:pPr>
+            <w:r>
+              <w:rPr>
+                <w:b/>
+                <w:sz w:val="17"/>
+              </w:rPr>
+              <w:t>State Employees</w:t>
+            </w:r>
+          </w:p>
+        </w:tc>
+        <w:tc>
+          <w:tcPr>
+            <w:tcW w:type="dxa" w:w="2880"/>
+          </w:tcPr>
+          <w:p>
+            <w:pPr>
+              <w:spacing w:before="20" w:after="20"/>
+              <w:jc w:val="left"/>
+            </w:pPr>
+            <w:r>
+              <w:rPr>
+                <w:b/>
+                <w:sz w:val="17"/>
+              </w:rPr>
+              <w:t>Teachers</w:t>
+            </w:r>
+          </w:p>
+        </w:tc>
+      </w:tr>
+      <w:tr>
+        <w:tc>
+          <w:tcPr>
+            <w:tcW w:type="dxa" w:w="2880"/>
+          </w:tcPr>
+          <w:p>
+            <w:pPr>
+              <w:spacing w:before="20" w:after="20"/>
+              <w:jc w:val="left"/>
+            </w:pPr>
+            <w:r>
+              <w:rPr>
+                <w:sz w:val="17"/>
+              </w:rPr>
+              <w:t>Plan 1, age 55 / 25 yrs</w:t>
+            </w:r>
+          </w:p>
+        </w:tc>
+        <w:tc>
+          <w:tcPr>
+            <w:tcW w:type="dxa" w:w="2880"/>
+          </w:tcPr>
+          <w:p>
+            <w:pPr>
+              <w:spacing w:before="20" w:after="20"/>
+              <w:jc w:val="left"/>
+            </w:pPr>
+            <w:r>
+              <w:rPr>
+                <w:sz w:val="17"/>
+              </w:rPr>
+              <w:t>67%</w:t>
+            </w:r>
+          </w:p>
+        </w:tc>
+        <w:tc>
+          <w:tcPr>
+            <w:tcW w:type="dxa" w:w="2880"/>
+          </w:tcPr>
+          <w:p>
+            <w:pPr>
+              <w:spacing w:before="20" w:after="20"/>
+              <w:jc w:val="left"/>
+            </w:pPr>
+            <w:r>
+              <w:rPr>
+                <w:b/>
+                <w:sz w:val="17"/>
+              </w:rPr>
+              <w:t>80%</w:t>
+            </w:r>
+          </w:p>
+        </w:tc>
+      </w:tr>
+      <w:tr>
+        <w:tc>
+          <w:tcPr>
+            <w:tcW w:type="dxa" w:w="2880"/>
+          </w:tcPr>
+          <w:p>
+            <w:pPr>
+              <w:spacing w:before="20" w:after="20"/>
+              <w:jc w:val="left"/>
+            </w:pPr>
+            <w:r>
+              <w:rPr>
+                <w:sz w:val="17"/>
+              </w:rPr>
+              <w:t>Plan 2, age 50 / 14 yrs</w:t>
+            </w:r>
+          </w:p>
+        </w:tc>
+        <w:tc>
+          <w:tcPr>
+            <w:tcW w:type="dxa" w:w="2880"/>
+          </w:tcPr>
+          <w:p>
+            <w:pPr>
+              <w:spacing w:before="20" w:after="20"/>
+              <w:jc w:val="left"/>
+            </w:pPr>
+            <w:r>
+              <w:rPr>
+                <w:sz w:val="17"/>
+              </w:rPr>
+              <w:t>75%</w:t>
+            </w:r>
+          </w:p>
+        </w:tc>
+        <w:tc>
+          <w:tcPr>
+            <w:tcW w:type="dxa" w:w="2880"/>
+          </w:tcPr>
+          <w:p>
+            <w:pPr>
+              <w:spacing w:before="20" w:after="20"/>
+              <w:jc w:val="left"/>
+            </w:pPr>
+            <w:r>
+              <w:rPr>
+                <w:sz w:val="17"/>
+              </w:rPr>
+              <w:t>82%</w:t>
+            </w:r>
+          </w:p>
+        </w:tc>
+      </w:tr>
+      <w:tr>
+        <w:tc>
+          <w:tcPr>
+            <w:tcW w:type="dxa" w:w="2880"/>
+          </w:tcPr>
+          <w:p>
+            <w:pPr>
+              <w:spacing w:before="20" w:after="20"/>
+              <w:jc w:val="left"/>
+            </w:pPr>
+            <w:r>
+              <w:rPr>
+                <w:sz w:val="17"/>
+              </w:rPr>
+              <w:t>Hybrid, age 45 / 8 yrs</w:t>
+            </w:r>
+          </w:p>
+        </w:tc>
+        <w:tc>
+          <w:tcPr>
+            <w:tcW w:type="dxa" w:w="2880"/>
+          </w:tcPr>
+          <w:p>
+            <w:pPr>
+              <w:spacing w:before="20" w:after="20"/>
+              <w:jc w:val="left"/>
+            </w:pPr>
+            <w:r>
+              <w:rPr>
+                <w:sz w:val="17"/>
+              </w:rPr>
+              <w:t>75%</w:t>
+            </w:r>
+          </w:p>
+        </w:tc>
+        <w:tc>
+          <w:tcPr>
+            <w:tcW w:type="dxa" w:w="2880"/>
+          </w:tcPr>
+          <w:p>
+            <w:pPr>
+              <w:spacing w:before="20" w:after="20"/>
+              <w:jc w:val="left"/>
+            </w:pPr>
+            <w:r>
+              <w:rPr>
+                <w:sz w:val="17"/>
+              </w:rPr>
+              <w:t>82%</w:t>
+            </w:r>
+          </w:p>
+        </w:tc>
+      </w:tr>
+      <w:tr>
+        <w:tc>
+          <w:tcPr>
+            <w:tcW w:type="dxa" w:w="2880"/>
+          </w:tcPr>
+          <w:p>
+            <w:pPr>
+              <w:spacing w:before="20" w:after="20"/>
+              <w:jc w:val="left"/>
+            </w:pPr>
+            <w:r>
+              <w:rPr>
+                <w:sz w:val="17"/>
+              </w:rPr>
+              <w:t>Hybrid, age 55 / 10 yrs</w:t>
+            </w:r>
+          </w:p>
+        </w:tc>
+        <w:tc>
+          <w:tcPr>
+            <w:tcW w:type="dxa" w:w="2880"/>
+          </w:tcPr>
+          <w:p>
+            <w:pPr>
+              <w:spacing w:before="20" w:after="20"/>
+              <w:jc w:val="left"/>
+            </w:pPr>
+            <w:r>
+              <w:rPr>
+                <w:sz w:val="17"/>
+              </w:rPr>
+              <w:t>80%</w:t>
+            </w:r>
+          </w:p>
+        </w:tc>
+        <w:tc>
+          <w:tcPr>
+            <w:tcW w:type="dxa" w:w="2880"/>
+          </w:tcPr>
+          <w:p>
+            <w:pPr>
+              <w:spacing w:before="20" w:after="20"/>
+              <w:jc w:val="left"/>
+            </w:pPr>
+            <w:r>
+              <w:rPr>
+                <w:b/>
+                <w:sz w:val="17"/>
+              </w:rPr>
+              <w:t>88%</w:t>
+            </w:r>
+          </w:p>
+        </w:tc>
+      </w:tr>
+    </w:tbl>
+    <w:p>
+      <w:pPr>
+        <w:spacing w:before="0" w:after="0" w:line="80" w:lineRule="exact"/>
+      </w:pPr>
+      <w:r>
+        <w:rPr>
+          <w:sz w:val="8"/>
+        </w:rPr>
+      </w:r>
+    </w:p>
+    <w:p>
+      <w:r>
+        <w:t xml:space="preserve">No pool-weighted point estimate is given, because the teacher plan mix is unpublished (U-04). The defensible statement is the band and its tilt: </w:t>
+      </w:r>
+      <w:r>
+        <w:rPr>
+          <w:b/>
+        </w:rPr>
+        <w:t>67%–88%, weighted toward the upper end.</w:t>
+      </w:r>
+    </w:p>
+    <w:p>
+      <w:r>
+        <w:rPr>
+          <w:b/>
+        </w:rPr>
+        <w:t>What this does and does not licence.</w:t>
+      </w:r>
+      <w:r>
+        <w:t xml:space="preserve"> It gives A-29 a published lower leg, so the band is bounded on both sides by VRS's own arithmetic instead of being open on one side. It does </w:t>
+      </w:r>
+      <w:r>
+        <w:rPr>
+          <w:b/>
+        </w:rPr>
+        <w:t>not</w:t>
+      </w:r>
+      <w:r>
+        <w:t xml:space="preserve"> licence republishing the headline on the lower leg. A purchaser is self-selected — someone who paid cash to move an eligibility date is not a random member, and the selection runs toward the upper leg. Its size is unmeasurable without purchaser-level data. Publishing the lower leg alone would repeat the v1.1 error in the opposite direction, and this package has already been caught understating once.</w:t>
+      </w:r>
+    </w:p>
+    <w:p>
+      <w:r>
+        <w:rPr>
+          <w:b/>
+        </w:rPr>
+        <w:t>A-29 and A-30 are different questions and this pass resolves only one of them.</w:t>
+      </w:r>
+      <w:r>
+        <w:t xml:space="preserve"> A-30, registered in the same version from red team F-1A and S-9, asks at what retirement age VRS measures the actuarial equivalent cost in its </w:t>
+      </w:r>
+      <w:r>
+        <w:rPr>
+          <w:i/>
+        </w:rPr>
+        <w:t>existing</w:t>
+      </w:r>
+      <w:r>
+        <w:t xml:space="preserve"> factor table — a question about how the member's </w:t>
+      </w:r>
+      <w:r>
+        <w:rPr>
+          <w:b/>
+        </w:rPr>
+        <w:t>price</w:t>
+      </w:r>
+      <w:r>
+        <w:t xml:space="preserve"> is struck, which is unpublished (U-16). A-29 asks when purchasers actually </w:t>
+      </w:r>
+      <w:r>
+        <w:rPr>
+          <w:b/>
+        </w:rPr>
+        <w:t>retire</w:t>
+      </w:r>
+      <w:r>
+        <w:t xml:space="preserve">, which governs the </w:t>
+      </w:r>
+      <w:r>
+        <w:rPr>
+          <w:b/>
+        </w:rPr>
+        <w:t>benefit's</w:t>
+      </w:r>
+      <w:r>
+        <w:t xml:space="preserve"> value to the Fund, and for the membership at large that is published. Closing A-29 therefore does not narrow A-30, and the Figure 4.3 decrements must not be assumed to be the basis of VRS's AEC factors — nothing published says they are. The two assumptions do meet at one point, noted in A-29's own row: they are jointly why the benefit-amount channel alone shows a 47–48 break-even while the full basis shows none.</w:t>
+      </w:r>
+    </w:p>
+    <w:p>
+      <w:r>
+        <w:rPr>
+          <w:b/>
+        </w:rPr>
+        <w:t>Sex sensitivity is immaterial</w:t>
+      </w:r>
+      <w:r>
+        <w:t xml:space="preserve"> (0.0%–1.2% across all profiles and both groups), so the unisex presentation elsewhere in the package is safe. </w:t>
+      </w:r>
+      <w:r>
+        <w:rPr>
+          <w:b/>
+        </w:rPr>
+        <w:t>Limits:</w:t>
+      </w:r>
+      <w:r>
+        <w:t xml:space="preserve"> Figure 4.3 prints sample ages only, so rates are linearly interpolated between them — the only interpolation in the model. Post-eligibility death and termination decrements are not applied, which leaves more members active to retire late and therefore </w:t>
+      </w:r>
+      <w:r>
+        <w:rPr>
+          <w:b/>
+        </w:rPr>
+        <w:t>overstates</w:t>
+      </w:r>
+      <w:r>
+        <w:t xml:space="preserve"> the surviving acceleration share; the lower leg is accordingly a conservative (high) estimate of acceleration cost under Board behaviour. Verified by 32 self-checks, all passing.</w:t>
+      </w:r>
+    </w:p>
+    <w:p>
+      <w:pPr>
+        <w:pStyle w:val="Heading4"/>
+      </w:pPr>
+      <w:r>
+        <w:t>7.7.2 U-07 — the primary source corrected the citation and strengthened the fact</w:t>
+      </w:r>
+    </w:p>
+    <w:p>
+      <w:r>
+        <w:t xml:space="preserve">F-42 said </w:t>
+      </w:r>
+      <w:r>
+        <w:rPr>
+          <w:i/>
+        </w:rPr>
+        <w:t>"2026 Acts of Assembly, SB 950,"</w:t>
+      </w:r>
+      <w:r>
+        <w:t xml:space="preserve"> cited at one remove from the ACFR legislative summary. Retrieving the codified text produced three results, and only the first is the correction U-07 was opened for.</w:t>
+      </w:r>
+    </w:p>
+    <w:p>
+      <w:pPr>
+        <w:spacing w:after="60"/>
+        <w:ind w:left="432" w:hanging="432"/>
+      </w:pPr>
+      <w:r>
+        <w:rPr>
+          <w:b/>
+        </w:rPr>
+        <w:t>1.</w:t>
+        <w:tab/>
+      </w:r>
+      <w:r>
+        <w:rPr>
+          <w:b/>
+        </w:rPr>
+        <w:t>The chapter is 2025, c. 508</w:t>
+      </w:r>
+      <w:r>
+        <w:t xml:space="preserve"> (SB 950, 2025 Regular Session), approved March 24, 2025. July 1, 2026 is the </w:t>
+      </w:r>
+      <w:r>
+        <w:rPr>
+          <w:i/>
+        </w:rPr>
+        <w:t>operative</w:t>
+      </w:r>
+      <w:r>
+        <w:t xml:space="preserve"> date for the plan change, not the year of enactment. The amendment-history lines of §§ 51.1-169, 51.1-304, 51.1-306 and 51.1-308 all end in "2025, c. 508."</w:t>
+      </w:r>
+    </w:p>
+    <w:p>
+      <w:pPr>
+        <w:spacing w:after="60"/>
+        <w:ind w:left="432" w:hanging="432"/>
+      </w:pPr>
+      <w:r>
+        <w:rPr>
+          <w:b/>
+        </w:rPr>
+        <w:t>2.</w:t>
+        <w:tab/>
+      </w:r>
+      <w:r>
+        <w:rPr>
+          <w:b/>
+        </w:rPr>
+        <w:t>The statute names the multiplier; the ACFR summary named only the plan.</w:t>
+      </w:r>
+      <w:r>
+        <w:t xml:space="preserve"> § 51.1-306 A 1 d: a judge appointed to an original term on or after July 1, 2026 takes </w:t>
+      </w:r>
+      <w:r>
+        <w:rPr>
+          <w:b/>
+        </w:rPr>
+        <w:t>1.65%</w:t>
+      </w:r>
+      <w:r>
+        <w:t xml:space="preserve"> of AFC. That is the Plan 2 non-hazardous multiplier, so the "Plan 2" label in the summary is right — but the package now rests on the rate itself rather than on a label, which is what the model actually consumes.</w:t>
+      </w:r>
+    </w:p>
+    <w:p>
+      <w:pPr>
+        <w:spacing w:after="60"/>
+        <w:ind w:left="432" w:hanging="432"/>
+      </w:pPr>
+      <w:r>
+        <w:rPr>
+          <w:b/>
+        </w:rPr>
+        <w:t>3.</w:t>
+        <w:tab/>
+      </w:r>
+      <w:r>
+        <w:rPr>
+          <w:b/>
+        </w:rPr>
+        <w:t>The operative words for this bill are "performed or purchased."</w:t>
+      </w:r>
+      <w:r>
+        <w:t xml:space="preserve"> Both § 51.1-306 A 1 c and A 1 d read "creditable service </w:t>
+      </w:r>
+      <w:r>
+        <w:rPr>
+          <w:b/>
+        </w:rPr>
+        <w:t>performed or purchased</w:t>
+      </w:r>
+      <w:r>
+        <w:t xml:space="preserve">" on or after July 1, 2026. So </w:t>
+      </w:r>
+      <w:r>
+        <w:rPr>
+          <w:b/>
+        </w:rPr>
+        <w:t>purchased</w:t>
+      </w:r>
+      <w:r>
+        <w:t xml:space="preserve"> military service credit for a post-7/1/2026 judge accrues at 1.65%, not at the hybrid's 1.00%. That is a 65% uplift in the per-year value of a judicial purchase relative to a hybrid one, from statute, and it is the reason the judicial rates in § 4 are the largest per-member numbers in this annex.</w:t>
+      </w:r>
+    </w:p>
+    <w:p>
+      <w:r>
+        <w:rPr>
+          <w:b/>
+        </w:rPr>
+        <w:t>And closing U-07 opened U-14, which is the more useful item.</w:t>
+      </w:r>
+      <w:r>
+        <w:t xml:space="preserve"> F-45 is explicit that approximate normal cost rates are refreshed only every four years with the quadrennial experience study, and F-49 found that no judicial rate moved at the July 1, 2026 refresh. But 2025, c. 508 changed the judicial accrual basis effective July 1, 2026. </w:t>
+      </w:r>
+      <w:r>
+        <w:rPr>
+          <w:b/>
+        </w:rPr>
+        <w:t>So the published 29.67% Plan 2 judicial rate may be struck on a benefit structure the statute has since replaced</w:t>
+      </w:r>
+      <w:r>
+        <w:t xml:space="preserve"> — and if so it is too low, which understates what a judge should pay. Low dollar materiality (470 active JRS members, F-38), but it is a pricing-accuracy point and it is now on the data request.</w:t>
+      </w:r>
+    </w:p>
+    <w:p>
+      <w:r>
+        <w:t>This is the case for retrieving primary sources rather than summaries, stated concretely: the summary was substantively right, and reading the statute still produced one correction, one upgrade and one new open item.</w:t>
+      </w:r>
+    </w:p>
+    <w:p>
+      <w:pPr>
+        <w:pStyle w:val="Heading4"/>
+      </w:pPr>
+      <w:r>
+        <w:t>7.7.3 A-26 / U-08 — resolved as a ceiling, not as a share</w:t>
+      </w:r>
+    </w:p>
+    <w:p>
+      <w:r>
+        <w:t xml:space="preserve">The Standards of Quality split is </w:t>
+      </w:r>
+      <w:r>
+        <w:rPr>
+          <w:b/>
+        </w:rPr>
+        <w:t>55% state / 45% local</w:t>
+      </w:r>
+      <w:r>
+        <w:t xml:space="preserve"> at the statewide level, from the House Appropriations Committee's own briefing and corroborated independently by JLARC (F-73). The Local Composite Index is constructed to produce that result, and VRS teacher retirement contributions are an SOQ account split by the index. No DPB request was needed.</w:t>
+      </w:r>
+    </w:p>
+    <w:p>
+      <w:r>
+        <w:rPr>
+          <w:b/>
+        </w:rPr>
+        <w:t>But it must be presented as a ceiling on the Commonwealth's share, not as the share</w:t>
+      </w:r>
+      <w:r>
+        <w:t xml:space="preserve">, for a reason that runs against the Commonwealth: the 55/45 split reaches only </w:t>
+      </w:r>
+      <w:r>
+        <w:rPr>
+          <w:b/>
+        </w:rPr>
+        <w:t>SOQ-recognised positions</w:t>
+      </w:r>
+      <w:r>
+        <w:t xml:space="preserve">, and divisions employ materially more staff than the Standards require. Employer contributions for above-standards positions fall wholly on the locality. The Commonwealth's true share of the teacher exposure line is therefore </w:t>
+      </w:r>
+      <w:r>
+        <w:rPr>
+          <w:b/>
+        </w:rPr>
+        <w:t>at or below 55%</w:t>
+      </w:r>
+      <w:r>
+        <w:t xml:space="preserve">, and the local share </w:t>
+      </w:r>
+      <w:r>
+        <w:rPr>
+          <w:b/>
+        </w:rPr>
+        <w:t>at or above 45%</w:t>
+      </w:r>
+      <w:r>
+        <w:t>.</w:t>
+      </w:r>
+    </w:p>
+    <w:p>
+      <w:r>
+        <w:t xml:space="preserve">Converting the ceiling into the actual split needs the above-standards position count, now </w:t>
+      </w:r>
+      <w:r>
+        <w:rPr>
+          <w:b/>
+        </w:rPr>
+        <w:t>U-15</w:t>
+      </w:r>
+      <w:r>
+        <w:t>. Until then FM-4 § 4.7 continues to report the teacher bucket unsplit — which remains the right call, because a 55/45 split presented as fact would understate the locality exposure that F-63 already warns about: granting service in a pooled plan "will effectively spread the cost of each period of granted service over all of the employers in the Teacher plan." The Commission on Local Government will read that sentence and this split together.</w:t>
+      </w:r>
+    </w:p>
+    <w:p>
+      <w:pPr>
+        <w:pStyle w:val="Heading4"/>
+      </w:pPr>
+      <w:r>
+        <w:t>7.7.4 U-01 — "not available publicly" was an untested assertion; it is now a verified absence</w:t>
+      </w:r>
+    </w:p>
+    <w:p>
+      <w:r>
+        <w:t xml:space="preserve">U-01 had been recorded as </w:t>
+      </w:r>
+      <w:r>
+        <w:rPr>
+          <w:i/>
+        </w:rPr>
+        <w:t>"not available publicly"</w:t>
+      </w:r>
+      <w:r>
+        <w:t xml:space="preserve"> without that having been established. The FY2025 ACFR was searched end to end — all 340 pages, including the financial statements, the notes, and the actuarial and statistical sections — along with the </w:t>
+      </w:r>
+      <w:r>
+        <w:rPr>
+          <w:i/>
+        </w:rPr>
+        <w:t>Purchase of Prior Service Cost Rates</w:t>
+      </w:r>
+      <w:r>
+        <w:t xml:space="preserve"> schedule and the Employer Manual. </w:t>
+      </w:r>
+      <w:r>
+        <w:rPr>
+          <w:b/>
+        </w:rPr>
+        <w:t>Member contributions are reported only in aggregate. Purchase-of-prior-service receipts are not broken out anywhere, by service type or at all, and no volume of purchases is reported.</w:t>
+      </w:r>
+    </w:p>
+    <w:p>
+      <w:r>
+        <w:t xml:space="preserve">So U-01 now has the same standing as U-12: a verified absence in VRS's published reporting rather than an untested claim about our own search. The practical consequence for the data request is worth stating plainly — </w:t>
+      </w:r>
+      <w:r>
+        <w:rPr>
+          <w:b/>
+        </w:rPr>
+        <w:t>U-01 cannot be narrowed by any amount of further desk research.</w:t>
+      </w:r>
+      <w:r>
+        <w:t xml:space="preserve"> It is an administrative-data request or nothing, and it remains roughly a factor of 6 of the grid's factor-of-14 span.</w:t>
+      </w:r>
+    </w:p>
+    <w:p>
+      <w:r>
+        <w:t>The search did return one unlooked-for confirmation. ACFR printed p. 233 states the 24-month window mechanics in VRS's own narrative voice (</w:t>
+      </w:r>
+      <w:r>
+        <w:rPr>
+          <w:b/>
+        </w:rPr>
+        <w:t>F-72</w:t>
+      </w:r>
+      <w:r>
+        <w:t>): the window "begins upon employment in a VRS-covered position," it "temporarily closes" on separation or leave without pay until the member returns to covered employment, and after it "the cost shifts to an actuarial equivalent cost." That is F-04 and the active-service behaviour A-17 depends on, now confirmed from a second VRS source rather than read off the statute alone — and A-17 is the population statement the package calls its most defensible.</w:t>
       </w:r>
     </w:p>
     <w:sectPr>

--- a/briefs/2027-military-service-credit-cost-window/03-Annex-B-Fiscal-Assumptions-and-Sources.docx
+++ b/briefs/2027-military-service-credit-cost-window/03-Annex-B-Fiscal-Assumptions-and-Sources.docx
@@ -22731,10 +22731,550 @@
         <w:rPr>
           <w:b/>
         </w:rPr>
-        <w:t>2. The per-member figures agree structurally, not just in magnitude.</w:t>
-      </w:r>
-      <w:r>
-        <w:t xml:space="preserve"> A priced purchase must cost the Fund less than a free grant of identical service. By how much is predictable: the member pays the approximate normal cost, so the Fund bears </w:t>
+        <w:t>2. The per-member comparison, restated on a matched years basis — and the "structural agreement" claim withdrawn.</w:t>
+      </w:r>
+      <w:r>
+        <w:t xml:space="preserve"> HB 1867 priced a </w:t>
+      </w:r>
+      <w:r>
+        <w:rPr>
+          <w:b/>
+        </w:rPr>
+        <w:t>free</w:t>
+      </w:r>
+      <w:r>
+        <w:t xml:space="preserve"> grant of </w:t>
+      </w:r>
+      <w:r>
+        <w:rPr>
+          <w:b/>
+        </w:rPr>
+        <w:t>up to 48 months</w:t>
+      </w:r>
+      <w:r>
+        <w:t xml:space="preserve">; our per-member figures are </w:t>
+      </w:r>
+      <w:r>
+        <w:rPr>
+          <w:b/>
+        </w:rPr>
+        <w:t>net of the member's price</w:t>
+      </w:r>
+      <w:r>
+        <w:t xml:space="preserve"> for </w:t>
+      </w:r>
+      <w:r>
+        <w:rPr>
+          <w:b/>
+        </w:rPr>
+        <w:t>2.5</w:t>
+      </w:r>
+      <w:r>
+        <w:t xml:space="preserve"> purchased years (A-18). Setting one against the other is not a comparison, and the conservatism conclusion drawn from it through October 25, 2026 is </w:t>
+      </w:r>
+      <w:r>
+        <w:rPr>
+          <w:b/>
+        </w:rPr>
+        <w:t>withdrawn (red team S-1)</w:t>
+      </w:r>
+      <w:r>
+        <w:t>. Re-run at 4 years, salary $69,865:</w:t>
+      </w:r>
+    </w:p>
+    <w:tbl>
+      <w:tblPr>
+        <w:tblStyle w:val="TableGrid"/>
+        <w:tblW w:type="auto" w:w="0"/>
+        <w:jc w:val="left"/>
+        <w:tblLook w:firstColumn="1" w:firstRow="1" w:lastColumn="0" w:lastRow="0" w:noHBand="0" w:noVBand="1" w:val="04A0"/>
+      </w:tblPr>
+      <w:tblGrid>
+        <w:gridCol w:w="1728"/>
+        <w:gridCol w:w="1728"/>
+        <w:gridCol w:w="1728"/>
+        <w:gridCol w:w="1728"/>
+        <w:gridCol w:w="1728"/>
+      </w:tblGrid>
+      <w:tr>
+        <w:trPr>
+          <w:tblHeader w:val="true"/>
+        </w:trPr>
+        <w:tc>
+          <w:tcPr>
+            <w:tcW w:type="dxa" w:w="1728"/>
+          </w:tcPr>
+          <w:p>
+            <w:pPr>
+              <w:spacing w:before="20" w:after="20"/>
+              <w:jc w:val="left"/>
+            </w:pPr>
+            <w:r>
+              <w:rPr>
+                <w:b/>
+                <w:sz w:val="17"/>
+              </w:rPr>
+              <w:t>At a matched 4 years</w:t>
+            </w:r>
+          </w:p>
+        </w:tc>
+        <w:tc>
+          <w:tcPr>
+            <w:tcW w:type="dxa" w:w="1728"/>
+          </w:tcPr>
+          <w:p>
+            <w:pPr>
+              <w:spacing w:before="20" w:after="20"/>
+              <w:jc w:val="right"/>
+            </w:pPr>
+            <w:r>
+              <w:rPr>
+                <w:b/>
+                <w:sz w:val="17"/>
+              </w:rPr>
+              <w:t>Plan 1</w:t>
+            </w:r>
+          </w:p>
+        </w:tc>
+        <w:tc>
+          <w:tcPr>
+            <w:tcW w:type="dxa" w:w="1728"/>
+          </w:tcPr>
+          <w:p>
+            <w:pPr>
+              <w:spacing w:before="20" w:after="20"/>
+              <w:jc w:val="right"/>
+            </w:pPr>
+            <w:r>
+              <w:rPr>
+                <w:b/>
+                <w:sz w:val="17"/>
+              </w:rPr>
+              <w:t>Plan 2</w:t>
+            </w:r>
+          </w:p>
+        </w:tc>
+        <w:tc>
+          <w:tcPr>
+            <w:tcW w:type="dxa" w:w="1728"/>
+          </w:tcPr>
+          <w:p>
+            <w:pPr>
+              <w:spacing w:before="20" w:after="20"/>
+              <w:jc w:val="right"/>
+            </w:pPr>
+            <w:r>
+              <w:rPr>
+                <w:b/>
+                <w:sz w:val="17"/>
+              </w:rPr>
+              <w:t>Hybrid</w:t>
+            </w:r>
+          </w:p>
+        </w:tc>
+        <w:tc>
+          <w:tcPr>
+            <w:tcW w:type="dxa" w:w="1728"/>
+          </w:tcPr>
+          <w:p>
+            <w:pPr>
+              <w:spacing w:before="20" w:after="20"/>
+              <w:jc w:val="right"/>
+            </w:pPr>
+            <w:r>
+              <w:rPr>
+                <w:b/>
+                <w:sz w:val="17"/>
+              </w:rPr>
+              <w:t>Pool-weighted blend</w:t>
+            </w:r>
+          </w:p>
+        </w:tc>
+      </w:tr>
+      <w:tr>
+        <w:tc>
+          <w:tcPr>
+            <w:tcW w:type="dxa" w:w="1728"/>
+          </w:tcPr>
+          <w:p>
+            <w:pPr>
+              <w:spacing w:before="20" w:after="20"/>
+              <w:jc w:val="left"/>
+            </w:pPr>
+            <w:r>
+              <w:rPr>
+                <w:b/>
+                <w:sz w:val="17"/>
+              </w:rPr>
+              <w:t>Free-grant equivalent</w:t>
+            </w:r>
+            <w:r>
+              <w:rPr>
+                <w:sz w:val="17"/>
+              </w:rPr>
+              <w:t xml:space="preserve"> — total PV, no member price</w:t>
+            </w:r>
+          </w:p>
+        </w:tc>
+        <w:tc>
+          <w:tcPr>
+            <w:tcW w:type="dxa" w:w="1728"/>
+          </w:tcPr>
+          <w:p>
+            <w:pPr>
+              <w:spacing w:before="20" w:after="20"/>
+              <w:jc w:val="right"/>
+            </w:pPr>
+            <w:r>
+              <w:rPr>
+                <w:b/>
+                <w:sz w:val="17"/>
+              </w:rPr>
+              <w:t>$123,520</w:t>
+            </w:r>
+          </w:p>
+        </w:tc>
+        <w:tc>
+          <w:tcPr>
+            <w:tcW w:type="dxa" w:w="1728"/>
+          </w:tcPr>
+          <w:p>
+            <w:pPr>
+              <w:spacing w:before="20" w:after="20"/>
+              <w:jc w:val="right"/>
+            </w:pPr>
+            <w:r>
+              <w:rPr>
+                <w:sz w:val="17"/>
+              </w:rPr>
+              <w:t>$58,971</w:t>
+            </w:r>
+          </w:p>
+        </w:tc>
+        <w:tc>
+          <w:tcPr>
+            <w:tcW w:type="dxa" w:w="1728"/>
+          </w:tcPr>
+          <w:p>
+            <w:pPr>
+              <w:spacing w:before="20" w:after="20"/>
+              <w:jc w:val="right"/>
+            </w:pPr>
+            <w:r>
+              <w:rPr>
+                <w:sz w:val="17"/>
+              </w:rPr>
+              <w:t>$30,281</w:t>
+            </w:r>
+          </w:p>
+        </w:tc>
+        <w:tc>
+          <w:tcPr>
+            <w:tcW w:type="dxa" w:w="1728"/>
+          </w:tcPr>
+          <w:p>
+            <w:pPr>
+              <w:spacing w:before="20" w:after="20"/>
+              <w:jc w:val="right"/>
+            </w:pPr>
+            <w:r>
+              <w:rPr>
+                <w:sz w:val="17"/>
+              </w:rPr>
+              <w:t>$71,864 lo / $68,254 hi</w:t>
+            </w:r>
+          </w:p>
+        </w:tc>
+      </w:tr>
+      <w:tr>
+        <w:tc>
+          <w:tcPr>
+            <w:tcW w:type="dxa" w:w="1728"/>
+          </w:tcPr>
+          <w:p>
+            <w:pPr>
+              <w:spacing w:before="20" w:after="20"/>
+              <w:jc w:val="left"/>
+            </w:pPr>
+            <w:r>
+              <w:rPr>
+                <w:sz w:val="17"/>
+              </w:rPr>
+              <w:t>Member price at the A-3 approximate normal cost</w:t>
+            </w:r>
+          </w:p>
+        </w:tc>
+        <w:tc>
+          <w:tcPr>
+            <w:tcW w:type="dxa" w:w="1728"/>
+          </w:tcPr>
+          <w:p>
+            <w:pPr>
+              <w:spacing w:before="20" w:after="20"/>
+              <w:jc w:val="right"/>
+            </w:pPr>
+            <w:r>
+              <w:rPr>
+                <w:sz w:val="17"/>
+              </w:rPr>
+              <w:t>$34,932</w:t>
+            </w:r>
+          </w:p>
+        </w:tc>
+        <w:tc>
+          <w:tcPr>
+            <w:tcW w:type="dxa" w:w="1728"/>
+          </w:tcPr>
+          <w:p>
+            <w:pPr>
+              <w:spacing w:before="20" w:after="20"/>
+              <w:jc w:val="right"/>
+            </w:pPr>
+            <w:r>
+              <w:rPr>
+                <w:sz w:val="17"/>
+              </w:rPr>
+              <w:t>$30,014</w:t>
+            </w:r>
+          </w:p>
+        </w:tc>
+        <w:tc>
+          <w:tcPr>
+            <w:tcW w:type="dxa" w:w="1728"/>
+          </w:tcPr>
+          <w:p>
+            <w:pPr>
+              <w:spacing w:before="20" w:after="20"/>
+              <w:jc w:val="right"/>
+            </w:pPr>
+            <w:r>
+              <w:rPr>
+                <w:sz w:val="17"/>
+              </w:rPr>
+              <w:t>$18,668</w:t>
+            </w:r>
+          </w:p>
+        </w:tc>
+        <w:tc>
+          <w:tcPr>
+            <w:tcW w:type="dxa" w:w="1728"/>
+          </w:tcPr>
+          <w:p>
+            <w:pPr>
+              <w:spacing w:before="20" w:after="20"/>
+              <w:jc w:val="right"/>
+            </w:pPr>
+            <w:r>
+              <w:rPr>
+                <w:sz w:val="17"/>
+              </w:rPr>
+              <w:t>—</w:t>
+            </w:r>
+          </w:p>
+        </w:tc>
+      </w:tr>
+      <w:tr>
+        <w:tc>
+          <w:tcPr>
+            <w:tcW w:type="dxa" w:w="1728"/>
+          </w:tcPr>
+          <w:p>
+            <w:pPr>
+              <w:spacing w:before="20" w:after="20"/>
+              <w:jc w:val="left"/>
+            </w:pPr>
+            <w:r>
+              <w:rPr>
+                <w:sz w:val="17"/>
+              </w:rPr>
+              <w:t>Net PV to the Fund after the member pays</w:t>
+            </w:r>
+          </w:p>
+        </w:tc>
+        <w:tc>
+          <w:tcPr>
+            <w:tcW w:type="dxa" w:w="1728"/>
+          </w:tcPr>
+          <w:p>
+            <w:pPr>
+              <w:spacing w:before="20" w:after="20"/>
+              <w:jc w:val="right"/>
+            </w:pPr>
+            <w:r>
+              <w:rPr>
+                <w:sz w:val="17"/>
+              </w:rPr>
+              <w:t>$88,587</w:t>
+            </w:r>
+          </w:p>
+        </w:tc>
+        <w:tc>
+          <w:tcPr>
+            <w:tcW w:type="dxa" w:w="1728"/>
+          </w:tcPr>
+          <w:p>
+            <w:pPr>
+              <w:spacing w:before="20" w:after="20"/>
+              <w:jc w:val="right"/>
+            </w:pPr>
+            <w:r>
+              <w:rPr>
+                <w:sz w:val="17"/>
+              </w:rPr>
+              <w:t>$28,957</w:t>
+            </w:r>
+          </w:p>
+        </w:tc>
+        <w:tc>
+          <w:tcPr>
+            <w:tcW w:type="dxa" w:w="1728"/>
+          </w:tcPr>
+          <w:p>
+            <w:pPr>
+              <w:spacing w:before="20" w:after="20"/>
+              <w:jc w:val="right"/>
+            </w:pPr>
+            <w:r>
+              <w:rPr>
+                <w:sz w:val="17"/>
+              </w:rPr>
+              <w:t>$11,614</w:t>
+            </w:r>
+          </w:p>
+        </w:tc>
+        <w:tc>
+          <w:tcPr>
+            <w:tcW w:type="dxa" w:w="1728"/>
+          </w:tcPr>
+          <w:p>
+            <w:pPr>
+              <w:spacing w:before="20" w:after="20"/>
+              <w:jc w:val="right"/>
+            </w:pPr>
+            <w:r>
+              <w:rPr>
+                <w:sz w:val="17"/>
+              </w:rPr>
+              <w:t>$44,491 lo / $41,637 hi</w:t>
+            </w:r>
+          </w:p>
+        </w:tc>
+      </w:tr>
+      <w:tr>
+        <w:tc>
+          <w:tcPr>
+            <w:tcW w:type="dxa" w:w="1728"/>
+          </w:tcPr>
+          <w:p>
+            <w:pPr>
+              <w:spacing w:before="20" w:after="20"/>
+              <w:jc w:val="left"/>
+            </w:pPr>
+            <w:r>
+              <w:rPr>
+                <w:sz w:val="17"/>
+              </w:rPr>
+              <w:t xml:space="preserve">Against VRS's $10,000 – $60,000 (average </w:t>
+            </w:r>
+            <w:r>
+              <w:rPr>
+                <w:b/>
+                <w:sz w:val="17"/>
+              </w:rPr>
+              <w:t>$35,000</w:t>
+            </w:r>
+            <w:r>
+              <w:rPr>
+                <w:sz w:val="17"/>
+              </w:rPr>
+              <w:t>)</w:t>
+            </w:r>
+          </w:p>
+        </w:tc>
+        <w:tc>
+          <w:tcPr>
+            <w:tcW w:type="dxa" w:w="1728"/>
+          </w:tcPr>
+          <w:p>
+            <w:pPr>
+              <w:spacing w:before="20" w:after="20"/>
+              <w:jc w:val="right"/>
+            </w:pPr>
+            <w:r>
+              <w:rPr>
+                <w:b/>
+                <w:sz w:val="17"/>
+              </w:rPr>
+              <w:t>2.06× the ceiling</w:t>
+            </w:r>
+          </w:p>
+        </w:tc>
+        <w:tc>
+          <w:tcPr>
+            <w:tcW w:type="dxa" w:w="1728"/>
+          </w:tcPr>
+          <w:p>
+            <w:pPr>
+              <w:spacing w:before="20" w:after="20"/>
+              <w:jc w:val="right"/>
+            </w:pPr>
+            <w:r>
+              <w:rPr>
+                <w:sz w:val="17"/>
+              </w:rPr>
+              <w:t>inside</w:t>
+            </w:r>
+          </w:p>
+        </w:tc>
+        <w:tc>
+          <w:tcPr>
+            <w:tcW w:type="dxa" w:w="1728"/>
+          </w:tcPr>
+          <w:p>
+            <w:pPr>
+              <w:spacing w:before="20" w:after="20"/>
+              <w:jc w:val="right"/>
+            </w:pPr>
+            <w:r>
+              <w:rPr>
+                <w:sz w:val="17"/>
+              </w:rPr>
+              <w:t>inside</w:t>
+            </w:r>
+          </w:p>
+        </w:tc>
+        <w:tc>
+          <w:tcPr>
+            <w:tcW w:type="dxa" w:w="1728"/>
+          </w:tcPr>
+          <w:p>
+            <w:pPr>
+              <w:spacing w:before="20" w:after="20"/>
+              <w:jc w:val="right"/>
+            </w:pPr>
+            <w:r>
+              <w:rPr>
+                <w:sz w:val="17"/>
+              </w:rPr>
+              <w:t>—</w:t>
+            </w:r>
+          </w:p>
+        </w:tc>
+      </w:tr>
+    </w:tbl>
+    <w:p>
+      <w:pPr>
+        <w:spacing w:before="0" w:after="0" w:line="80" w:lineRule="exact"/>
+      </w:pPr>
+      <w:r>
+        <w:rPr>
+          <w:sz w:val="8"/>
+        </w:rPr>
+      </w:r>
+    </w:p>
+    <w:p>
+      <w:r>
+        <w:t xml:space="preserve">The </w:t>
       </w:r>
       <w:r>
         <w:rPr>
@@ -22745,6 +23285,17 @@
         <w:t>1 − 1/m</w:t>
       </w:r>
       <w:r>
+        <w:t xml:space="preserve"> identity is sound and the comparison drawn from it was not. The member pays the approximate normal cost, so the Fund bears </w:t>
+      </w:r>
+      <w:r>
+        <w:rPr>
+          <w:rFonts w:ascii="Consolas" w:hAnsi="Consolas"/>
+          <w:color w:val="303030"/>
+          <w:sz w:val="18"/>
+        </w:rPr>
+        <w:t>1 − 1/m</w:t>
+      </w:r>
+      <w:r>
         <w:t xml:space="preserve"> of the value, where </w:t>
       </w:r>
       <w:r>
@@ -22756,7 +23307,29 @@
         <w:t>m</w:t>
       </w:r>
       <w:r>
-        <w:t xml:space="preserve"> is the AEC/ANC multiple.</w:t>
+        <w:t xml:space="preserve"> is the AEC/ANC multiple — and </w:t>
+      </w:r>
+      <w:r>
+        <w:rPr>
+          <w:rFonts w:ascii="Consolas" w:hAnsi="Consolas"/>
+          <w:color w:val="303030"/>
+          <w:sz w:val="18"/>
+        </w:rPr>
+        <w:t>1 − 1/m &lt; 1</w:t>
+      </w:r>
+      <w:r>
+        <w:t xml:space="preserve"> for every </w:t>
+      </w:r>
+      <w:r>
+        <w:rPr>
+          <w:rFonts w:ascii="Consolas" w:hAnsi="Consolas"/>
+          <w:color w:val="303030"/>
+          <w:sz w:val="18"/>
+        </w:rPr>
+        <w:t>m &gt; 1</w:t>
+      </w:r>
+      <w:r>
+        <w:t>:</w:t>
       </w:r>
     </w:p>
     <w:p>
@@ -22770,7 +23343,7 @@
           <w:color w:val="303030"/>
           <w:sz w:val="18"/>
         </w:rPr>
-        <w:t>Our blended A-3 net PV per purchaser / VRS free-grant average</w:t>
+        <w:t>WITHDRAWN - a 2.5-year net against VRS's 4-year average:</w:t>
       </w:r>
     </w:p>
     <w:p>
@@ -22784,7 +23357,7 @@
           <w:color w:val="303030"/>
           <w:sz w:val="18"/>
         </w:rPr>
-        <w:t xml:space="preserve">  = $24,627 / $35,000  =  0.704</w:t>
+        <w:t xml:space="preserve">  $24,627 / $35,000  =  0.704    apparently inside 1 - 1/m for m = 2.76x - 3.54x (0.638 .. 0.718)</w:t>
       </w:r>
     </w:p>
     <w:p>
@@ -22812,7 +23385,49 @@
           <w:color w:val="303030"/>
           <w:sz w:val="18"/>
         </w:rPr>
-        <w:t>Predicted band from the modelled multiples (FM-2 § 2.4, m = 2.76x - 3.54x):</w:t>
+        <w:t>MATCHED at 4 years:</w:t>
+      </w:r>
+    </w:p>
+    <w:p>
+      <w:pPr>
+        <w:spacing w:before="0" w:after="0" w:line="220" w:lineRule="exact"/>
+        <w:ind w:left="240"/>
+      </w:pPr>
+      <w:r>
+        <w:rPr>
+          <w:rFonts w:ascii="Consolas" w:hAnsi="Consolas"/>
+          <w:color w:val="303030"/>
+          <w:sz w:val="18"/>
+        </w:rPr>
+        <w:t xml:space="preserve">  $44,491 / $35,000  =  1.271    (low-end plan mix)</w:t>
+      </w:r>
+    </w:p>
+    <w:p>
+      <w:pPr>
+        <w:spacing w:before="0" w:after="0" w:line="220" w:lineRule="exact"/>
+        <w:ind w:left="240"/>
+      </w:pPr>
+      <w:r>
+        <w:rPr>
+          <w:rFonts w:ascii="Consolas" w:hAnsi="Consolas"/>
+          <w:color w:val="303030"/>
+          <w:sz w:val="18"/>
+        </w:rPr>
+        <w:t xml:space="preserve">  $41,637 / $35,000  =  1.190    (high-end plan mix)</w:t>
+      </w:r>
+    </w:p>
+    <w:p>
+      <w:pPr>
+        <w:spacing w:before="0" w:after="0" w:line="220" w:lineRule="exact"/>
+        <w:ind w:left="240"/>
+      </w:pPr>
+      <w:r>
+        <w:rPr>
+          <w:rFonts w:ascii="Consolas" w:hAnsi="Consolas"/>
+          <w:color w:val="303030"/>
+          <w:sz w:val="18"/>
+        </w:rPr>
+        <w:t xml:space="preserve">  -&gt; above 1, so no value of m can produce it. For 0.704 to hold at 4 years</w:t>
       </w:r>
     </w:p>
     <w:p>
@@ -22826,18 +23441,50 @@
           <w:color w:val="303030"/>
           <w:sz w:val="18"/>
         </w:rPr>
-        <w:t xml:space="preserve">  1 - 1/2.76 = 0.638   ...   1 - 1/3.54 = 0.718</w:t>
+        <w:t xml:space="preserve">     VRS's average would have to be $63,198, above its own $60,000 ceiling.</w:t>
       </w:r>
     </w:p>
     <w:p>
+      <w:r>
+        <w:t xml:space="preserve">Reproduce with </w:t>
+      </w:r>
+      <w:r>
+        <w:rPr>
+          <w:rFonts w:ascii="Consolas" w:hAnsi="Consolas"/>
+          <w:color w:val="303030"/>
+          <w:sz w:val="18"/>
+        </w:rPr>
+        <w:t>models/redteam_checks.py</w:t>
+      </w:r>
+      <w:r>
+        <w:t xml:space="preserve">, RT-2. </w:t>
+      </w:r>
       <w:r>
         <w:rPr>
           <w:b/>
         </w:rPr>
-        <w:t>0.704 sits inside that band</w:t>
-      </w:r>
-      <w:r>
-        <w:t>, and nearest to the 3.23× profile (0.690). Two independently constructed quantities — our per-purchaser present value, and VRS's average cost for a free grant — stand in the ratio the pricing structure requires, and neither half was built to produce the other.</w:t>
+        <w:t>The statement to carry is a bracket:</w:t>
+      </w:r>
+      <w:r>
+        <w:t xml:space="preserve"> our figures and VRS's straddle the answer and </w:t>
+      </w:r>
+      <w:r>
+        <w:rPr>
+          <w:b/>
+        </w:rPr>
+        <w:t>ours are the higher</w:t>
+      </w:r>
+      <w:r>
+        <w:t xml:space="preserve">. Taking VRS's $35,000 average as given and subtracting the A-3 four-year member price, the net to the Fund is </w:t>
+      </w:r>
+      <w:r>
+        <w:rPr>
+          <w:b/>
+        </w:rPr>
+        <w:t>$68 / $4,986 / $16,332</w:t>
+      </w:r>
+      <w:r>
+        <w:t xml:space="preserve"> across Plan 1 / Plan 2 / Hybrid — an order of magnitude below what we carry, and ordering the plans oppositely, because VRS's band is flat across plans while the A-3 price rises with the plan's normal-cost rate. Full derivation at FM-4 § 4.6.</w:t>
       </w:r>
     </w:p>
     <w:p>
@@ -22866,7 +23513,7 @@
         <w:t>free</w:t>
       </w:r>
       <w:r>
-        <w:t xml:space="preserve"> grant; our $24,627 is pool-weighted across all six employer groups and three plans. The plan mixes are not the same, and the teacher plan mix is unpublished (U-04). So this is a </w:t>
+        <w:t xml:space="preserve"> grant; our blend is pool-weighted across all six employer groups and three plans. The plan mixes are not the same, and the teacher plan mix is unpublished (U-04). So this remains a </w:t>
       </w:r>
       <w:r>
         <w:rPr>
@@ -22875,7 +23522,16 @@
         <w:t>magnitude-and-direction check, not a calibration</w:t>
       </w:r>
       <w:r>
-        <w:t xml:space="preserve"> — it says the figures are the right size and in the right order, not that either is confirmed to three digits. Red Team finding S-8 makes the same point against a stronger version of this comparison on the one-pager, and it is right to. The direction of the residual uncertainty is knowable: teachers are a longer-tenure workforce, so if they skew more Plan 1 than our blend does, VRS's $35,000 reflects a costlier mix and the true comparable ratio is </w:t>
+        <w:t xml:space="preserve"> — it says the figures are the right size and in the right order, not that either is confirmed to three digits. Red Team finding S-8 makes the same point against a stronger version of this comparison on the one-pager, and it is right to. The direction of the residual uncertainty is knowable, and after the restatement it runs </w:t>
+      </w:r>
+      <w:r>
+        <w:rPr>
+          <w:b/>
+        </w:rPr>
+        <w:t>against</w:t>
+      </w:r>
+      <w:r>
+        <w:t xml:space="preserve"> us: teachers are a longer-tenure workforce, so if they skew more Plan 1 than our blend does, VRS's $35,000 reflects a costlier mix than ours and the matched ratio is </w:t>
       </w:r>
       <w:r>
         <w:rPr>
@@ -22884,7 +23540,7 @@
         <w:t>higher</w:t>
       </w:r>
       <w:r>
-        <w:t xml:space="preserve"> than 0.704, not lower.</w:t>
+        <w:t xml:space="preserve"> than 1.19 – 1.27, not lower.</w:t>
       </w:r>
     </w:p>
     <w:p>
